--- a/arb/docx/55.content.docx
+++ b/arb/docx/55.content.docx
@@ -178,13 +178,6 @@
         <w:rPr>
           <w:lang w:val="ar_AE" w:bidi="ar_AE"/>
         </w:rPr>
-      </w:r>
-      <w:r>
-        <w:rPr>
-          <w:i/>
-          <w:lang w:val="ar_AE" w:bidi="ar_AE"/>
-        </w:rPr>
-        <w:t>2 تيموثاوس 1: 1, 2 تيموثاوس 1: 1–2, 2 تيموثاوس 1: 3, 2 تيموثاوس 1: 1–4, 2 تيموثاوس 1: 4, 2 تيموثاوس 1: 5, 2 تيموثاوس 1: 5–14, 2 تيموثاوس 1: 6, 2 تيموثاوس 1: 8, 2 تيموثاوس 1: 9–10, 2 تيموثاوس 1: 10, 2 تيموثاوس 1: 12, 2 تيموثاوس 1: 14, 2 تيموثاوس 1: 15, 2 تيموثاوس 1: 15–18, 2 تيموثاوس 2: 1, 2 تيموثاوس 2: 1–13, 2 تيموثاوس 2: 2, 2 تيموثاوس 2: 4–7, 2 تيموثاوس 2: 8, 2 تيموثاوس 2: 8–13, 2 تيموثاوس 2: 9, 2 تيموثاوس 2: 11, 2 تيموثاوس 2: 13, 2 تيموثاوس 2: 14–26, 2 تيموثاوس 2: 15, 2 تيموثاوس 2: 17, 2 تيموثاوس 2: 18, 2 تيموثاوس 2: 19, 2 تيموثاوس 2: 20–21, 2 تيموثاوس 2: 22, 2 تيموثاوس 2: 24, 2 تيموثاوس 2: 25, 2 تيموثاوس 3: 1–5, 2 تيموثاوس 3: 1–4: 8, 2 تيموثاوس 3: 5, 2 تيموثاوس 3: 6–7, 2 تيموثاوس 3: 8, 2 تيموثاوس 3: 11, 2 تيموثاوس 3: 14–15, 2 تيموثاوس 3: 16, 2 تيموثاوس 3: 16–17, 2 تيموثاوس 3: 17, 2 تيموثاوس 4: 1, 2 تيموثاوس 4: 1–8, 2 تيموثاوس 4: 5, 2 تيموثاوس 4: 5–8, 2 تيموثاوس 4: 6, 2 تيموثاوس 4: 6–8, 2 تيموثاوس 4: 7, 2 تيموثاوس 4: 8, 2 تيموثاوس 4: 9, 2 تيموثاوس 4: 10, 2 تيموثاوس 4: 11, 2 تيموثاوس 4: 12, 2 تيموثاوس 4: 13, 2 تيموثاوس 4: 14, 2 تيموثاوس 4: 16, 2 تيموثاوس 4: 17, 2 تيموثاوس 4: 18, 2 تيموثاوس 4: 19, 2 تيموثاوس 4: 19–21, 2 تيموثاوس 4: 20, 2 تيموثاوس 4: 21, 2 تيموثاوس 4: 22</w:t>
       </w:r>
       <w:r>
         <w:rPr>

--- a/arb/docx/55.content.docx
+++ b/arb/docx/55.content.docx
@@ -163,21 +163,6 @@
           <w:lang w:val="ar_AE" w:bidi="ar_AE"/>
         </w:rPr>
         <w:t>2TI</w:t>
-      </w:r>
-      <w:r>
-        <w:rPr>
-          <w:lang w:val="ar_AE" w:bidi="ar_AE"/>
-        </w:rPr>
-      </w:r>
-    </w:p>
-    <w:p>
-      <w:pPr>
-        <w:bidi/>
-      </w:pPr>
-      <w:r>
-        <w:rPr>
-          <w:lang w:val="ar_AE" w:bidi="ar_AE"/>
-        </w:rPr>
       </w:r>
       <w:r>
         <w:rPr>

--- a/arb/docx/55.content.docx
+++ b/arb/docx/55.content.docx
@@ -22,7 +22,7 @@
         <w:rPr>
           <w:lang w:val="ar_AE" w:bidi="ar_AE"/>
         </w:rPr>
-        <w:t>Resource: ملاحظات الدراسة (تينديل)</w:t>
+        <w:t>Resource: Tyndale Open Study Notes</w:t>
       </w:r>
       <w:r>
         <w:rPr>
@@ -122,7 +122,7 @@
         <w:rPr>
           <w:lang w:val="ar_AE" w:bidi="ar_AE"/>
         </w:rPr>
-        <w:t>ملاحظات الدراسة (تينديل)</w:t>
+        <w:t>Tyndale Open Study Notes</w:t>
       </w:r>
     </w:p>
     <w:p>

--- a/arb/docx/55.content.docx
+++ b/arb/docx/55.content.docx
@@ -22,7 +22,7 @@
         <w:rPr>
           <w:lang w:val="ar_AE" w:bidi="ar_AE"/>
         </w:rPr>
-        <w:t>Resource: Tyndale Open Study Notes</w:t>
+        <w:t>Resource: Aquifer Open Study Notes</w:t>
       </w:r>
       <w:r>
         <w:rPr>
@@ -122,7 +122,7 @@
         <w:rPr>
           <w:lang w:val="ar_AE" w:bidi="ar_AE"/>
         </w:rPr>
-        <w:t>Tyndale Open Study Notes</w:t>
+        <w:t>Aquifer Open Study Notes</w:t>
       </w:r>
     </w:p>
     <w:p>

--- a/arb/docx/55.content.docx
+++ b/arb/docx/55.content.docx
@@ -309,20 +309,14 @@
         </w:rPr>
         <w:t xml:space="preserve"> لأَجْلِ وَعْدِ الْحَيَاةِ : انظر </w:t>
       </w:r>
-      <w:hyperlink r:id="rId13">
-        <w:r>
-          <w:rPr>
-            <w:rtl/>
-            <w:cs/>
-            <w:lang w:val="ar_AE" w:bidi="ar_AE"/>
-          </w:rPr>
-          <w:rPr>
-            <w:color w:val="0000EE"/>
-            <w:u w:val="single"/>
-          </w:rPr>
-          <w:t>رومية 4:13–17</w:t>
-        </w:r>
-      </w:hyperlink>
+      <w:r>
+        <w:rPr>
+          <w:rtl/>
+          <w:cs/>
+          <w:lang w:val="ar_AE" w:bidi="ar_AE"/>
+        </w:rPr>
+        <w:t>رومية 4:13–17</w:t>
+      </w:r>
       <w:r>
         <w:rPr>
           <w:rtl/>
@@ -331,20 +325,14 @@
         </w:rPr>
         <w:t>. هذه الرسالة إلى تيموثاوس تحتفل بقيامة المسيح (</w:t>
       </w:r>
-      <w:hyperlink r:id="rId14">
-        <w:r>
-          <w:rPr>
-            <w:rtl/>
-            <w:cs/>
-            <w:lang w:val="ar_AE" w:bidi="ar_AE"/>
-          </w:rPr>
-          <w:rPr>
-            <w:color w:val="0000EE"/>
-            <w:u w:val="single"/>
-          </w:rPr>
-          <w:t>2 تيموثاوس 2:8</w:t>
-        </w:r>
-      </w:hyperlink>
+      <w:r>
+        <w:rPr>
+          <w:rtl/>
+          <w:cs/>
+          <w:lang w:val="ar_AE" w:bidi="ar_AE"/>
+        </w:rPr>
+        <w:t>2 تيموثاوس 2:8</w:t>
+      </w:r>
       <w:r>
         <w:rPr>
           <w:rtl/>
@@ -353,20 +341,14 @@
         </w:rPr>
         <w:t>) والحياة التي تنتج عنها (</w:t>
       </w:r>
-      <w:hyperlink r:id="rId15">
-        <w:r>
-          <w:rPr>
-            <w:rtl/>
-            <w:cs/>
-            <w:lang w:val="ar_AE" w:bidi="ar_AE"/>
-          </w:rPr>
-          <w:rPr>
-            <w:color w:val="0000EE"/>
-            <w:u w:val="single"/>
-          </w:rPr>
-          <w:t>1:10</w:t>
-        </w:r>
-      </w:hyperlink>
+      <w:r>
+        <w:rPr>
+          <w:rtl/>
+          <w:cs/>
+          <w:lang w:val="ar_AE" w:bidi="ar_AE"/>
+        </w:rPr>
+        <w:t>1:10</w:t>
+      </w:r>
       <w:r>
         <w:rPr>
           <w:rtl/>
@@ -375,20 +357,14 @@
         </w:rPr>
         <w:t>) كالإجابة على معاناة وموت الأتقياء (</w:t>
       </w:r>
-      <w:hyperlink r:id="rId16">
-        <w:r>
-          <w:rPr>
-            <w:rtl/>
-            <w:cs/>
-            <w:lang w:val="ar_AE" w:bidi="ar_AE"/>
-          </w:rPr>
-          <w:rPr>
-            <w:color w:val="0000EE"/>
-            <w:u w:val="single"/>
-          </w:rPr>
-          <w:t>3:12</w:t>
-        </w:r>
-      </w:hyperlink>
+      <w:r>
+        <w:rPr>
+          <w:rtl/>
+          <w:cs/>
+          <w:lang w:val="ar_AE" w:bidi="ar_AE"/>
+        </w:rPr>
+        <w:t>3:12</w:t>
+      </w:r>
       <w:r>
         <w:rPr>
           <w:rtl/>
@@ -397,20 +373,14 @@
         </w:rPr>
         <w:t>). حياة بولس نفسها تُظهر هذا الرجاء (</w:t>
       </w:r>
-      <w:hyperlink r:id="rId17">
-        <w:r>
-          <w:rPr>
-            <w:rtl/>
-            <w:cs/>
-            <w:lang w:val="ar_AE" w:bidi="ar_AE"/>
-          </w:rPr>
-          <w:rPr>
-            <w:color w:val="0000EE"/>
-            <w:u w:val="single"/>
-          </w:rPr>
-          <w:t>4:17–18</w:t>
-        </w:r>
-      </w:hyperlink>
+      <w:r>
+        <w:rPr>
+          <w:rtl/>
+          <w:cs/>
+          <w:lang w:val="ar_AE" w:bidi="ar_AE"/>
+        </w:rPr>
+        <w:t>4:17–18</w:t>
+      </w:r>
       <w:r>
         <w:rPr>
           <w:rtl/>
@@ -569,20 +539,14 @@
         </w:rPr>
         <w:t xml:space="preserve">أَعْبُدُهُ مِنْ أَجْدَادِي: انظر </w:t>
       </w:r>
-      <w:hyperlink r:id="rId18">
-        <w:r>
-          <w:rPr>
-            <w:rtl/>
-            <w:cs/>
-            <w:lang w:val="ar_AE" w:bidi="ar_AE"/>
-          </w:rPr>
-          <w:rPr>
-            <w:color w:val="0000EE"/>
-            <w:u w:val="single"/>
-          </w:rPr>
-          <w:t>فيلبي 3:5</w:t>
-        </w:r>
-      </w:hyperlink>
+      <w:r>
+        <w:rPr>
+          <w:rtl/>
+          <w:cs/>
+          <w:lang w:val="ar_AE" w:bidi="ar_AE"/>
+        </w:rPr>
+        <w:t>فيلبي 3:5</w:t>
+      </w:r>
       <w:r>
         <w:rPr>
           <w:rtl/>
@@ -591,20 +555,14 @@
         </w:rPr>
         <w:t xml:space="preserve">; قارن مع </w:t>
       </w:r>
-      <w:hyperlink r:id="rId19">
-        <w:r>
-          <w:rPr>
-            <w:rtl/>
-            <w:cs/>
-            <w:lang w:val="ar_AE" w:bidi="ar_AE"/>
-          </w:rPr>
-          <w:rPr>
-            <w:color w:val="0000EE"/>
-            <w:u w:val="single"/>
-          </w:rPr>
-          <w:t>تثنية 6:4–9</w:t>
-        </w:r>
-      </w:hyperlink>
+      <w:r>
+        <w:rPr>
+          <w:rtl/>
+          <w:cs/>
+          <w:lang w:val="ar_AE" w:bidi="ar_AE"/>
+        </w:rPr>
+        <w:t>تثنية 6:4–9</w:t>
+      </w:r>
       <w:r>
         <w:rPr>
           <w:rtl/>
@@ -613,20 +571,14 @@
         </w:rPr>
         <w:t xml:space="preserve">. • بِضَمِيرٍ طَاهِرٍ: قد يكون هذا متعلقًا بالهرطقة (انظر </w:t>
       </w:r>
-      <w:hyperlink r:id="rId20">
-        <w:r>
-          <w:rPr>
-            <w:rtl/>
-            <w:cs/>
-            <w:lang w:val="ar_AE" w:bidi="ar_AE"/>
-          </w:rPr>
-          <w:rPr>
-            <w:color w:val="0000EE"/>
-            <w:u w:val="single"/>
-          </w:rPr>
-          <w:t>2 تيموثاوس 2:17–18</w:t>
-        </w:r>
-      </w:hyperlink>
+      <w:r>
+        <w:rPr>
+          <w:rtl/>
+          <w:cs/>
+          <w:lang w:val="ar_AE" w:bidi="ar_AE"/>
+        </w:rPr>
+        <w:t>2 تيموثاوس 2:17–18</w:t>
+      </w:r>
       <w:r>
         <w:rPr>
           <w:rtl/>
@@ -635,20 +587,14 @@
         </w:rPr>
         <w:t xml:space="preserve">; انظر أيضًا </w:t>
       </w:r>
-      <w:hyperlink r:id="rId21">
-        <w:r>
-          <w:rPr>
-            <w:rtl/>
-            <w:cs/>
-            <w:lang w:val="ar_AE" w:bidi="ar_AE"/>
-          </w:rPr>
-          <w:rPr>
-            <w:color w:val="0000EE"/>
-            <w:u w:val="single"/>
-          </w:rPr>
-          <w:t>1 تيموثاوس 1:5</w:t>
-        </w:r>
-      </w:hyperlink>
+      <w:r>
+        <w:rPr>
+          <w:rtl/>
+          <w:cs/>
+          <w:lang w:val="ar_AE" w:bidi="ar_AE"/>
+        </w:rPr>
+        <w:t>1 تيموثاوس 1:5</w:t>
+      </w:r>
       <w:r>
         <w:rPr>
           <w:rtl/>
@@ -657,20 +603,14 @@
         </w:rPr>
         <w:t xml:space="preserve">) أو بدفاع بولس القانوني السابق من أجل نفسه (انظر </w:t>
       </w:r>
-      <w:hyperlink r:id="rId22">
-        <w:r>
-          <w:rPr>
-            <w:rtl/>
-            <w:cs/>
-            <w:lang w:val="ar_AE" w:bidi="ar_AE"/>
-          </w:rPr>
-          <w:rPr>
-            <w:color w:val="0000EE"/>
-            <w:u w:val="single"/>
-          </w:rPr>
-          <w:t>أعمال الرسل 23:1</w:t>
-        </w:r>
-      </w:hyperlink>
+      <w:r>
+        <w:rPr>
+          <w:rtl/>
+          <w:cs/>
+          <w:lang w:val="ar_AE" w:bidi="ar_AE"/>
+        </w:rPr>
+        <w:t>أعمال الرسل 23:1</w:t>
+      </w:r>
       <w:r>
         <w:rPr>
           <w:rtl/>
@@ -679,20 +619,14 @@
         </w:rPr>
         <w:t xml:space="preserve">; </w:t>
       </w:r>
-      <w:hyperlink r:id="rId23">
-        <w:r>
-          <w:rPr>
-            <w:rtl/>
-            <w:cs/>
-            <w:lang w:val="ar_AE" w:bidi="ar_AE"/>
-          </w:rPr>
-          <w:rPr>
-            <w:color w:val="0000EE"/>
-            <w:u w:val="single"/>
-          </w:rPr>
-          <w:t>24:14–16</w:t>
-        </w:r>
-      </w:hyperlink>
+      <w:r>
+        <w:rPr>
+          <w:rtl/>
+          <w:cs/>
+          <w:lang w:val="ar_AE" w:bidi="ar_AE"/>
+        </w:rPr>
+        <w:t>24:14–16</w:t>
+      </w:r>
       <w:r>
         <w:rPr>
           <w:rtl/>
@@ -768,20 +702,14 @@
         </w:rPr>
         <w:t xml:space="preserve">الشكر والصلاة هما جزءان ثابتان في رسائل بولس (مثل، </w:t>
       </w:r>
-      <w:hyperlink r:id="rId24">
-        <w:r>
-          <w:rPr>
-            <w:rtl/>
-            <w:cs/>
-            <w:lang w:val="ar_AE" w:bidi="ar_AE"/>
-          </w:rPr>
-          <w:rPr>
-            <w:color w:val="0000EE"/>
-            <w:u w:val="single"/>
-          </w:rPr>
-          <w:t>رومية 1:8–12</w:t>
-        </w:r>
-      </w:hyperlink>
+      <w:r>
+        <w:rPr>
+          <w:rtl/>
+          <w:cs/>
+          <w:lang w:val="ar_AE" w:bidi="ar_AE"/>
+        </w:rPr>
+        <w:t>رومية 1:8–12</w:t>
+      </w:r>
       <w:r>
         <w:rPr>
           <w:rtl/>
@@ -790,20 +718,14 @@
         </w:rPr>
         <w:t xml:space="preserve">؛ </w:t>
       </w:r>
-      <w:hyperlink r:id="rId25">
-        <w:r>
-          <w:rPr>
-            <w:rtl/>
-            <w:cs/>
-            <w:lang w:val="ar_AE" w:bidi="ar_AE"/>
-          </w:rPr>
-          <w:rPr>
-            <w:color w:val="0000EE"/>
-            <w:u w:val="single"/>
-          </w:rPr>
-          <w:t>كولوسي 1:3–14</w:t>
-        </w:r>
-      </w:hyperlink>
+      <w:r>
+        <w:rPr>
+          <w:rtl/>
+          <w:cs/>
+          <w:lang w:val="ar_AE" w:bidi="ar_AE"/>
+        </w:rPr>
+        <w:t>كولوسي 1:3–14</w:t>
+      </w:r>
       <w:r>
         <w:rPr>
           <w:rtl/>
@@ -812,20 +734,14 @@
         </w:rPr>
         <w:t xml:space="preserve">؛ قارن </w:t>
       </w:r>
-      <w:hyperlink r:id="rId26">
-        <w:r>
-          <w:rPr>
-            <w:rtl/>
-            <w:cs/>
-            <w:lang w:val="ar_AE" w:bidi="ar_AE"/>
-          </w:rPr>
-          <w:rPr>
-            <w:color w:val="0000EE"/>
-            <w:u w:val="single"/>
-          </w:rPr>
-          <w:t>غلاطية 1:6–10</w:t>
-        </w:r>
-      </w:hyperlink>
+      <w:r>
+        <w:rPr>
+          <w:rtl/>
+          <w:cs/>
+          <w:lang w:val="ar_AE" w:bidi="ar_AE"/>
+        </w:rPr>
+        <w:t>غلاطية 1:6–10</w:t>
+      </w:r>
       <w:r>
         <w:rPr>
           <w:rtl/>
@@ -917,20 +833,14 @@
         </w:rPr>
         <w:t xml:space="preserve">). • دموعك: ربما كان الاثنان قد افترقا آخر مرة عندما نُقل بولس إلى رومية وهو مقبوض عليه (قارن </w:t>
       </w:r>
-      <w:hyperlink r:id="rId27">
-        <w:r>
-          <w:rPr>
-            <w:rtl/>
-            <w:cs/>
-            <w:lang w:val="ar_AE" w:bidi="ar_AE"/>
-          </w:rPr>
-          <w:rPr>
-            <w:color w:val="0000EE"/>
-            <w:u w:val="single"/>
-          </w:rPr>
-          <w:t>أعمال الرسل 20:37–38</w:t>
-        </w:r>
-      </w:hyperlink>
+      <w:r>
+        <w:rPr>
+          <w:rtl/>
+          <w:cs/>
+          <w:lang w:val="ar_AE" w:bidi="ar_AE"/>
+        </w:rPr>
+        <w:t>أعمال الرسل 20:37–38</w:t>
+      </w:r>
       <w:r>
         <w:rPr>
           <w:rtl/>
@@ -939,20 +849,14 @@
         </w:rPr>
         <w:t xml:space="preserve">; </w:t>
       </w:r>
-      <w:hyperlink r:id="rId28">
-        <w:r>
-          <w:rPr>
-            <w:rtl/>
-            <w:cs/>
-            <w:lang w:val="ar_AE" w:bidi="ar_AE"/>
-          </w:rPr>
-          <w:rPr>
-            <w:color w:val="0000EE"/>
-            <w:u w:val="single"/>
-          </w:rPr>
-          <w:t>21:12–14</w:t>
-        </w:r>
-      </w:hyperlink>
+      <w:r>
+        <w:rPr>
+          <w:rtl/>
+          <w:cs/>
+          <w:lang w:val="ar_AE" w:bidi="ar_AE"/>
+        </w:rPr>
+        <w:t>21:12–14</w:t>
+      </w:r>
       <w:r>
         <w:rPr>
           <w:rtl/>
@@ -1028,20 +932,14 @@
         </w:rPr>
         <w:t xml:space="preserve">حول نسب تيموثاوس، انظر </w:t>
       </w:r>
-      <w:hyperlink r:id="rId29">
-        <w:r>
-          <w:rPr>
-            <w:rtl/>
-            <w:cs/>
-            <w:lang w:val="ar_AE" w:bidi="ar_AE"/>
-          </w:rPr>
-          <w:rPr>
-            <w:color w:val="0000EE"/>
-            <w:u w:val="single"/>
-          </w:rPr>
-          <w:t>أعمال الرسل 16:1–3</w:t>
-        </w:r>
-      </w:hyperlink>
+      <w:r>
+        <w:rPr>
+          <w:rtl/>
+          <w:cs/>
+          <w:lang w:val="ar_AE" w:bidi="ar_AE"/>
+        </w:rPr>
+        <w:t>أعمال الرسل 16:1–3</w:t>
+      </w:r>
       <w:r>
         <w:rPr>
           <w:rtl/>
@@ -1050,20 +948,14 @@
         </w:rPr>
         <w:t xml:space="preserve">؛ </w:t>
       </w:r>
-      <w:hyperlink r:id="rId30">
-        <w:r>
-          <w:rPr>
-            <w:rtl/>
-            <w:cs/>
-            <w:lang w:val="ar_AE" w:bidi="ar_AE"/>
-          </w:rPr>
-          <w:rPr>
-            <w:color w:val="0000EE"/>
-            <w:u w:val="single"/>
-          </w:rPr>
-          <w:t>1 تيموثاوس 1:2</w:t>
-        </w:r>
-      </w:hyperlink>
+      <w:r>
+        <w:rPr>
+          <w:rtl/>
+          <w:cs/>
+          <w:lang w:val="ar_AE" w:bidi="ar_AE"/>
+        </w:rPr>
+        <w:t>1 تيموثاوس 1:2</w:t>
+      </w:r>
       <w:r>
         <w:rPr>
           <w:rtl/>
@@ -1072,20 +964,14 @@
         </w:rPr>
         <w:t>. • الإيمان يشير إلى الإيمان المسيحي، لكن التراث اليهودي لتيموثاوس من خلال جدته وأمه يوضح كيف كان متجذرًا في تعليم العهد القديم (</w:t>
       </w:r>
-      <w:hyperlink r:id="rId31">
-        <w:r>
-          <w:rPr>
-            <w:rtl/>
-            <w:cs/>
-            <w:lang w:val="ar_AE" w:bidi="ar_AE"/>
-          </w:rPr>
-          <w:rPr>
-            <w:color w:val="0000EE"/>
-            <w:u w:val="single"/>
-          </w:rPr>
-          <w:t>2 تيموثاوس 3:14–15</w:t>
-        </w:r>
-      </w:hyperlink>
+      <w:r>
+        <w:rPr>
+          <w:rtl/>
+          <w:cs/>
+          <w:lang w:val="ar_AE" w:bidi="ar_AE"/>
+        </w:rPr>
+        <w:t>2 تيموثاوس 3:14–15</w:t>
+      </w:r>
       <w:r>
         <w:rPr>
           <w:rtl/>
@@ -1161,20 +1047,14 @@
         </w:rPr>
         <w:t xml:space="preserve">يدعو بولس تيموثاوس بلطف ولكن بحزم كي يأتي إلى رومية (انظر أيضًا </w:t>
       </w:r>
-      <w:hyperlink r:id="rId32">
-        <w:r>
-          <w:rPr>
-            <w:rtl/>
-            <w:cs/>
-            <w:lang w:val="ar_AE" w:bidi="ar_AE"/>
-          </w:rPr>
-          <w:rPr>
-            <w:color w:val="0000EE"/>
-            <w:u w:val="single"/>
-          </w:rPr>
-          <w:t>4:9</w:t>
-        </w:r>
-      </w:hyperlink>
+      <w:r>
+        <w:rPr>
+          <w:rtl/>
+          <w:cs/>
+          <w:lang w:val="ar_AE" w:bidi="ar_AE"/>
+        </w:rPr>
+        <w:t>4:9</w:t>
+      </w:r>
       <w:r>
         <w:rPr>
           <w:rtl/>
@@ -1183,20 +1063,14 @@
         </w:rPr>
         <w:t xml:space="preserve">، </w:t>
       </w:r>
-      <w:hyperlink r:id="rId33">
-        <w:r>
-          <w:rPr>
-            <w:rtl/>
-            <w:cs/>
-            <w:lang w:val="ar_AE" w:bidi="ar_AE"/>
-          </w:rPr>
-          <w:rPr>
-            <w:color w:val="0000EE"/>
-            <w:u w:val="single"/>
-          </w:rPr>
-          <w:t>21</w:t>
-        </w:r>
-      </w:hyperlink>
+      <w:r>
+        <w:rPr>
+          <w:rtl/>
+          <w:cs/>
+          <w:lang w:val="ar_AE" w:bidi="ar_AE"/>
+        </w:rPr>
+        <w:t>21</w:t>
+      </w:r>
       <w:r>
         <w:rPr>
           <w:rtl/>
@@ -1205,20 +1079,14 @@
         </w:rPr>
         <w:t xml:space="preserve">؛ قارن </w:t>
       </w:r>
-      <w:hyperlink r:id="rId34">
-        <w:r>
-          <w:rPr>
-            <w:rtl/>
-            <w:cs/>
-            <w:lang w:val="ar_AE" w:bidi="ar_AE"/>
-          </w:rPr>
-          <w:rPr>
-            <w:color w:val="0000EE"/>
-            <w:u w:val="single"/>
-          </w:rPr>
-          <w:t>1 تيموثاوس 1:3–11</w:t>
-        </w:r>
-      </w:hyperlink>
+      <w:r>
+        <w:rPr>
+          <w:rtl/>
+          <w:cs/>
+          <w:lang w:val="ar_AE" w:bidi="ar_AE"/>
+        </w:rPr>
+        <w:t>1 تيموثاوس 1:3–11</w:t>
+      </w:r>
       <w:r>
         <w:rPr>
           <w:rtl/>
@@ -1227,20 +1095,14 @@
         </w:rPr>
         <w:t xml:space="preserve">، </w:t>
       </w:r>
-      <w:hyperlink r:id="rId35">
-        <w:r>
-          <w:rPr>
-            <w:rtl/>
-            <w:cs/>
-            <w:lang w:val="ar_AE" w:bidi="ar_AE"/>
-          </w:rPr>
-          <w:rPr>
-            <w:color w:val="0000EE"/>
-            <w:u w:val="single"/>
-          </w:rPr>
-          <w:t>12–17</w:t>
-        </w:r>
-      </w:hyperlink>
+      <w:r>
+        <w:rPr>
+          <w:rtl/>
+          <w:cs/>
+          <w:lang w:val="ar_AE" w:bidi="ar_AE"/>
+        </w:rPr>
+        <w:t>12–17</w:t>
+      </w:r>
       <w:r>
         <w:rPr>
           <w:rtl/>
@@ -1249,20 +1111,14 @@
         </w:rPr>
         <w:t xml:space="preserve">). يبدو أن المعاناة والآلام كانت أكيدة إذا ظل تيموثاوس أمينًا، وقد أراد بولس أن يشدد عزيمة تيموثاوس. • تشكل الإشارات إلى الروح في </w:t>
       </w:r>
-      <w:hyperlink r:id="rId36">
-        <w:r>
-          <w:rPr>
-            <w:rtl/>
-            <w:cs/>
-            <w:lang w:val="ar_AE" w:bidi="ar_AE"/>
-          </w:rPr>
-          <w:rPr>
-            <w:color w:val="0000EE"/>
-            <w:u w:val="single"/>
-          </w:rPr>
-          <w:t>2 تيموثاوس 1:6–7</w:t>
-        </w:r>
-      </w:hyperlink>
+      <w:r>
+        <w:rPr>
+          <w:rtl/>
+          <w:cs/>
+          <w:lang w:val="ar_AE" w:bidi="ar_AE"/>
+        </w:rPr>
+        <w:t>2 تيموثاوس 1:6–7</w:t>
+      </w:r>
       <w:r>
         <w:rPr>
           <w:rtl/>
@@ -1271,20 +1127,14 @@
         </w:rPr>
         <w:t xml:space="preserve"> و</w:t>
       </w:r>
-      <w:hyperlink r:id="rId37">
-        <w:r>
-          <w:rPr>
-            <w:rtl/>
-            <w:cs/>
-            <w:lang w:val="ar_AE" w:bidi="ar_AE"/>
-          </w:rPr>
-          <w:rPr>
-            <w:color w:val="0000EE"/>
-            <w:u w:val="single"/>
-          </w:rPr>
-          <w:t>1:14</w:t>
-        </w:r>
-      </w:hyperlink>
+      <w:r>
+        <w:rPr>
+          <w:rtl/>
+          <w:cs/>
+          <w:lang w:val="ar_AE" w:bidi="ar_AE"/>
+        </w:rPr>
+        <w:t>1:14</w:t>
+      </w:r>
       <w:r>
         <w:rPr>
           <w:rtl/>
@@ -1377,20 +1227,14 @@
         </w:rPr>
         <w:t xml:space="preserve">أَنْ تُضْرِمَ أَيْضًا: عمل الروح ليس تلقائيًا - يجب أن يُنمَّى (انظر </w:t>
       </w:r>
-      <w:hyperlink r:id="rId38">
-        <w:r>
-          <w:rPr>
-            <w:rtl/>
-            <w:cs/>
-            <w:lang w:val="ar_AE" w:bidi="ar_AE"/>
-          </w:rPr>
-          <w:rPr>
-            <w:color w:val="0000EE"/>
-            <w:u w:val="single"/>
-          </w:rPr>
-          <w:t>أفسس 5:18–21</w:t>
-        </w:r>
-      </w:hyperlink>
+      <w:r>
+        <w:rPr>
+          <w:rtl/>
+          <w:cs/>
+          <w:lang w:val="ar_AE" w:bidi="ar_AE"/>
+        </w:rPr>
+        <w:t>أفسس 5:18–21</w:t>
+      </w:r>
       <w:r>
         <w:rPr>
           <w:rtl/>
@@ -1399,20 +1243,14 @@
         </w:rPr>
         <w:t xml:space="preserve">; </w:t>
       </w:r>
-      <w:hyperlink r:id="rId39">
-        <w:r>
-          <w:rPr>
-            <w:rtl/>
-            <w:cs/>
-            <w:lang w:val="ar_AE" w:bidi="ar_AE"/>
-          </w:rPr>
-          <w:rPr>
-            <w:color w:val="0000EE"/>
-            <w:u w:val="single"/>
-          </w:rPr>
-          <w:t>1 تسالونيكي 5:19–20</w:t>
-        </w:r>
-      </w:hyperlink>
+      <w:r>
+        <w:rPr>
+          <w:rtl/>
+          <w:cs/>
+          <w:lang w:val="ar_AE" w:bidi="ar_AE"/>
+        </w:rPr>
+        <w:t>1 تسالونيكي 5:19–20</w:t>
+      </w:r>
       <w:r>
         <w:rPr>
           <w:rtl/>
@@ -1421,20 +1259,14 @@
         </w:rPr>
         <w:t xml:space="preserve">; قارن </w:t>
       </w:r>
-      <w:hyperlink r:id="rId40">
-        <w:r>
-          <w:rPr>
-            <w:rtl/>
-            <w:cs/>
-            <w:lang w:val="ar_AE" w:bidi="ar_AE"/>
-          </w:rPr>
-          <w:rPr>
-            <w:color w:val="0000EE"/>
-            <w:u w:val="single"/>
-          </w:rPr>
-          <w:t>أعمال 4:31</w:t>
-        </w:r>
-      </w:hyperlink>
+      <w:r>
+        <w:rPr>
+          <w:rtl/>
+          <w:cs/>
+          <w:lang w:val="ar_AE" w:bidi="ar_AE"/>
+        </w:rPr>
+        <w:t>أعمال 4:31</w:t>
+      </w:r>
       <w:r>
         <w:rPr>
           <w:rtl/>
@@ -1443,20 +1275,14 @@
         </w:rPr>
         <w:t xml:space="preserve">; </w:t>
       </w:r>
-      <w:hyperlink r:id="rId41">
-        <w:r>
-          <w:rPr>
-            <w:rtl/>
-            <w:cs/>
-            <w:lang w:val="ar_AE" w:bidi="ar_AE"/>
-          </w:rPr>
-          <w:rPr>
-            <w:color w:val="0000EE"/>
-            <w:u w:val="single"/>
-          </w:rPr>
-          <w:t>7:55</w:t>
-        </w:r>
-      </w:hyperlink>
+      <w:r>
+        <w:rPr>
+          <w:rtl/>
+          <w:cs/>
+          <w:lang w:val="ar_AE" w:bidi="ar_AE"/>
+        </w:rPr>
+        <w:t>7:55</w:t>
+      </w:r>
       <w:r>
         <w:rPr>
           <w:rtl/>
@@ -1465,20 +1291,14 @@
         </w:rPr>
         <w:t xml:space="preserve">; </w:t>
       </w:r>
-      <w:hyperlink r:id="rId42">
-        <w:r>
-          <w:rPr>
-            <w:rtl/>
-            <w:cs/>
-            <w:lang w:val="ar_AE" w:bidi="ar_AE"/>
-          </w:rPr>
-          <w:rPr>
-            <w:color w:val="0000EE"/>
-            <w:u w:val="single"/>
-          </w:rPr>
-          <w:t>13:9</w:t>
-        </w:r>
-      </w:hyperlink>
+      <w:r>
+        <w:rPr>
+          <w:rtl/>
+          <w:cs/>
+          <w:lang w:val="ar_AE" w:bidi="ar_AE"/>
+        </w:rPr>
+        <w:t>13:9</w:t>
+      </w:r>
       <w:r>
         <w:rPr>
           <w:rtl/>
@@ -1487,20 +1307,14 @@
         </w:rPr>
         <w:t xml:space="preserve">). • مَوْهِبَةَ اللهِ هي تمكين الروح القدس للخدمة (انظر </w:t>
       </w:r>
-      <w:hyperlink r:id="rId43">
-        <w:r>
-          <w:rPr>
-            <w:rtl/>
-            <w:cs/>
-            <w:lang w:val="ar_AE" w:bidi="ar_AE"/>
-          </w:rPr>
-          <w:rPr>
-            <w:color w:val="0000EE"/>
-            <w:u w:val="single"/>
-          </w:rPr>
-          <w:t>1 كورنثوس 12:1–14:40</w:t>
-        </w:r>
-      </w:hyperlink>
+      <w:r>
+        <w:rPr>
+          <w:rtl/>
+          <w:cs/>
+          <w:lang w:val="ar_AE" w:bidi="ar_AE"/>
+        </w:rPr>
+        <w:t>1 كورنثوس 12:1–14:40</w:t>
+      </w:r>
       <w:r>
         <w:rPr>
           <w:rtl/>
@@ -1509,20 +1323,14 @@
         </w:rPr>
         <w:t xml:space="preserve">; قارن </w:t>
       </w:r>
-      <w:hyperlink r:id="rId44">
-        <w:r>
-          <w:rPr>
-            <w:rtl/>
-            <w:cs/>
-            <w:lang w:val="ar_AE" w:bidi="ar_AE"/>
-          </w:rPr>
-          <w:rPr>
-            <w:color w:val="0000EE"/>
-            <w:u w:val="single"/>
-          </w:rPr>
-          <w:t>أعمال 6:3</w:t>
-        </w:r>
-      </w:hyperlink>
+      <w:r>
+        <w:rPr>
+          <w:rtl/>
+          <w:cs/>
+          <w:lang w:val="ar_AE" w:bidi="ar_AE"/>
+        </w:rPr>
+        <w:t>أعمال 6:3</w:t>
+      </w:r>
       <w:r>
         <w:rPr>
           <w:rtl/>
@@ -1531,20 +1339,14 @@
         </w:rPr>
         <w:t xml:space="preserve">, </w:t>
       </w:r>
-      <w:hyperlink r:id="rId45">
-        <w:r>
-          <w:rPr>
-            <w:rtl/>
-            <w:cs/>
-            <w:lang w:val="ar_AE" w:bidi="ar_AE"/>
-          </w:rPr>
-          <w:rPr>
-            <w:color w:val="0000EE"/>
-            <w:u w:val="single"/>
-          </w:rPr>
-          <w:t>5</w:t>
-        </w:r>
-      </w:hyperlink>
+      <w:r>
+        <w:rPr>
+          <w:rtl/>
+          <w:cs/>
+          <w:lang w:val="ar_AE" w:bidi="ar_AE"/>
+        </w:rPr>
+        <w:t>5</w:t>
+      </w:r>
       <w:r>
         <w:rPr>
           <w:rtl/>
@@ -1553,20 +1355,14 @@
         </w:rPr>
         <w:t xml:space="preserve">; </w:t>
       </w:r>
-      <w:hyperlink r:id="rId46">
-        <w:r>
-          <w:rPr>
-            <w:rtl/>
-            <w:cs/>
-            <w:lang w:val="ar_AE" w:bidi="ar_AE"/>
-          </w:rPr>
-          <w:rPr>
-            <w:color w:val="0000EE"/>
-            <w:u w:val="single"/>
-          </w:rPr>
-          <w:t>11:24</w:t>
-        </w:r>
-      </w:hyperlink>
+      <w:r>
+        <w:rPr>
+          <w:rtl/>
+          <w:cs/>
+          <w:lang w:val="ar_AE" w:bidi="ar_AE"/>
+        </w:rPr>
+        <w:t>11:24</w:t>
+      </w:r>
       <w:r>
         <w:rPr>
           <w:rtl/>
@@ -1575,20 +1371,14 @@
         </w:rPr>
         <w:t>). • بِوَضْعِ يَدَيَّ: بولس والشيوخ (</w:t>
       </w:r>
-      <w:hyperlink r:id="rId47">
-        <w:r>
-          <w:rPr>
-            <w:rtl/>
-            <w:cs/>
-            <w:lang w:val="ar_AE" w:bidi="ar_AE"/>
-          </w:rPr>
-          <w:rPr>
-            <w:color w:val="0000EE"/>
-            <w:u w:val="single"/>
-          </w:rPr>
-          <w:t>1 تيموثاوس 4:14</w:t>
-        </w:r>
-      </w:hyperlink>
+      <w:r>
+        <w:rPr>
+          <w:rtl/>
+          <w:cs/>
+          <w:lang w:val="ar_AE" w:bidi="ar_AE"/>
+        </w:rPr>
+        <w:t>1 تيموثاوس 4:14</w:t>
+      </w:r>
       <w:r>
         <w:rPr>
           <w:rtl/>
@@ -1664,20 +1454,14 @@
         </w:rPr>
         <w:t>تلخص هذه الآية الرسالة. من المحتمل أن تيموثاوس كان سيواجه معاناة (</w:t>
       </w:r>
-      <w:hyperlink r:id="rId48">
-        <w:r>
-          <w:rPr>
-            <w:rtl/>
-            <w:cs/>
-            <w:lang w:val="ar_AE" w:bidi="ar_AE"/>
-          </w:rPr>
-          <w:rPr>
-            <w:color w:val="0000EE"/>
-            <w:u w:val="single"/>
-          </w:rPr>
-          <w:t>2:3</w:t>
-        </w:r>
-      </w:hyperlink>
+      <w:r>
+        <w:rPr>
+          <w:rtl/>
+          <w:cs/>
+          <w:lang w:val="ar_AE" w:bidi="ar_AE"/>
+        </w:rPr>
+        <w:t>2:3</w:t>
+      </w:r>
       <w:r>
         <w:rPr>
           <w:rtl/>
@@ -1686,20 +1470,14 @@
         </w:rPr>
         <w:t xml:space="preserve">; </w:t>
       </w:r>
-      <w:hyperlink r:id="rId16">
-        <w:r>
-          <w:rPr>
-            <w:rtl/>
-            <w:cs/>
-            <w:lang w:val="ar_AE" w:bidi="ar_AE"/>
-          </w:rPr>
-          <w:rPr>
-            <w:color w:val="0000EE"/>
-            <w:u w:val="single"/>
-          </w:rPr>
-          <w:t>3:12</w:t>
-        </w:r>
-      </w:hyperlink>
+      <w:r>
+        <w:rPr>
+          <w:rtl/>
+          <w:cs/>
+          <w:lang w:val="ar_AE" w:bidi="ar_AE"/>
+        </w:rPr>
+        <w:t>3:12</w:t>
+      </w:r>
       <w:r>
         <w:rPr>
           <w:rtl/>
@@ -1708,20 +1486,14 @@
         </w:rPr>
         <w:t xml:space="preserve">; </w:t>
       </w:r>
-      <w:hyperlink r:id="rId49">
-        <w:r>
-          <w:rPr>
-            <w:rtl/>
-            <w:cs/>
-            <w:lang w:val="ar_AE" w:bidi="ar_AE"/>
-          </w:rPr>
-          <w:rPr>
-            <w:color w:val="0000EE"/>
-            <w:u w:val="single"/>
-          </w:rPr>
-          <w:t>4:5</w:t>
-        </w:r>
-      </w:hyperlink>
+      <w:r>
+        <w:rPr>
+          <w:rtl/>
+          <w:cs/>
+          <w:lang w:val="ar_AE" w:bidi="ar_AE"/>
+        </w:rPr>
+        <w:t>4:5</w:t>
+      </w:r>
       <w:r>
         <w:rPr>
           <w:rtl/>
@@ -1730,20 +1502,14 @@
         </w:rPr>
         <w:t xml:space="preserve">; انظر </w:t>
       </w:r>
-      <w:hyperlink r:id="rId50">
-        <w:r>
-          <w:rPr>
-            <w:rtl/>
-            <w:cs/>
-            <w:lang w:val="ar_AE" w:bidi="ar_AE"/>
-          </w:rPr>
-          <w:rPr>
-            <w:color w:val="0000EE"/>
-            <w:u w:val="single"/>
-          </w:rPr>
-          <w:t>عبرانيين 13:23</w:t>
-        </w:r>
-      </w:hyperlink>
+      <w:r>
+        <w:rPr>
+          <w:rtl/>
+          <w:cs/>
+          <w:lang w:val="ar_AE" w:bidi="ar_AE"/>
+        </w:rPr>
+        <w:t>عبرانيين 13:23</w:t>
+      </w:r>
       <w:r>
         <w:rPr>
           <w:rtl/>
@@ -1819,20 +1585,14 @@
         </w:rPr>
         <w:t>يبرز هذا المقطع أهمية الطاعة (</w:t>
       </w:r>
-      <w:hyperlink r:id="rId51">
-        <w:r>
-          <w:rPr>
-            <w:rtl/>
-            <w:cs/>
-            <w:lang w:val="ar_AE" w:bidi="ar_AE"/>
-          </w:rPr>
-          <w:rPr>
-            <w:color w:val="0000EE"/>
-            <w:u w:val="single"/>
-          </w:rPr>
-          <w:t>1:8</w:t>
-        </w:r>
-      </w:hyperlink>
+      <w:r>
+        <w:rPr>
+          <w:rtl/>
+          <w:cs/>
+          <w:lang w:val="ar_AE" w:bidi="ar_AE"/>
+        </w:rPr>
+        <w:t>1:8</w:t>
+      </w:r>
       <w:r>
         <w:rPr>
           <w:rtl/>
@@ -1841,20 +1601,14 @@
         </w:rPr>
         <w:t xml:space="preserve">) ويُشجِّع تيموثاوس لذلك (انظر </w:t>
       </w:r>
-      <w:hyperlink r:id="rId52">
-        <w:r>
-          <w:rPr>
-            <w:rtl/>
-            <w:cs/>
-            <w:lang w:val="ar_AE" w:bidi="ar_AE"/>
-          </w:rPr>
-          <w:rPr>
-            <w:color w:val="0000EE"/>
-            <w:u w:val="single"/>
-          </w:rPr>
-          <w:t>1 تيموثاوس 1:15</w:t>
-        </w:r>
-      </w:hyperlink>
+      <w:r>
+        <w:rPr>
+          <w:rtl/>
+          <w:cs/>
+          <w:lang w:val="ar_AE" w:bidi="ar_AE"/>
+        </w:rPr>
+        <w:t>1 تيموثاوس 1:15</w:t>
+      </w:r>
       <w:r>
         <w:rPr>
           <w:rtl/>
@@ -1863,20 +1617,14 @@
         </w:rPr>
         <w:t xml:space="preserve">; </w:t>
       </w:r>
-      <w:hyperlink r:id="rId53">
-        <w:r>
-          <w:rPr>
-            <w:rtl/>
-            <w:cs/>
-            <w:lang w:val="ar_AE" w:bidi="ar_AE"/>
-          </w:rPr>
-          <w:rPr>
-            <w:color w:val="0000EE"/>
-            <w:u w:val="single"/>
-          </w:rPr>
-          <w:t>2:5–6</w:t>
-        </w:r>
-      </w:hyperlink>
+      <w:r>
+        <w:rPr>
+          <w:rtl/>
+          <w:cs/>
+          <w:lang w:val="ar_AE" w:bidi="ar_AE"/>
+        </w:rPr>
+        <w:t>2:5–6</w:t>
+      </w:r>
       <w:r>
         <w:rPr>
           <w:rtl/>
@@ -1885,20 +1633,14 @@
         </w:rPr>
         <w:t xml:space="preserve">). • الله الَّذِي خَلَّصَنَا . . . مُخَلِّصِنَا يَسُوعَ الْمَسِيحِ: يتم الإشارة إلى الله وإلى المسيح بالتبادل في دور المُخَلِّص (انظر </w:t>
       </w:r>
-      <w:hyperlink r:id="rId54">
-        <w:r>
-          <w:rPr>
-            <w:rtl/>
-            <w:cs/>
-            <w:lang w:val="ar_AE" w:bidi="ar_AE"/>
-          </w:rPr>
-          <w:rPr>
-            <w:color w:val="0000EE"/>
-            <w:u w:val="single"/>
-          </w:rPr>
-          <w:t>1 تيموثاوس 1:1</w:t>
-        </w:r>
-      </w:hyperlink>
+      <w:r>
+        <w:rPr>
+          <w:rtl/>
+          <w:cs/>
+          <w:lang w:val="ar_AE" w:bidi="ar_AE"/>
+        </w:rPr>
+        <w:t>1 تيموثاوس 1:1</w:t>
+      </w:r>
       <w:r>
         <w:rPr>
           <w:rtl/>
@@ -1907,20 +1649,14 @@
         </w:rPr>
         <w:t xml:space="preserve">; </w:t>
       </w:r>
-      <w:hyperlink r:id="rId55">
-        <w:r>
-          <w:rPr>
-            <w:rtl/>
-            <w:cs/>
-            <w:lang w:val="ar_AE" w:bidi="ar_AE"/>
-          </w:rPr>
-          <w:rPr>
-            <w:color w:val="0000EE"/>
-            <w:u w:val="single"/>
-          </w:rPr>
-          <w:t>2:3–4</w:t>
-        </w:r>
-      </w:hyperlink>
+      <w:r>
+        <w:rPr>
+          <w:rtl/>
+          <w:cs/>
+          <w:lang w:val="ar_AE" w:bidi="ar_AE"/>
+        </w:rPr>
+        <w:t>2:3–4</w:t>
+      </w:r>
       <w:r>
         <w:rPr>
           <w:rtl/>
@@ -1929,20 +1665,14 @@
         </w:rPr>
         <w:t xml:space="preserve">). • وَدَعَانَا دَعْوَةً مُقَدَّسَةً: الخلاص والتقوى مرتبطان (انظر </w:t>
       </w:r>
-      <w:hyperlink r:id="rId56">
-        <w:r>
-          <w:rPr>
-            <w:rtl/>
-            <w:cs/>
-            <w:lang w:val="ar_AE" w:bidi="ar_AE"/>
-          </w:rPr>
-          <w:rPr>
-            <w:color w:val="0000EE"/>
-            <w:u w:val="single"/>
-          </w:rPr>
-          <w:t>1 تيموثاوس 3 : 14- 16</w:t>
-        </w:r>
-      </w:hyperlink>
+      <w:r>
+        <w:rPr>
+          <w:rtl/>
+          <w:cs/>
+          <w:lang w:val="ar_AE" w:bidi="ar_AE"/>
+        </w:rPr>
+        <w:t>1 تيموثاوس 3 : 14- 16</w:t>
+      </w:r>
       <w:r>
         <w:rPr>
           <w:rtl/>
@@ -1951,20 +1681,14 @@
         </w:rPr>
         <w:t xml:space="preserve">; </w:t>
       </w:r>
-      <w:hyperlink r:id="rId57">
-        <w:r>
-          <w:rPr>
-            <w:rtl/>
-            <w:cs/>
-            <w:lang w:val="ar_AE" w:bidi="ar_AE"/>
-          </w:rPr>
-          <w:rPr>
-            <w:color w:val="0000EE"/>
-            <w:u w:val="single"/>
-          </w:rPr>
-          <w:t>5:8</w:t>
-        </w:r>
-      </w:hyperlink>
+      <w:r>
+        <w:rPr>
+          <w:rtl/>
+          <w:cs/>
+          <w:lang w:val="ar_AE" w:bidi="ar_AE"/>
+        </w:rPr>
+        <w:t>5:8</w:t>
+      </w:r>
       <w:r>
         <w:rPr>
           <w:rtl/>
@@ -1973,20 +1697,14 @@
         </w:rPr>
         <w:t xml:space="preserve">; </w:t>
       </w:r>
-      <w:hyperlink r:id="rId58">
-        <w:r>
-          <w:rPr>
-            <w:rtl/>
-            <w:cs/>
-            <w:lang w:val="ar_AE" w:bidi="ar_AE"/>
-          </w:rPr>
-          <w:rPr>
-            <w:color w:val="0000EE"/>
-            <w:u w:val="single"/>
-          </w:rPr>
-          <w:t>تيطس 2:11–14</w:t>
-        </w:r>
-      </w:hyperlink>
+      <w:r>
+        <w:rPr>
+          <w:rtl/>
+          <w:cs/>
+          <w:lang w:val="ar_AE" w:bidi="ar_AE"/>
+        </w:rPr>
+        <w:t>تيطس 2:11–14</w:t>
+      </w:r>
       <w:r>
         <w:rPr>
           <w:rtl/>
@@ -1995,20 +1713,14 @@
         </w:rPr>
         <w:t xml:space="preserve">; </w:t>
       </w:r>
-      <w:hyperlink r:id="rId59">
-        <w:r>
-          <w:rPr>
-            <w:rtl/>
-            <w:cs/>
-            <w:lang w:val="ar_AE" w:bidi="ar_AE"/>
-          </w:rPr>
-          <w:rPr>
-            <w:color w:val="0000EE"/>
-            <w:u w:val="single"/>
-          </w:rPr>
-          <w:t>3:4–7</w:t>
-        </w:r>
-      </w:hyperlink>
+      <w:r>
+        <w:rPr>
+          <w:rtl/>
+          <w:cs/>
+          <w:lang w:val="ar_AE" w:bidi="ar_AE"/>
+        </w:rPr>
+        <w:t>3:4–7</w:t>
+      </w:r>
       <w:r>
         <w:rPr>
           <w:rtl/>
@@ -2017,20 +1729,14 @@
         </w:rPr>
         <w:t xml:space="preserve">; </w:t>
       </w:r>
-      <w:hyperlink r:id="rId60">
-        <w:r>
-          <w:rPr>
-            <w:rtl/>
-            <w:cs/>
-            <w:lang w:val="ar_AE" w:bidi="ar_AE"/>
-          </w:rPr>
-          <w:rPr>
-            <w:color w:val="0000EE"/>
-            <w:u w:val="single"/>
-          </w:rPr>
-          <w:t>أفسس 2:10</w:t>
-        </w:r>
-      </w:hyperlink>
+      <w:r>
+        <w:rPr>
+          <w:rtl/>
+          <w:cs/>
+          <w:lang w:val="ar_AE" w:bidi="ar_AE"/>
+        </w:rPr>
+        <w:t>أفسس 2:10</w:t>
+      </w:r>
       <w:r>
         <w:rPr>
           <w:rtl/>
@@ -2039,20 +1745,14 @@
         </w:rPr>
         <w:t xml:space="preserve">). • لاَ بِمُقْتَضَى أَعْمَالِنَا: نحن نستحق الدينونة (انظر </w:t>
       </w:r>
-      <w:hyperlink r:id="rId61">
-        <w:r>
-          <w:rPr>
-            <w:rtl/>
-            <w:cs/>
-            <w:lang w:val="ar_AE" w:bidi="ar_AE"/>
-          </w:rPr>
-          <w:rPr>
-            <w:color w:val="0000EE"/>
-            <w:u w:val="single"/>
-          </w:rPr>
-          <w:t>رومية 3:23–24</w:t>
-        </w:r>
-      </w:hyperlink>
+      <w:r>
+        <w:rPr>
+          <w:rtl/>
+          <w:cs/>
+          <w:lang w:val="ar_AE" w:bidi="ar_AE"/>
+        </w:rPr>
+        <w:t>رومية 3:23–24</w:t>
+      </w:r>
       <w:r>
         <w:rPr>
           <w:rtl/>
@@ -2061,20 +1761,14 @@
         </w:rPr>
         <w:t xml:space="preserve">; </w:t>
       </w:r>
-      <w:hyperlink r:id="rId62">
-        <w:r>
-          <w:rPr>
-            <w:rtl/>
-            <w:cs/>
-            <w:lang w:val="ar_AE" w:bidi="ar_AE"/>
-          </w:rPr>
-          <w:rPr>
-            <w:color w:val="0000EE"/>
-            <w:u w:val="single"/>
-          </w:rPr>
-          <w:t>5:6–11</w:t>
-        </w:r>
-      </w:hyperlink>
+      <w:r>
+        <w:rPr>
+          <w:rtl/>
+          <w:cs/>
+          <w:lang w:val="ar_AE" w:bidi="ar_AE"/>
+        </w:rPr>
+        <w:t>5:6–11</w:t>
+      </w:r>
       <w:r>
         <w:rPr>
           <w:rtl/>
@@ -2083,20 +1777,14 @@
         </w:rPr>
         <w:t xml:space="preserve">; </w:t>
       </w:r>
-      <w:hyperlink r:id="rId63">
-        <w:r>
-          <w:rPr>
-            <w:rtl/>
-            <w:cs/>
-            <w:lang w:val="ar_AE" w:bidi="ar_AE"/>
-          </w:rPr>
-          <w:rPr>
-            <w:color w:val="0000EE"/>
-            <w:u w:val="single"/>
-          </w:rPr>
-          <w:t>أفسس 2:8–9</w:t>
-        </w:r>
-      </w:hyperlink>
+      <w:r>
+        <w:rPr>
+          <w:rtl/>
+          <w:cs/>
+          <w:lang w:val="ar_AE" w:bidi="ar_AE"/>
+        </w:rPr>
+        <w:t>أفسس 2:8–9</w:t>
+      </w:r>
       <w:r>
         <w:rPr>
           <w:rtl/>
@@ -2105,20 +1793,14 @@
         </w:rPr>
         <w:t xml:space="preserve">; </w:t>
       </w:r>
-      <w:hyperlink r:id="rId64">
-        <w:r>
-          <w:rPr>
-            <w:rtl/>
-            <w:cs/>
-            <w:lang w:val="ar_AE" w:bidi="ar_AE"/>
-          </w:rPr>
-          <w:rPr>
-            <w:color w:val="0000EE"/>
-            <w:u w:val="single"/>
-          </w:rPr>
-          <w:t>تيطس 3:5</w:t>
-        </w:r>
-      </w:hyperlink>
+      <w:r>
+        <w:rPr>
+          <w:rtl/>
+          <w:cs/>
+          <w:lang w:val="ar_AE" w:bidi="ar_AE"/>
+        </w:rPr>
+        <w:t>تيطس 3:5</w:t>
+      </w:r>
       <w:r>
         <w:rPr>
           <w:rtl/>
@@ -2127,20 +1809,14 @@
         </w:rPr>
         <w:t xml:space="preserve">). • بِمُقْتَضَى الْقَصْدِ وَالنِّعْمَةِ ... قَبْلَ الأَزْمِنَةِ الأَزَلِيَّةِ: انظر </w:t>
       </w:r>
-      <w:hyperlink r:id="rId65">
-        <w:r>
-          <w:rPr>
-            <w:rtl/>
-            <w:cs/>
-            <w:lang w:val="ar_AE" w:bidi="ar_AE"/>
-          </w:rPr>
-          <w:rPr>
-            <w:color w:val="0000EE"/>
-            <w:u w:val="single"/>
-          </w:rPr>
-          <w:t>تيطس 1:2</w:t>
-        </w:r>
-      </w:hyperlink>
+      <w:r>
+        <w:rPr>
+          <w:rtl/>
+          <w:cs/>
+          <w:lang w:val="ar_AE" w:bidi="ar_AE"/>
+        </w:rPr>
+        <w:t>تيطس 1:2</w:t>
+      </w:r>
       <w:r>
         <w:rPr>
           <w:rtl/>
@@ -2149,20 +1825,14 @@
         </w:rPr>
         <w:t xml:space="preserve">; </w:t>
       </w:r>
-      <w:hyperlink r:id="rId66">
-        <w:r>
-          <w:rPr>
-            <w:rtl/>
-            <w:cs/>
-            <w:lang w:val="ar_AE" w:bidi="ar_AE"/>
-          </w:rPr>
-          <w:rPr>
-            <w:color w:val="0000EE"/>
-            <w:u w:val="single"/>
-          </w:rPr>
-          <w:t>يوحنا 17:24</w:t>
-        </w:r>
-      </w:hyperlink>
+      <w:r>
+        <w:rPr>
+          <w:rtl/>
+          <w:cs/>
+          <w:lang w:val="ar_AE" w:bidi="ar_AE"/>
+        </w:rPr>
+        <w:t>يوحنا 17:24</w:t>
+      </w:r>
       <w:r>
         <w:rPr>
           <w:rtl/>
@@ -2171,20 +1841,14 @@
         </w:rPr>
         <w:t xml:space="preserve">; </w:t>
       </w:r>
-      <w:hyperlink r:id="rId67">
-        <w:r>
-          <w:rPr>
-            <w:rtl/>
-            <w:cs/>
-            <w:lang w:val="ar_AE" w:bidi="ar_AE"/>
-          </w:rPr>
-          <w:rPr>
-            <w:color w:val="0000EE"/>
-            <w:u w:val="single"/>
-          </w:rPr>
-          <w:t>أفسس 1:4</w:t>
-        </w:r>
-      </w:hyperlink>
+      <w:r>
+        <w:rPr>
+          <w:rtl/>
+          <w:cs/>
+          <w:lang w:val="ar_AE" w:bidi="ar_AE"/>
+        </w:rPr>
+        <w:t>أفسس 1:4</w:t>
+      </w:r>
       <w:r>
         <w:rPr>
           <w:rtl/>
@@ -2193,20 +1857,14 @@
         </w:rPr>
         <w:t xml:space="preserve">, </w:t>
       </w:r>
-      <w:hyperlink r:id="rId68">
-        <w:r>
-          <w:rPr>
-            <w:rtl/>
-            <w:cs/>
-            <w:lang w:val="ar_AE" w:bidi="ar_AE"/>
-          </w:rPr>
-          <w:rPr>
-            <w:color w:val="0000EE"/>
-            <w:u w:val="single"/>
-          </w:rPr>
-          <w:t>11</w:t>
-        </w:r>
-      </w:hyperlink>
+      <w:r>
+        <w:rPr>
+          <w:rtl/>
+          <w:cs/>
+          <w:lang w:val="ar_AE" w:bidi="ar_AE"/>
+        </w:rPr>
+        <w:t>11</w:t>
+      </w:r>
       <w:r>
         <w:rPr>
           <w:rtl/>
@@ -2215,20 +1873,14 @@
         </w:rPr>
         <w:t xml:space="preserve">; </w:t>
       </w:r>
-      <w:hyperlink r:id="rId69">
-        <w:r>
-          <w:rPr>
-            <w:rtl/>
-            <w:cs/>
-            <w:lang w:val="ar_AE" w:bidi="ar_AE"/>
-          </w:rPr>
-          <w:rPr>
-            <w:color w:val="0000EE"/>
-            <w:u w:val="single"/>
-          </w:rPr>
-          <w:t>1 بطرس 1:20</w:t>
-        </w:r>
-      </w:hyperlink>
+      <w:r>
+        <w:rPr>
+          <w:rtl/>
+          <w:cs/>
+          <w:lang w:val="ar_AE" w:bidi="ar_AE"/>
+        </w:rPr>
+        <w:t>1 بطرس 1:20</w:t>
+      </w:r>
       <w:r>
         <w:rPr>
           <w:rtl/>
@@ -2237,20 +1889,14 @@
         </w:rPr>
         <w:t xml:space="preserve">; </w:t>
       </w:r>
-      <w:hyperlink r:id="rId70">
-        <w:r>
-          <w:rPr>
-            <w:rtl/>
-            <w:cs/>
-            <w:lang w:val="ar_AE" w:bidi="ar_AE"/>
-          </w:rPr>
-          <w:rPr>
-            <w:color w:val="0000EE"/>
-            <w:u w:val="single"/>
-          </w:rPr>
-          <w:t>رؤيا 13:8</w:t>
-        </w:r>
-      </w:hyperlink>
+      <w:r>
+        <w:rPr>
+          <w:rtl/>
+          <w:cs/>
+          <w:lang w:val="ar_AE" w:bidi="ar_AE"/>
+        </w:rPr>
+        <w:t>رؤيا 13:8</w:t>
+      </w:r>
       <w:r>
         <w:rPr>
           <w:rtl/>
@@ -2326,20 +1972,14 @@
         </w:rPr>
         <w:t xml:space="preserve">هبة نعمة الله أُظْهِرَتِ الآنَ في التاريخ بِظُهُورِ مُخَلِّصِنَا يَسُوعَ الْمَسِيحِ (انظر </w:t>
       </w:r>
-      <w:hyperlink r:id="rId71">
-        <w:r>
-          <w:rPr>
-            <w:rtl/>
-            <w:cs/>
-            <w:lang w:val="ar_AE" w:bidi="ar_AE"/>
-          </w:rPr>
-          <w:rPr>
-            <w:color w:val="0000EE"/>
-            <w:u w:val="single"/>
-          </w:rPr>
-          <w:t>رومية 16:26</w:t>
-        </w:r>
-      </w:hyperlink>
+      <w:r>
+        <w:rPr>
+          <w:rtl/>
+          <w:cs/>
+          <w:lang w:val="ar_AE" w:bidi="ar_AE"/>
+        </w:rPr>
+        <w:t>رومية 16:26</w:t>
+      </w:r>
       <w:r>
         <w:rPr>
           <w:rtl/>
@@ -2348,20 +1988,14 @@
         </w:rPr>
         <w:t xml:space="preserve">; </w:t>
       </w:r>
-      <w:hyperlink r:id="rId69">
-        <w:r>
-          <w:rPr>
-            <w:rtl/>
-            <w:cs/>
-            <w:lang w:val="ar_AE" w:bidi="ar_AE"/>
-          </w:rPr>
-          <w:rPr>
-            <w:color w:val="0000EE"/>
-            <w:u w:val="single"/>
-          </w:rPr>
-          <w:t>1 بطرس 1:20</w:t>
-        </w:r>
-      </w:hyperlink>
+      <w:r>
+        <w:rPr>
+          <w:rtl/>
+          <w:cs/>
+          <w:lang w:val="ar_AE" w:bidi="ar_AE"/>
+        </w:rPr>
+        <w:t>1 بطرس 1:20</w:t>
+      </w:r>
       <w:r>
         <w:rPr>
           <w:rtl/>
@@ -2386,20 +2020,14 @@
         </w:rPr>
         <w:t xml:space="preserve">. • الَّذِي أَبْطَلَ الْمَوْتَ: انظر </w:t>
       </w:r>
-      <w:hyperlink r:id="rId72">
-        <w:r>
-          <w:rPr>
-            <w:rtl/>
-            <w:cs/>
-            <w:lang w:val="ar_AE" w:bidi="ar_AE"/>
-          </w:rPr>
-          <w:rPr>
-            <w:color w:val="0000EE"/>
-            <w:u w:val="single"/>
-          </w:rPr>
-          <w:t>1 كورنثوس 15:26</w:t>
-        </w:r>
-      </w:hyperlink>
+      <w:r>
+        <w:rPr>
+          <w:rtl/>
+          <w:cs/>
+          <w:lang w:val="ar_AE" w:bidi="ar_AE"/>
+        </w:rPr>
+        <w:t>1 كورنثوس 15:26</w:t>
+      </w:r>
       <w:r>
         <w:rPr>
           <w:rtl/>
@@ -2408,20 +2036,14 @@
         </w:rPr>
         <w:t xml:space="preserve">; </w:t>
       </w:r>
-      <w:hyperlink r:id="rId73">
-        <w:r>
-          <w:rPr>
-            <w:rtl/>
-            <w:cs/>
-            <w:lang w:val="ar_AE" w:bidi="ar_AE"/>
-          </w:rPr>
-          <w:rPr>
-            <w:color w:val="0000EE"/>
-            <w:u w:val="single"/>
-          </w:rPr>
-          <w:t>2 تسالونيكي 2:8</w:t>
-        </w:r>
-      </w:hyperlink>
+      <w:r>
+        <w:rPr>
+          <w:rtl/>
+          <w:cs/>
+          <w:lang w:val="ar_AE" w:bidi="ar_AE"/>
+        </w:rPr>
+        <w:t>2 تسالونيكي 2:8</w:t>
+      </w:r>
       <w:r>
         <w:rPr>
           <w:rtl/>
@@ -2430,20 +2052,14 @@
         </w:rPr>
         <w:t xml:space="preserve">; </w:t>
       </w:r>
-      <w:hyperlink r:id="rId74">
-        <w:r>
-          <w:rPr>
-            <w:rtl/>
-            <w:cs/>
-            <w:lang w:val="ar_AE" w:bidi="ar_AE"/>
-          </w:rPr>
-          <w:rPr>
-            <w:color w:val="0000EE"/>
-            <w:u w:val="single"/>
-          </w:rPr>
-          <w:t>عبرانيين 2:14</w:t>
-        </w:r>
-      </w:hyperlink>
+      <w:r>
+        <w:rPr>
+          <w:rtl/>
+          <w:cs/>
+          <w:lang w:val="ar_AE" w:bidi="ar_AE"/>
+        </w:rPr>
+        <w:t>عبرانيين 2:14</w:t>
+      </w:r>
       <w:r>
         <w:rPr>
           <w:rtl/>
@@ -2452,20 +2068,14 @@
         </w:rPr>
         <w:t xml:space="preserve">. • وَأَنَارَ الْحَيَاةَ: انظر </w:t>
       </w:r>
-      <w:hyperlink r:id="rId75">
-        <w:r>
-          <w:rPr>
-            <w:rtl/>
-            <w:cs/>
-            <w:lang w:val="ar_AE" w:bidi="ar_AE"/>
-          </w:rPr>
-          <w:rPr>
-            <w:color w:val="0000EE"/>
-            <w:u w:val="single"/>
-          </w:rPr>
-          <w:t>2 تيموثاوس 1:1</w:t>
-        </w:r>
-      </w:hyperlink>
+      <w:r>
+        <w:rPr>
+          <w:rtl/>
+          <w:cs/>
+          <w:lang w:val="ar_AE" w:bidi="ar_AE"/>
+        </w:rPr>
+        <w:t>2 تيموثاوس 1:1</w:t>
+      </w:r>
       <w:r>
         <w:rPr>
           <w:rtl/>
@@ -2474,20 +2084,14 @@
         </w:rPr>
         <w:t xml:space="preserve">; </w:t>
       </w:r>
-      <w:hyperlink r:id="rId76">
-        <w:r>
-          <w:rPr>
-            <w:rtl/>
-            <w:cs/>
-            <w:lang w:val="ar_AE" w:bidi="ar_AE"/>
-          </w:rPr>
-          <w:rPr>
-            <w:color w:val="0000EE"/>
-            <w:u w:val="single"/>
-          </w:rPr>
-          <w:t>1 كورنثوس 15:53–54</w:t>
-        </w:r>
-      </w:hyperlink>
+      <w:r>
+        <w:rPr>
+          <w:rtl/>
+          <w:cs/>
+          <w:lang w:val="ar_AE" w:bidi="ar_AE"/>
+        </w:rPr>
+        <w:t>1 كورنثوس 15:53–54</w:t>
+      </w:r>
       <w:r>
         <w:rPr>
           <w:rtl/>
@@ -2496,20 +2100,14 @@
         </w:rPr>
         <w:t xml:space="preserve">; </w:t>
       </w:r>
-      <w:hyperlink r:id="rId65">
-        <w:r>
-          <w:rPr>
-            <w:rtl/>
-            <w:cs/>
-            <w:lang w:val="ar_AE" w:bidi="ar_AE"/>
-          </w:rPr>
-          <w:rPr>
-            <w:color w:val="0000EE"/>
-            <w:u w:val="single"/>
-          </w:rPr>
-          <w:t>تيطس 1:2</w:t>
-        </w:r>
-      </w:hyperlink>
+      <w:r>
+        <w:rPr>
+          <w:rtl/>
+          <w:cs/>
+          <w:lang w:val="ar_AE" w:bidi="ar_AE"/>
+        </w:rPr>
+        <w:t>تيطس 1:2</w:t>
+      </w:r>
       <w:r>
         <w:rPr>
           <w:rtl/>
@@ -2518,20 +2116,14 @@
         </w:rPr>
         <w:t xml:space="preserve">. • بِوَاسِطَةِ الإِنْجِيلِ: يُقدَّم الخلاص بواسطة المسيح، ولكن آثاره تُنقل من خلال إعلان الأخبار السارة (انظر </w:t>
       </w:r>
-      <w:hyperlink r:id="rId77">
-        <w:r>
-          <w:rPr>
-            <w:rtl/>
-            <w:cs/>
-            <w:lang w:val="ar_AE" w:bidi="ar_AE"/>
-          </w:rPr>
-          <w:rPr>
-            <w:color w:val="0000EE"/>
-            <w:u w:val="single"/>
-          </w:rPr>
-          <w:t>تيطس 1:2–3</w:t>
-        </w:r>
-      </w:hyperlink>
+      <w:r>
+        <w:rPr>
+          <w:rtl/>
+          <w:cs/>
+          <w:lang w:val="ar_AE" w:bidi="ar_AE"/>
+        </w:rPr>
+        <w:t>تيطس 1:2–3</w:t>
+      </w:r>
       <w:r>
         <w:rPr>
           <w:rtl/>
@@ -2540,20 +2132,14 @@
         </w:rPr>
         <w:t xml:space="preserve">; </w:t>
       </w:r>
-      <w:hyperlink r:id="rId78">
-        <w:r>
-          <w:rPr>
-            <w:rtl/>
-            <w:cs/>
-            <w:lang w:val="ar_AE" w:bidi="ar_AE"/>
-          </w:rPr>
-          <w:rPr>
-            <w:color w:val="0000EE"/>
-            <w:u w:val="single"/>
-          </w:rPr>
-          <w:t>رومية 1:16–17</w:t>
-        </w:r>
-      </w:hyperlink>
+      <w:r>
+        <w:rPr>
+          <w:rtl/>
+          <w:cs/>
+          <w:lang w:val="ar_AE" w:bidi="ar_AE"/>
+        </w:rPr>
+        <w:t>رومية 1:16–17</w:t>
+      </w:r>
       <w:r>
         <w:rPr>
           <w:rtl/>
@@ -2562,20 +2148,14 @@
         </w:rPr>
         <w:t xml:space="preserve">; </w:t>
       </w:r>
-      <w:hyperlink r:id="rId79">
-        <w:r>
-          <w:rPr>
-            <w:rtl/>
-            <w:cs/>
-            <w:lang w:val="ar_AE" w:bidi="ar_AE"/>
-          </w:rPr>
-          <w:rPr>
-            <w:color w:val="0000EE"/>
-            <w:u w:val="single"/>
-          </w:rPr>
-          <w:t>10:14–15</w:t>
-        </w:r>
-      </w:hyperlink>
+      <w:r>
+        <w:rPr>
+          <w:rtl/>
+          <w:cs/>
+          <w:lang w:val="ar_AE" w:bidi="ar_AE"/>
+        </w:rPr>
+        <w:t>10:14–15</w:t>
+      </w:r>
       <w:r>
         <w:rPr>
           <w:rtl/>
@@ -2651,20 +2231,14 @@
         </w:rPr>
         <w:t xml:space="preserve">كان لدى بولس ثقة كاملة عندما واجه موته (انظر </w:t>
       </w:r>
-      <w:hyperlink r:id="rId17">
-        <w:r>
-          <w:rPr>
-            <w:rtl/>
-            <w:cs/>
-            <w:lang w:val="ar_AE" w:bidi="ar_AE"/>
-          </w:rPr>
-          <w:rPr>
-            <w:color w:val="0000EE"/>
-            <w:u w:val="single"/>
-          </w:rPr>
-          <w:t>4:17–18</w:t>
-        </w:r>
-      </w:hyperlink>
+      <w:r>
+        <w:rPr>
+          <w:rtl/>
+          <w:cs/>
+          <w:lang w:val="ar_AE" w:bidi="ar_AE"/>
+        </w:rPr>
+        <w:t>4:17–18</w:t>
+      </w:r>
       <w:r>
         <w:rPr>
           <w:rtl/>
@@ -2673,20 +2247,14 @@
         </w:rPr>
         <w:t xml:space="preserve">؛ </w:t>
       </w:r>
-      <w:hyperlink r:id="rId80">
-        <w:r>
-          <w:rPr>
-            <w:rtl/>
-            <w:cs/>
-            <w:lang w:val="ar_AE" w:bidi="ar_AE"/>
-          </w:rPr>
-          <w:rPr>
-            <w:color w:val="0000EE"/>
-            <w:u w:val="single"/>
-          </w:rPr>
-          <w:t>رومية 1:16</w:t>
-        </w:r>
-      </w:hyperlink>
+      <w:r>
+        <w:rPr>
+          <w:rtl/>
+          <w:cs/>
+          <w:lang w:val="ar_AE" w:bidi="ar_AE"/>
+        </w:rPr>
+        <w:t>رومية 1:16</w:t>
+      </w:r>
       <w:r>
         <w:rPr>
           <w:rtl/>
@@ -2695,20 +2263,14 @@
         </w:rPr>
         <w:t xml:space="preserve">؛ </w:t>
       </w:r>
-      <w:hyperlink r:id="rId81">
-        <w:r>
-          <w:rPr>
-            <w:rtl/>
-            <w:cs/>
-            <w:lang w:val="ar_AE" w:bidi="ar_AE"/>
-          </w:rPr>
-          <w:rPr>
-            <w:color w:val="0000EE"/>
-            <w:u w:val="single"/>
-          </w:rPr>
-          <w:t>2 كورنثوس 4:8–9</w:t>
-        </w:r>
-      </w:hyperlink>
+      <w:r>
+        <w:rPr>
+          <w:rtl/>
+          <w:cs/>
+          <w:lang w:val="ar_AE" w:bidi="ar_AE"/>
+        </w:rPr>
+        <w:t>2 كورنثوس 4:8–9</w:t>
+      </w:r>
       <w:r>
         <w:rPr>
           <w:rtl/>
@@ -2717,20 +2279,14 @@
         </w:rPr>
         <w:t xml:space="preserve">؛ </w:t>
       </w:r>
-      <w:hyperlink r:id="rId82">
-        <w:r>
-          <w:rPr>
-            <w:rtl/>
-            <w:cs/>
-            <w:lang w:val="ar_AE" w:bidi="ar_AE"/>
-          </w:rPr>
-          <w:rPr>
-            <w:color w:val="0000EE"/>
-            <w:u w:val="single"/>
-          </w:rPr>
-          <w:t>فيلبي 1:20</w:t>
-        </w:r>
-      </w:hyperlink>
+      <w:r>
+        <w:rPr>
+          <w:rtl/>
+          <w:cs/>
+          <w:lang w:val="ar_AE" w:bidi="ar_AE"/>
+        </w:rPr>
+        <w:t>فيلبي 1:20</w:t>
+      </w:r>
       <w:r>
         <w:rPr>
           <w:rtl/>
@@ -2739,20 +2295,14 @@
         </w:rPr>
         <w:t xml:space="preserve">)؛ وكان مثالًا لتيموثاوس كي يتبعه (انظر </w:t>
       </w:r>
-      <w:hyperlink r:id="rId51">
-        <w:r>
-          <w:rPr>
-            <w:rtl/>
-            <w:cs/>
-            <w:lang w:val="ar_AE" w:bidi="ar_AE"/>
-          </w:rPr>
-          <w:rPr>
-            <w:color w:val="0000EE"/>
-            <w:u w:val="single"/>
-          </w:rPr>
-          <w:t>2 تيموثاوس 1:8</w:t>
-        </w:r>
-      </w:hyperlink>
+      <w:r>
+        <w:rPr>
+          <w:rtl/>
+          <w:cs/>
+          <w:lang w:val="ar_AE" w:bidi="ar_AE"/>
+        </w:rPr>
+        <w:t>2 تيموثاوس 1:8</w:t>
+      </w:r>
       <w:r>
         <w:rPr>
           <w:rtl/>
@@ -2778,20 +2328,14 @@
         </w:rPr>
         <w:t xml:space="preserve"> حرفيًا وَدِيعَتِي): وَدِيعَتِي قد تكون إما الأخبار السارة التي ائتُمن عليها بولس (انظر </w:t>
       </w:r>
-      <w:hyperlink r:id="rId83">
-        <w:r>
-          <w:rPr>
-            <w:rtl/>
-            <w:cs/>
-            <w:lang w:val="ar_AE" w:bidi="ar_AE"/>
-          </w:rPr>
-          <w:rPr>
-            <w:color w:val="0000EE"/>
-            <w:u w:val="single"/>
-          </w:rPr>
-          <w:t>1 تيموثاوس 6:20</w:t>
-        </w:r>
-      </w:hyperlink>
+      <w:r>
+        <w:rPr>
+          <w:rtl/>
+          <w:cs/>
+          <w:lang w:val="ar_AE" w:bidi="ar_AE"/>
+        </w:rPr>
+        <w:t>1 تيموثاوس 6:20</w:t>
+      </w:r>
       <w:r>
         <w:rPr>
           <w:rtl/>
@@ -2932,20 +2476,14 @@
         </w:rPr>
         <w:t xml:space="preserve">; انظر أيضًا </w:t>
       </w:r>
-      <w:hyperlink r:id="rId83">
-        <w:r>
-          <w:rPr>
-            <w:rtl/>
-            <w:cs/>
-            <w:lang w:val="ar_AE" w:bidi="ar_AE"/>
-          </w:rPr>
-          <w:rPr>
-            <w:color w:val="0000EE"/>
-            <w:u w:val="single"/>
-          </w:rPr>
-          <w:t>1 تيموثاوس 6:20</w:t>
-        </w:r>
-      </w:hyperlink>
+      <w:r>
+        <w:rPr>
+          <w:rtl/>
+          <w:cs/>
+          <w:lang w:val="ar_AE" w:bidi="ar_AE"/>
+        </w:rPr>
+        <w:t>1 تيموثاوس 6:20</w:t>
+      </w:r>
       <w:r>
         <w:rPr>
           <w:rtl/>
@@ -3021,20 +2559,14 @@
         </w:rPr>
         <w:t xml:space="preserve"> جَمِيعَ الَّذِينَ ... ارْتَدُّوا عَنِّي: حدث هذا الارتداد إما في رومية أو في مقاطعة آسيا عندما تم القبض على بولس. قد يكون بولس قد رأى هذا كطريقة أخرى لحياته كي تتبع نمط المسيح (انظر </w:t>
       </w:r>
-      <w:hyperlink r:id="rId84">
-        <w:r>
-          <w:rPr>
-            <w:rtl/>
-            <w:cs/>
-            <w:lang w:val="ar_AE" w:bidi="ar_AE"/>
-          </w:rPr>
-          <w:rPr>
-            <w:color w:val="0000EE"/>
-            <w:u w:val="single"/>
-          </w:rPr>
-          <w:t>متى 26:31</w:t>
-        </w:r>
-      </w:hyperlink>
+      <w:r>
+        <w:rPr>
+          <w:rtl/>
+          <w:cs/>
+          <w:lang w:val="ar_AE" w:bidi="ar_AE"/>
+        </w:rPr>
+        <w:t>متى 26:31</w:t>
+      </w:r>
       <w:r>
         <w:rPr>
           <w:rtl/>
@@ -3043,20 +2575,14 @@
         </w:rPr>
         <w:t xml:space="preserve">, </w:t>
       </w:r>
-      <w:hyperlink r:id="rId85">
-        <w:r>
-          <w:rPr>
-            <w:rtl/>
-            <w:cs/>
-            <w:lang w:val="ar_AE" w:bidi="ar_AE"/>
-          </w:rPr>
-          <w:rPr>
-            <w:color w:val="0000EE"/>
-            <w:u w:val="single"/>
-          </w:rPr>
-          <w:t>56</w:t>
-        </w:r>
-      </w:hyperlink>
+      <w:r>
+        <w:rPr>
+          <w:rtl/>
+          <w:cs/>
+          <w:lang w:val="ar_AE" w:bidi="ar_AE"/>
+        </w:rPr>
+        <w:t>56</w:t>
+      </w:r>
       <w:r>
         <w:rPr>
           <w:rtl/>
@@ -3065,20 +2591,14 @@
         </w:rPr>
         <w:t>). • فِيجَلُّسُ وَهَرْمُوجَانِسُ غير معروفين بخلاف ذلك. قد يوحي السياق (</w:t>
       </w:r>
-      <w:hyperlink r:id="rId86">
-        <w:r>
-          <w:rPr>
-            <w:rtl/>
-            <w:cs/>
-            <w:lang w:val="ar_AE" w:bidi="ar_AE"/>
-          </w:rPr>
-          <w:rPr>
-            <w:color w:val="0000EE"/>
-            <w:u w:val="single"/>
-          </w:rPr>
-          <w:t>2 تيموثاوس 1:11–14</w:t>
-        </w:r>
-      </w:hyperlink>
+      <w:r>
+        <w:rPr>
+          <w:rtl/>
+          <w:cs/>
+          <w:lang w:val="ar_AE" w:bidi="ar_AE"/>
+        </w:rPr>
+        <w:t>2 تيموثاوس 1:11–14</w:t>
+      </w:r>
       <w:r>
         <w:rPr>
           <w:rtl/>
@@ -3255,20 +2775,14 @@
         </w:rPr>
         <w:t xml:space="preserve">يربط هذه العبارة بما يسبقها في </w:t>
       </w:r>
-      <w:hyperlink r:id="rId87">
-        <w:r>
-          <w:rPr>
-            <w:rtl/>
-            <w:cs/>
-            <w:lang w:val="ar_AE" w:bidi="ar_AE"/>
-          </w:rPr>
-          <w:rPr>
-            <w:color w:val="0000EE"/>
-            <w:u w:val="single"/>
-          </w:rPr>
-          <w:t>1:15–18</w:t>
-        </w:r>
-      </w:hyperlink>
+      <w:r>
+        <w:rPr>
+          <w:rtl/>
+          <w:cs/>
+          <w:lang w:val="ar_AE" w:bidi="ar_AE"/>
+        </w:rPr>
+        <w:t>1:15–18</w:t>
+      </w:r>
       <w:r>
         <w:rPr>
           <w:rtl/>
@@ -3361,20 +2875,14 @@
         </w:rPr>
         <w:t>يُطلب من تيموثاوس مرة أخرى أن يكون قويًا وأن يحتمل المعاناة مع بولس (</w:t>
       </w:r>
-      <w:hyperlink r:id="rId88">
-        <w:r>
-          <w:rPr>
-            <w:rtl/>
-            <w:cs/>
-            <w:lang w:val="ar_AE" w:bidi="ar_AE"/>
-          </w:rPr>
-          <w:rPr>
-            <w:color w:val="0000EE"/>
-            <w:u w:val="single"/>
-          </w:rPr>
-          <w:t>2:1–7</w:t>
-        </w:r>
-      </w:hyperlink>
+      <w:r>
+        <w:rPr>
+          <w:rtl/>
+          <w:cs/>
+          <w:lang w:val="ar_AE" w:bidi="ar_AE"/>
+        </w:rPr>
+        <w:t>2:1–7</w:t>
+      </w:r>
       <w:r>
         <w:rPr>
           <w:rtl/>
@@ -3383,20 +2891,14 @@
         </w:rPr>
         <w:t xml:space="preserve">؛ انظر </w:t>
       </w:r>
-      <w:hyperlink r:id="rId51">
-        <w:r>
-          <w:rPr>
-            <w:rtl/>
-            <w:cs/>
-            <w:lang w:val="ar_AE" w:bidi="ar_AE"/>
-          </w:rPr>
-          <w:rPr>
-            <w:color w:val="0000EE"/>
-            <w:u w:val="single"/>
-          </w:rPr>
-          <w:t>1:8</w:t>
-        </w:r>
-      </w:hyperlink>
+      <w:r>
+        <w:rPr>
+          <w:rtl/>
+          <w:cs/>
+          <w:lang w:val="ar_AE" w:bidi="ar_AE"/>
+        </w:rPr>
+        <w:t>1:8</w:t>
+      </w:r>
       <w:r>
         <w:rPr>
           <w:rtl/>
@@ -3405,20 +2907,14 @@
         </w:rPr>
         <w:t>). يجب أن تكون طاعة تيموثاوس مدفوعة بالتفكير في الأخبار السارة وعلى مثال بولس (</w:t>
       </w:r>
-      <w:hyperlink r:id="rId89">
-        <w:r>
-          <w:rPr>
-            <w:rtl/>
-            <w:cs/>
-            <w:lang w:val="ar_AE" w:bidi="ar_AE"/>
-          </w:rPr>
-          <w:rPr>
-            <w:color w:val="0000EE"/>
-            <w:u w:val="single"/>
-          </w:rPr>
-          <w:t>2:8–13</w:t>
-        </w:r>
-      </w:hyperlink>
+      <w:r>
+        <w:rPr>
+          <w:rtl/>
+          <w:cs/>
+          <w:lang w:val="ar_AE" w:bidi="ar_AE"/>
+        </w:rPr>
+        <w:t>2:8–13</w:t>
+      </w:r>
       <w:r>
         <w:rPr>
           <w:rtl/>
@@ -3494,20 +2990,14 @@
         </w:rPr>
         <w:t xml:space="preserve">سيؤكد العديد من الشهود الموثوقين صحة وصدق تعليم بولس (انظر أيضًا </w:t>
       </w:r>
-      <w:hyperlink r:id="rId90">
-        <w:r>
-          <w:rPr>
-            <w:rtl/>
-            <w:cs/>
-            <w:lang w:val="ar_AE" w:bidi="ar_AE"/>
-          </w:rPr>
-          <w:rPr>
-            <w:color w:val="0000EE"/>
-            <w:u w:val="single"/>
-          </w:rPr>
-          <w:t>3:10–11</w:t>
-        </w:r>
-      </w:hyperlink>
+      <w:r>
+        <w:rPr>
+          <w:rtl/>
+          <w:cs/>
+          <w:lang w:val="ar_AE" w:bidi="ar_AE"/>
+        </w:rPr>
+        <w:t>3:10–11</w:t>
+      </w:r>
       <w:r>
         <w:rPr>
           <w:rtl/>
@@ -3716,20 +3206,14 @@
         </w:rPr>
         <w:t xml:space="preserve">يسوع المسيح، من نسل الملك داود، قام من بين الأموات: انظر </w:t>
       </w:r>
-      <w:hyperlink r:id="rId91">
-        <w:r>
-          <w:rPr>
-            <w:rtl/>
-            <w:cs/>
-            <w:lang w:val="ar_AE" w:bidi="ar_AE"/>
-          </w:rPr>
-          <w:rPr>
-            <w:color w:val="0000EE"/>
-            <w:u w:val="single"/>
-          </w:rPr>
-          <w:t>رومية 1:3–4</w:t>
-        </w:r>
-      </w:hyperlink>
+      <w:r>
+        <w:rPr>
+          <w:rtl/>
+          <w:cs/>
+          <w:lang w:val="ar_AE" w:bidi="ar_AE"/>
+        </w:rPr>
+        <w:t>رومية 1:3–4</w:t>
+      </w:r>
       <w:r>
         <w:rPr>
           <w:rtl/>
@@ -3805,20 +3289,14 @@
         </w:rPr>
         <w:t>تعكس معاناة بولس (</w:t>
       </w:r>
-      <w:hyperlink r:id="rId92">
-        <w:r>
-          <w:rPr>
-            <w:rtl/>
-            <w:cs/>
-            <w:lang w:val="ar_AE" w:bidi="ar_AE"/>
-          </w:rPr>
-          <w:rPr>
-            <w:color w:val="0000EE"/>
-            <w:u w:val="single"/>
-          </w:rPr>
-          <w:t>1:12</w:t>
-        </w:r>
-      </w:hyperlink>
+      <w:r>
+        <w:rPr>
+          <w:rtl/>
+          <w:cs/>
+          <w:lang w:val="ar_AE" w:bidi="ar_AE"/>
+        </w:rPr>
+        <w:t>1:12</w:t>
+      </w:r>
       <w:r>
         <w:rPr>
           <w:rtl/>
@@ -3827,20 +3305,14 @@
         </w:rPr>
         <w:t xml:space="preserve">) معاناة يسوع المسيح وتشير إلى الصليب والقيامة كالمعنى العميق لتلك الأخبار السارة (انظر </w:t>
       </w:r>
-      <w:hyperlink r:id="rId51">
-        <w:r>
-          <w:rPr>
-            <w:rtl/>
-            <w:cs/>
-            <w:lang w:val="ar_AE" w:bidi="ar_AE"/>
-          </w:rPr>
-          <w:rPr>
-            <w:color w:val="0000EE"/>
-            <w:u w:val="single"/>
-          </w:rPr>
-          <w:t>1:8</w:t>
-        </w:r>
-      </w:hyperlink>
+      <w:r>
+        <w:rPr>
+          <w:rtl/>
+          <w:cs/>
+          <w:lang w:val="ar_AE" w:bidi="ar_AE"/>
+        </w:rPr>
+        <w:t>1:8</w:t>
+      </w:r>
       <w:r>
         <w:rPr>
           <w:rtl/>
@@ -3916,20 +3388,14 @@
         </w:rPr>
         <w:t>كَمُذْنِبٍ: كان بولس يتحد مع موت يسوع (</w:t>
       </w:r>
-      <w:hyperlink r:id="rId93">
-        <w:r>
-          <w:rPr>
-            <w:rtl/>
-            <w:cs/>
-            <w:lang w:val="ar_AE" w:bidi="ar_AE"/>
-          </w:rPr>
-          <w:rPr>
-            <w:color w:val="0000EE"/>
-            <w:u w:val="single"/>
-          </w:rPr>
-          <w:t>2:11</w:t>
-        </w:r>
-      </w:hyperlink>
+      <w:r>
+        <w:rPr>
+          <w:rtl/>
+          <w:cs/>
+          <w:lang w:val="ar_AE" w:bidi="ar_AE"/>
+        </w:rPr>
+        <w:t>2:11</w:t>
+      </w:r>
       <w:r>
         <w:rPr>
           <w:rtl/>
@@ -3938,20 +3404,14 @@
         </w:rPr>
         <w:t xml:space="preserve">; </w:t>
       </w:r>
-      <w:hyperlink r:id="rId94">
-        <w:r>
-          <w:rPr>
-            <w:rtl/>
-            <w:cs/>
-            <w:lang w:val="ar_AE" w:bidi="ar_AE"/>
-          </w:rPr>
-          <w:rPr>
-            <w:color w:val="0000EE"/>
-            <w:u w:val="single"/>
-          </w:rPr>
-          <w:t>فيلبي 3:10–11</w:t>
-        </w:r>
-      </w:hyperlink>
+      <w:r>
+        <w:rPr>
+          <w:rtl/>
+          <w:cs/>
+          <w:lang w:val="ar_AE" w:bidi="ar_AE"/>
+        </w:rPr>
+        <w:t>فيلبي 3:10–11</w:t>
+      </w:r>
       <w:r>
         <w:rPr>
           <w:rtl/>
@@ -3960,20 +3420,14 @@
         </w:rPr>
         <w:t xml:space="preserve">). • لكِنَّ كَلِمَةَ اللهِ لاَ تُقَيَّدُ: كل من بولس والأخبار السارة سينتصران من خلال قوة قيامة المسيح (انظر </w:t>
       </w:r>
-      <w:hyperlink r:id="rId17">
-        <w:r>
-          <w:rPr>
-            <w:rtl/>
-            <w:cs/>
-            <w:lang w:val="ar_AE" w:bidi="ar_AE"/>
-          </w:rPr>
-          <w:rPr>
-            <w:color w:val="0000EE"/>
-            <w:u w:val="single"/>
-          </w:rPr>
-          <w:t>2 تيموثاوس 4:17–18</w:t>
-        </w:r>
-      </w:hyperlink>
+      <w:r>
+        <w:rPr>
+          <w:rtl/>
+          <w:cs/>
+          <w:lang w:val="ar_AE" w:bidi="ar_AE"/>
+        </w:rPr>
+        <w:t>2 تيموثاوس 4:17–18</w:t>
+      </w:r>
       <w:r>
         <w:rPr>
           <w:rtl/>
@@ -3982,20 +3436,14 @@
         </w:rPr>
         <w:t xml:space="preserve">; انظر أيضًا </w:t>
       </w:r>
-      <w:hyperlink r:id="rId95">
-        <w:r>
-          <w:rPr>
-            <w:rtl/>
-            <w:cs/>
-            <w:lang w:val="ar_AE" w:bidi="ar_AE"/>
-          </w:rPr>
-          <w:rPr>
-            <w:color w:val="0000EE"/>
-            <w:u w:val="single"/>
-          </w:rPr>
-          <w:t>2 كورنثوس 12:8–10</w:t>
-        </w:r>
-      </w:hyperlink>
+      <w:r>
+        <w:rPr>
+          <w:rtl/>
+          <w:cs/>
+          <w:lang w:val="ar_AE" w:bidi="ar_AE"/>
+        </w:rPr>
+        <w:t>2 كورنثوس 12:8–10</w:t>
+      </w:r>
       <w:r>
         <w:rPr>
           <w:rtl/>
@@ -4004,20 +3452,14 @@
         </w:rPr>
         <w:t xml:space="preserve">; </w:t>
       </w:r>
-      <w:hyperlink r:id="rId96">
-        <w:r>
-          <w:rPr>
-            <w:rtl/>
-            <w:cs/>
-            <w:lang w:val="ar_AE" w:bidi="ar_AE"/>
-          </w:rPr>
-          <w:rPr>
-            <w:color w:val="0000EE"/>
-            <w:u w:val="single"/>
-          </w:rPr>
-          <w:t>فيلبي 1:12–14</w:t>
-        </w:r>
-      </w:hyperlink>
+      <w:r>
+        <w:rPr>
+          <w:rtl/>
+          <w:cs/>
+          <w:lang w:val="ar_AE" w:bidi="ar_AE"/>
+        </w:rPr>
+        <w:t>فيلبي 1:12–14</w:t>
+      </w:r>
       <w:r>
         <w:rPr>
           <w:rtl/>
@@ -4192,20 +3634,14 @@
         </w:rPr>
         <w:t xml:space="preserve"> فَهُوَ يَبْقَى أَمِينًا: قد يعني ذلك أنه (1) يمنح الذين تعثروا فرصة للتوبة؛ (2) يحكم بأمانة على غير المؤمنين وفقًا لمشيئته الثابتة؛ (3) هو نفسه مثال للأمانة من أجل شعبه ليكونوا مثله؛ و/أو (4) سيحقق بأمانة مقاصده في التاريخ، لخلاص الذين يثقون به من خلال الأخبار السارة (</w:t>
       </w:r>
-      <w:hyperlink r:id="rId92">
-        <w:r>
-          <w:rPr>
-            <w:rtl/>
-            <w:cs/>
-            <w:lang w:val="ar_AE" w:bidi="ar_AE"/>
-          </w:rPr>
-          <w:rPr>
-            <w:color w:val="0000EE"/>
-            <w:u w:val="single"/>
-          </w:rPr>
-          <w:t>1:12</w:t>
-        </w:r>
-      </w:hyperlink>
+      <w:r>
+        <w:rPr>
+          <w:rtl/>
+          <w:cs/>
+          <w:lang w:val="ar_AE" w:bidi="ar_AE"/>
+        </w:rPr>
+        <w:t>1:12</w:t>
+      </w:r>
       <w:r>
         <w:rPr>
           <w:rtl/>
@@ -4214,20 +3650,14 @@
         </w:rPr>
         <w:t xml:space="preserve">; </w:t>
       </w:r>
-      <w:hyperlink r:id="rId97">
-        <w:r>
-          <w:rPr>
-            <w:rtl/>
-            <w:cs/>
-            <w:lang w:val="ar_AE" w:bidi="ar_AE"/>
-          </w:rPr>
-          <w:rPr>
-            <w:color w:val="0000EE"/>
-            <w:u w:val="single"/>
-          </w:rPr>
-          <w:t>2:19</w:t>
-        </w:r>
-      </w:hyperlink>
+      <w:r>
+        <w:rPr>
+          <w:rtl/>
+          <w:cs/>
+          <w:lang w:val="ar_AE" w:bidi="ar_AE"/>
+        </w:rPr>
+        <w:t>2:19</w:t>
+      </w:r>
       <w:r>
         <w:rPr>
           <w:rtl/>
@@ -4236,20 +3666,14 @@
         </w:rPr>
         <w:t xml:space="preserve">). انظر أيضًا </w:t>
       </w:r>
-      <w:hyperlink r:id="rId98">
-        <w:r>
-          <w:rPr>
-            <w:rtl/>
-            <w:cs/>
-            <w:lang w:val="ar_AE" w:bidi="ar_AE"/>
-          </w:rPr>
-          <w:rPr>
-            <w:color w:val="0000EE"/>
-            <w:u w:val="single"/>
-          </w:rPr>
-          <w:t>رومية 3:3–4</w:t>
-        </w:r>
-      </w:hyperlink>
+      <w:r>
+        <w:rPr>
+          <w:rtl/>
+          <w:cs/>
+          <w:lang w:val="ar_AE" w:bidi="ar_AE"/>
+        </w:rPr>
+        <w:t>رومية 3:3–4</w:t>
+      </w:r>
       <w:r>
         <w:rPr>
           <w:rtl/>
@@ -4258,20 +3682,14 @@
         </w:rPr>
         <w:t xml:space="preserve">; </w:t>
       </w:r>
-      <w:hyperlink r:id="rId99">
-        <w:r>
-          <w:rPr>
-            <w:rtl/>
-            <w:cs/>
-            <w:lang w:val="ar_AE" w:bidi="ar_AE"/>
-          </w:rPr>
-          <w:rPr>
-            <w:color w:val="0000EE"/>
-            <w:u w:val="single"/>
-          </w:rPr>
-          <w:t>1 كورنثوس 10:13</w:t>
-        </w:r>
-      </w:hyperlink>
+      <w:r>
+        <w:rPr>
+          <w:rtl/>
+          <w:cs/>
+          <w:lang w:val="ar_AE" w:bidi="ar_AE"/>
+        </w:rPr>
+        <w:t>1 كورنثوس 10:13</w:t>
+      </w:r>
       <w:r>
         <w:rPr>
           <w:rtl/>
@@ -4280,20 +3698,14 @@
         </w:rPr>
         <w:t xml:space="preserve">; </w:t>
       </w:r>
-      <w:hyperlink r:id="rId100">
-        <w:r>
-          <w:rPr>
-            <w:rtl/>
-            <w:cs/>
-            <w:lang w:val="ar_AE" w:bidi="ar_AE"/>
-          </w:rPr>
-          <w:rPr>
-            <w:color w:val="0000EE"/>
-            <w:u w:val="single"/>
-          </w:rPr>
-          <w:t>1 يوحنا 1:9</w:t>
-        </w:r>
-      </w:hyperlink>
+      <w:r>
+        <w:rPr>
+          <w:rtl/>
+          <w:cs/>
+          <w:lang w:val="ar_AE" w:bidi="ar_AE"/>
+        </w:rPr>
+        <w:t>1 يوحنا 1:9</w:t>
+      </w:r>
       <w:r>
         <w:rPr>
           <w:rtl/>
@@ -4369,20 +3781,14 @@
         </w:rPr>
         <w:t xml:space="preserve">ينبغي لتيموثاوس الإصرار على التعليم المذكور في </w:t>
       </w:r>
-      <w:hyperlink r:id="rId89">
-        <w:r>
-          <w:rPr>
-            <w:rtl/>
-            <w:cs/>
-            <w:lang w:val="ar_AE" w:bidi="ar_AE"/>
-          </w:rPr>
-          <w:rPr>
-            <w:color w:val="0000EE"/>
-            <w:u w:val="single"/>
-          </w:rPr>
-          <w:t>2:8–13</w:t>
-        </w:r>
-      </w:hyperlink>
+      <w:r>
+        <w:rPr>
+          <w:rtl/>
+          <w:cs/>
+          <w:lang w:val="ar_AE" w:bidi="ar_AE"/>
+        </w:rPr>
+        <w:t>2:8–13</w:t>
+      </w:r>
       <w:r>
         <w:rPr>
           <w:rtl/>
@@ -4391,20 +3797,14 @@
         </w:rPr>
         <w:t xml:space="preserve"> وتجنب تعليم وسلوك المُعَلِّمين الكذبة. كانت البدعة على الأرجح هي نفسها كما في </w:t>
       </w:r>
-      <w:hyperlink r:id="rId101">
-        <w:r>
-          <w:rPr>
-            <w:rtl/>
-            <w:cs/>
-            <w:lang w:val="ar_AE" w:bidi="ar_AE"/>
-          </w:rPr>
-          <w:rPr>
-            <w:color w:val="0000EE"/>
-            <w:u w:val="single"/>
-          </w:rPr>
-          <w:t>1 تيموثاوس 6:20–21</w:t>
-        </w:r>
-      </w:hyperlink>
+      <w:r>
+        <w:rPr>
+          <w:rtl/>
+          <w:cs/>
+          <w:lang w:val="ar_AE" w:bidi="ar_AE"/>
+        </w:rPr>
+        <w:t>1 تيموثاوس 6:20–21</w:t>
+      </w:r>
       <w:r>
         <w:rPr>
           <w:rtl/>
@@ -4497,20 +3897,14 @@
         </w:rPr>
         <w:t xml:space="preserve">): تربط ترجمة NLT هذه الآية بالتفسير الصحيح لكلمة الحق. احتمال آخر هو أن تيموثاوس يجب أن يلتزم بهدفه في تعليم الكلمة (انظر </w:t>
       </w:r>
-      <w:hyperlink r:id="rId102">
-        <w:r>
-          <w:rPr>
-            <w:rtl/>
-            <w:cs/>
-            <w:lang w:val="ar_AE" w:bidi="ar_AE"/>
-          </w:rPr>
-          <w:rPr>
-            <w:color w:val="0000EE"/>
-            <w:u w:val="single"/>
-          </w:rPr>
-          <w:t>1 تيموثاوس 1:4</w:t>
-        </w:r>
-      </w:hyperlink>
+      <w:r>
+        <w:rPr>
+          <w:rtl/>
+          <w:cs/>
+          <w:lang w:val="ar_AE" w:bidi="ar_AE"/>
+        </w:rPr>
+        <w:t>1 تيموثاوس 1:4</w:t>
+      </w:r>
       <w:r>
         <w:rPr>
           <w:rtl/>
@@ -4519,20 +3913,14 @@
         </w:rPr>
         <w:t>) وألا ينحرف إلى أمور جانبية بالانخراط في جدالات المُعَلِّمين الكذبة (</w:t>
       </w:r>
-      <w:hyperlink r:id="rId103">
-        <w:r>
-          <w:rPr>
-            <w:rtl/>
-            <w:cs/>
-            <w:lang w:val="ar_AE" w:bidi="ar_AE"/>
-          </w:rPr>
-          <w:rPr>
-            <w:color w:val="0000EE"/>
-            <w:u w:val="single"/>
-          </w:rPr>
-          <w:t>2 تيموثاوس 2:16</w:t>
-        </w:r>
-      </w:hyperlink>
+      <w:r>
+        <w:rPr>
+          <w:rtl/>
+          <w:cs/>
+          <w:lang w:val="ar_AE" w:bidi="ar_AE"/>
+        </w:rPr>
+        <w:t>2 تيموثاوس 2:16</w:t>
+      </w:r>
       <w:r>
         <w:rPr>
           <w:rtl/>
@@ -4608,20 +3996,14 @@
         </w:rPr>
         <w:t>كان هِيمِينَايُسُ في السابق متعاونًا مع الإسكندر (</w:t>
       </w:r>
-      <w:hyperlink r:id="rId104">
-        <w:r>
-          <w:rPr>
-            <w:rtl/>
-            <w:cs/>
-            <w:lang w:val="ar_AE" w:bidi="ar_AE"/>
-          </w:rPr>
-          <w:rPr>
-            <w:color w:val="0000EE"/>
-            <w:u w:val="single"/>
-          </w:rPr>
-          <w:t>1 تيموثاوس 1:20</w:t>
-        </w:r>
-      </w:hyperlink>
+      <w:r>
+        <w:rPr>
+          <w:rtl/>
+          <w:cs/>
+          <w:lang w:val="ar_AE" w:bidi="ar_AE"/>
+        </w:rPr>
+        <w:t>1 تيموثاوس 1:20</w:t>
+      </w:r>
       <w:r>
         <w:rPr>
           <w:rtl/>
@@ -4630,20 +4012,14 @@
         </w:rPr>
         <w:t>)؛ وكلاهما كانا لا يزالان يظهران شرورًا (</w:t>
       </w:r>
-      <w:hyperlink r:id="rId105">
-        <w:r>
-          <w:rPr>
-            <w:rtl/>
-            <w:cs/>
-            <w:lang w:val="ar_AE" w:bidi="ar_AE"/>
-          </w:rPr>
-          <w:rPr>
-            <w:color w:val="0000EE"/>
-            <w:u w:val="single"/>
-          </w:rPr>
-          <w:t>2 تيموثاوس 4:14–15</w:t>
-        </w:r>
-      </w:hyperlink>
+      <w:r>
+        <w:rPr>
+          <w:rtl/>
+          <w:cs/>
+          <w:lang w:val="ar_AE" w:bidi="ar_AE"/>
+        </w:rPr>
+        <w:t>2 تيموثاوس 4:14–15</w:t>
+      </w:r>
       <w:r>
         <w:rPr>
           <w:rtl/>
@@ -4719,20 +4095,14 @@
         </w:rPr>
         <w:t xml:space="preserve">الادعاء بأن قيامة الأموات قد حدثت بالفعل: قارن </w:t>
       </w:r>
-      <w:hyperlink r:id="rId106">
-        <w:r>
-          <w:rPr>
-            <w:rtl/>
-            <w:cs/>
-            <w:lang w:val="ar_AE" w:bidi="ar_AE"/>
-          </w:rPr>
-          <w:rPr>
-            <w:color w:val="0000EE"/>
-            <w:u w:val="single"/>
-          </w:rPr>
-          <w:t>2 تسالونيكي 2:2</w:t>
-        </w:r>
-      </w:hyperlink>
+      <w:r>
+        <w:rPr>
+          <w:rtl/>
+          <w:cs/>
+          <w:lang w:val="ar_AE" w:bidi="ar_AE"/>
+        </w:rPr>
+        <w:t>2 تسالونيكي 2:2</w:t>
+      </w:r>
       <w:r>
         <w:rPr>
           <w:rtl/>
@@ -4741,20 +4111,14 @@
         </w:rPr>
         <w:t>. قد يكون هؤلاء المُعَلِّمون الكذبة قد حَرَّفوا تعليم بولس نفسه عن قيامة الأموات (</w:t>
       </w:r>
-      <w:hyperlink r:id="rId107">
-        <w:r>
-          <w:rPr>
-            <w:rtl/>
-            <w:cs/>
-            <w:lang w:val="ar_AE" w:bidi="ar_AE"/>
-          </w:rPr>
-          <w:rPr>
-            <w:color w:val="0000EE"/>
-            <w:u w:val="single"/>
-          </w:rPr>
-          <w:t>رومية 6:5</w:t>
-        </w:r>
-      </w:hyperlink>
+      <w:r>
+        <w:rPr>
+          <w:rtl/>
+          <w:cs/>
+          <w:lang w:val="ar_AE" w:bidi="ar_AE"/>
+        </w:rPr>
+        <w:t>رومية 6:5</w:t>
+      </w:r>
       <w:r>
         <w:rPr>
           <w:rtl/>
@@ -4763,20 +4127,14 @@
         </w:rPr>
         <w:t xml:space="preserve">; </w:t>
       </w:r>
-      <w:hyperlink r:id="rId108">
-        <w:r>
-          <w:rPr>
-            <w:rtl/>
-            <w:cs/>
-            <w:lang w:val="ar_AE" w:bidi="ar_AE"/>
-          </w:rPr>
-          <w:rPr>
-            <w:color w:val="0000EE"/>
-            <w:u w:val="single"/>
-          </w:rPr>
-          <w:t>غلاطية 2:20</w:t>
-        </w:r>
-      </w:hyperlink>
+      <w:r>
+        <w:rPr>
+          <w:rtl/>
+          <w:cs/>
+          <w:lang w:val="ar_AE" w:bidi="ar_AE"/>
+        </w:rPr>
+        <w:t>غلاطية 2:20</w:t>
+      </w:r>
       <w:r>
         <w:rPr>
           <w:rtl/>
@@ -4785,20 +4143,14 @@
         </w:rPr>
         <w:t xml:space="preserve">; </w:t>
       </w:r>
-      <w:hyperlink r:id="rId109">
-        <w:r>
-          <w:rPr>
-            <w:rtl/>
-            <w:cs/>
-            <w:lang w:val="ar_AE" w:bidi="ar_AE"/>
-          </w:rPr>
-          <w:rPr>
-            <w:color w:val="0000EE"/>
-            <w:u w:val="single"/>
-          </w:rPr>
-          <w:t>أفسس 1:3</w:t>
-        </w:r>
-      </w:hyperlink>
+      <w:r>
+        <w:rPr>
+          <w:rtl/>
+          <w:cs/>
+          <w:lang w:val="ar_AE" w:bidi="ar_AE"/>
+        </w:rPr>
+        <w:t>أفسس 1:3</w:t>
+      </w:r>
       <w:r>
         <w:rPr>
           <w:rtl/>
@@ -4807,20 +4159,14 @@
         </w:rPr>
         <w:t xml:space="preserve">; </w:t>
       </w:r>
-      <w:hyperlink r:id="rId110">
-        <w:r>
-          <w:rPr>
-            <w:rtl/>
-            <w:cs/>
-            <w:lang w:val="ar_AE" w:bidi="ar_AE"/>
-          </w:rPr>
-          <w:rPr>
-            <w:color w:val="0000EE"/>
-            <w:u w:val="single"/>
-          </w:rPr>
-          <w:t>2:6</w:t>
-        </w:r>
-      </w:hyperlink>
+      <w:r>
+        <w:rPr>
+          <w:rtl/>
+          <w:cs/>
+          <w:lang w:val="ar_AE" w:bidi="ar_AE"/>
+        </w:rPr>
+        <w:t>2:6</w:t>
+      </w:r>
       <w:r>
         <w:rPr>
           <w:rtl/>
@@ -4829,20 +4175,14 @@
         </w:rPr>
         <w:t xml:space="preserve">; </w:t>
       </w:r>
-      <w:hyperlink r:id="rId111">
-        <w:r>
-          <w:rPr>
-            <w:rtl/>
-            <w:cs/>
-            <w:lang w:val="ar_AE" w:bidi="ar_AE"/>
-          </w:rPr>
-          <w:rPr>
-            <w:color w:val="0000EE"/>
-            <w:u w:val="single"/>
-          </w:rPr>
-          <w:t>5:14</w:t>
-        </w:r>
-      </w:hyperlink>
+      <w:r>
+        <w:rPr>
+          <w:rtl/>
+          <w:cs/>
+          <w:lang w:val="ar_AE" w:bidi="ar_AE"/>
+        </w:rPr>
+        <w:t>5:14</w:t>
+      </w:r>
       <w:r>
         <w:rPr>
           <w:rtl/>
@@ -4851,20 +4191,14 @@
         </w:rPr>
         <w:t xml:space="preserve">; </w:t>
       </w:r>
-      <w:hyperlink r:id="rId112">
-        <w:r>
-          <w:rPr>
-            <w:rtl/>
-            <w:cs/>
-            <w:lang w:val="ar_AE" w:bidi="ar_AE"/>
-          </w:rPr>
-          <w:rPr>
-            <w:color w:val="0000EE"/>
-            <w:u w:val="single"/>
-          </w:rPr>
-          <w:t>كولوسي 2:12</w:t>
-        </w:r>
-      </w:hyperlink>
+      <w:r>
+        <w:rPr>
+          <w:rtl/>
+          <w:cs/>
+          <w:lang w:val="ar_AE" w:bidi="ar_AE"/>
+        </w:rPr>
+        <w:t>كولوسي 2:12</w:t>
+      </w:r>
       <w:r>
         <w:rPr>
           <w:rtl/>
@@ -4873,20 +4207,14 @@
         </w:rPr>
         <w:t xml:space="preserve">; </w:t>
       </w:r>
-      <w:hyperlink r:id="rId113">
-        <w:r>
-          <w:rPr>
-            <w:rtl/>
-            <w:cs/>
-            <w:lang w:val="ar_AE" w:bidi="ar_AE"/>
-          </w:rPr>
-          <w:rPr>
-            <w:color w:val="0000EE"/>
-            <w:u w:val="single"/>
-          </w:rPr>
-          <w:t>3:1–4</w:t>
-        </w:r>
-      </w:hyperlink>
+      <w:r>
+        <w:rPr>
+          <w:rtl/>
+          <w:cs/>
+          <w:lang w:val="ar_AE" w:bidi="ar_AE"/>
+        </w:rPr>
+        <w:t>3:1–4</w:t>
+      </w:r>
       <w:r>
         <w:rPr>
           <w:rtl/>
@@ -4895,20 +4223,14 @@
         </w:rPr>
         <w:t>) عن طريق زعمهم أنهم قد شاركوا بالفعل بشكل كامل في الحياة السماوية، وربما أن القيامة الجسدية لن تحدث. قد يكونوا قد استنتجوا من ذلك أن سلوك الشخص في الجسد (أي، الأخلاق) كان غير ذي صلة، حيث أن أجسادهم الفانية لا يمكن أن تؤثر على أرواحهم الأبدية. أو، قد يكونوا قد اتجهوا في الاتجاه الآخر، نحو الزهد المُنكِر للعالم (</w:t>
       </w:r>
-      <w:hyperlink r:id="rId114">
-        <w:r>
-          <w:rPr>
-            <w:rtl/>
-            <w:cs/>
-            <w:lang w:val="ar_AE" w:bidi="ar_AE"/>
-          </w:rPr>
-          <w:rPr>
-            <w:color w:val="0000EE"/>
-            <w:u w:val="single"/>
-          </w:rPr>
-          <w:t>1 تيموثاوس 4:3</w:t>
-        </w:r>
-      </w:hyperlink>
+      <w:r>
+        <w:rPr>
+          <w:rtl/>
+          <w:cs/>
+          <w:lang w:val="ar_AE" w:bidi="ar_AE"/>
+        </w:rPr>
+        <w:t>1 تيموثاوس 4:3</w:t>
+      </w:r>
       <w:r>
         <w:rPr>
           <w:rtl/>
@@ -4917,20 +4239,14 @@
         </w:rPr>
         <w:t xml:space="preserve">; انظر </w:t>
       </w:r>
-      <w:hyperlink r:id="rId115">
-        <w:r>
-          <w:rPr>
-            <w:rtl/>
-            <w:cs/>
-            <w:lang w:val="ar_AE" w:bidi="ar_AE"/>
-          </w:rPr>
-          <w:rPr>
-            <w:color w:val="0000EE"/>
-            <w:u w:val="single"/>
-          </w:rPr>
-          <w:t>كولوسي 2:8</w:t>
-        </w:r>
-      </w:hyperlink>
+      <w:r>
+        <w:rPr>
+          <w:rtl/>
+          <w:cs/>
+          <w:lang w:val="ar_AE" w:bidi="ar_AE"/>
+        </w:rPr>
+        <w:t>كولوسي 2:8</w:t>
+      </w:r>
       <w:r>
         <w:rPr>
           <w:rtl/>
@@ -4939,20 +4255,14 @@
         </w:rPr>
         <w:t xml:space="preserve">, </w:t>
       </w:r>
-      <w:hyperlink r:id="rId116">
-        <w:r>
-          <w:rPr>
-            <w:rtl/>
-            <w:cs/>
-            <w:lang w:val="ar_AE" w:bidi="ar_AE"/>
-          </w:rPr>
-          <w:rPr>
-            <w:color w:val="0000EE"/>
-            <w:u w:val="single"/>
-          </w:rPr>
-          <w:t>16–23</w:t>
-        </w:r>
-      </w:hyperlink>
+      <w:r>
+        <w:rPr>
+          <w:rtl/>
+          <w:cs/>
+          <w:lang w:val="ar_AE" w:bidi="ar_AE"/>
+        </w:rPr>
+        <w:t>16–23</w:t>
+      </w:r>
       <w:r>
         <w:rPr>
           <w:rtl/>
@@ -4961,20 +4271,14 @@
         </w:rPr>
         <w:t xml:space="preserve">)، مع فكرة أن الاستمتاع بالأشياء المادية غير مناسب للأشخاص الروحيين الذين قاموا. قد يكون هؤلاء المُعَلِّمون قد فهموا من تعاليم يسوع (انظر </w:t>
       </w:r>
-      <w:hyperlink r:id="rId117">
-        <w:r>
-          <w:rPr>
-            <w:rtl/>
-            <w:cs/>
-            <w:lang w:val="ar_AE" w:bidi="ar_AE"/>
-          </w:rPr>
-          <w:rPr>
-            <w:color w:val="0000EE"/>
-            <w:u w:val="single"/>
-          </w:rPr>
-          <w:t>متى 19:10–12</w:t>
-        </w:r>
-      </w:hyperlink>
+      <w:r>
+        <w:rPr>
+          <w:rtl/>
+          <w:cs/>
+          <w:lang w:val="ar_AE" w:bidi="ar_AE"/>
+        </w:rPr>
+        <w:t>متى 19:10–12</w:t>
+      </w:r>
       <w:r>
         <w:rPr>
           <w:rtl/>
@@ -4983,20 +4287,14 @@
         </w:rPr>
         <w:t xml:space="preserve">; </w:t>
       </w:r>
-      <w:hyperlink r:id="rId118">
-        <w:r>
-          <w:rPr>
-            <w:rtl/>
-            <w:cs/>
-            <w:lang w:val="ar_AE" w:bidi="ar_AE"/>
-          </w:rPr>
-          <w:rPr>
-            <w:color w:val="0000EE"/>
-            <w:u w:val="single"/>
-          </w:rPr>
-          <w:t>22:30</w:t>
-        </w:r>
-      </w:hyperlink>
+      <w:r>
+        <w:rPr>
+          <w:rtl/>
+          <w:cs/>
+          <w:lang w:val="ar_AE" w:bidi="ar_AE"/>
+        </w:rPr>
+        <w:t>22:30</w:t>
+      </w:r>
       <w:r>
         <w:rPr>
           <w:rtl/>
@@ -5005,20 +4303,14 @@
         </w:rPr>
         <w:t>) أن الزواج يجب أن يُحظر (</w:t>
       </w:r>
-      <w:hyperlink r:id="rId114">
-        <w:r>
-          <w:rPr>
-            <w:rtl/>
-            <w:cs/>
-            <w:lang w:val="ar_AE" w:bidi="ar_AE"/>
-          </w:rPr>
-          <w:rPr>
-            <w:color w:val="0000EE"/>
-            <w:u w:val="single"/>
-          </w:rPr>
-          <w:t>1 تيموثاوس 4:3</w:t>
-        </w:r>
-      </w:hyperlink>
+      <w:r>
+        <w:rPr>
+          <w:rtl/>
+          <w:cs/>
+          <w:lang w:val="ar_AE" w:bidi="ar_AE"/>
+        </w:rPr>
+        <w:t>1 تيموثاوس 4:3</w:t>
+      </w:r>
       <w:r>
         <w:rPr>
           <w:rtl/>
@@ -5027,20 +4319,14 @@
         </w:rPr>
         <w:t>). قد تكون تعاليمهم عن ناموس العهد القديم (</w:t>
       </w:r>
-      <w:hyperlink r:id="rId119">
-        <w:r>
-          <w:rPr>
-            <w:rtl/>
-            <w:cs/>
-            <w:lang w:val="ar_AE" w:bidi="ar_AE"/>
-          </w:rPr>
-          <w:rPr>
-            <w:color w:val="0000EE"/>
-            <w:u w:val="single"/>
-          </w:rPr>
-          <w:t>1 تيموثاوس 1:7–11</w:t>
-        </w:r>
-      </w:hyperlink>
+      <w:r>
+        <w:rPr>
+          <w:rtl/>
+          <w:cs/>
+          <w:lang w:val="ar_AE" w:bidi="ar_AE"/>
+        </w:rPr>
+        <w:t>1 تيموثاوس 1:7–11</w:t>
+      </w:r>
       <w:r>
         <w:rPr>
           <w:rtl/>
@@ -5049,20 +4335,14 @@
         </w:rPr>
         <w:t xml:space="preserve">) قد أدت إلى الترويج لبعض المُحرمات. كما قد تكون تعاليمهم قد تضمنت ترويجًا مفرطًا للمساواة (انظر </w:t>
       </w:r>
-      <w:hyperlink r:id="rId120">
-        <w:r>
-          <w:rPr>
-            <w:rtl/>
-            <w:cs/>
-            <w:lang w:val="ar_AE" w:bidi="ar_AE"/>
-          </w:rPr>
-          <w:rPr>
-            <w:color w:val="0000EE"/>
-            <w:u w:val="single"/>
-          </w:rPr>
-          <w:t>2 تيموثاوس 3:6</w:t>
-        </w:r>
-      </w:hyperlink>
+      <w:r>
+        <w:rPr>
+          <w:rtl/>
+          <w:cs/>
+          <w:lang w:val="ar_AE" w:bidi="ar_AE"/>
+        </w:rPr>
+        <w:t>2 تيموثاوس 3:6</w:t>
+      </w:r>
       <w:r>
         <w:rPr>
           <w:rtl/>
@@ -5071,20 +4351,14 @@
         </w:rPr>
         <w:t xml:space="preserve">; قارن </w:t>
       </w:r>
-      <w:hyperlink r:id="rId121">
-        <w:r>
-          <w:rPr>
-            <w:rtl/>
-            <w:cs/>
-            <w:lang w:val="ar_AE" w:bidi="ar_AE"/>
-          </w:rPr>
-          <w:rPr>
-            <w:color w:val="0000EE"/>
-            <w:u w:val="single"/>
-          </w:rPr>
-          <w:t>غلاطية 3:28</w:t>
-        </w:r>
-      </w:hyperlink>
+      <w:r>
+        <w:rPr>
+          <w:rtl/>
+          <w:cs/>
+          <w:lang w:val="ar_AE" w:bidi="ar_AE"/>
+        </w:rPr>
+        <w:t>غلاطية 3:28</w:t>
+      </w:r>
       <w:r>
         <w:rPr>
           <w:rtl/>
@@ -5093,20 +4367,14 @@
         </w:rPr>
         <w:t xml:space="preserve">; </w:t>
       </w:r>
-      <w:hyperlink r:id="rId122">
-        <w:r>
-          <w:rPr>
-            <w:rtl/>
-            <w:cs/>
-            <w:lang w:val="ar_AE" w:bidi="ar_AE"/>
-          </w:rPr>
-          <w:rPr>
-            <w:color w:val="0000EE"/>
-            <w:u w:val="single"/>
-          </w:rPr>
-          <w:t>1 تيموثاوس 2:11–15</w:t>
-        </w:r>
-      </w:hyperlink>
+      <w:r>
+        <w:rPr>
+          <w:rtl/>
+          <w:cs/>
+          <w:lang w:val="ar_AE" w:bidi="ar_AE"/>
+        </w:rPr>
+        <w:t>1 تيموثاوس 2:11–15</w:t>
+      </w:r>
       <w:r>
         <w:rPr>
           <w:rtl/>
@@ -5115,20 +4383,14 @@
         </w:rPr>
         <w:t xml:space="preserve">) في الاعتقاد بأن الدهر الآتي قد حضر بالفعل. وقد تكون تعاليمهم قد ركزت حصريًا على قوة القيامة، مما يتناقض مع رسالة بولس عن المعاناة والصليب (انظر </w:t>
       </w:r>
-      <w:hyperlink r:id="rId51">
-        <w:r>
-          <w:rPr>
-            <w:rtl/>
-            <w:cs/>
-            <w:lang w:val="ar_AE" w:bidi="ar_AE"/>
-          </w:rPr>
-          <w:rPr>
-            <w:color w:val="0000EE"/>
-            <w:u w:val="single"/>
-          </w:rPr>
-          <w:t>2 تيموثاوس 1:8</w:t>
-        </w:r>
-      </w:hyperlink>
+      <w:r>
+        <w:rPr>
+          <w:rtl/>
+          <w:cs/>
+          <w:lang w:val="ar_AE" w:bidi="ar_AE"/>
+        </w:rPr>
+        <w:t>2 تيموثاوس 1:8</w:t>
+      </w:r>
       <w:r>
         <w:rPr>
           <w:rtl/>
@@ -5137,20 +4399,14 @@
         </w:rPr>
         <w:t xml:space="preserve">, </w:t>
       </w:r>
-      <w:hyperlink r:id="rId92">
-        <w:r>
-          <w:rPr>
-            <w:rtl/>
-            <w:cs/>
-            <w:lang w:val="ar_AE" w:bidi="ar_AE"/>
-          </w:rPr>
-          <w:rPr>
-            <w:color w:val="0000EE"/>
-            <w:u w:val="single"/>
-          </w:rPr>
-          <w:t>12</w:t>
-        </w:r>
-      </w:hyperlink>
+      <w:r>
+        <w:rPr>
+          <w:rtl/>
+          <w:cs/>
+          <w:lang w:val="ar_AE" w:bidi="ar_AE"/>
+        </w:rPr>
+        <w:t>12</w:t>
+      </w:r>
       <w:r>
         <w:rPr>
           <w:rtl/>
@@ -5159,20 +4415,14 @@
         </w:rPr>
         <w:t xml:space="preserve">; </w:t>
       </w:r>
-      <w:hyperlink r:id="rId89">
-        <w:r>
-          <w:rPr>
-            <w:rtl/>
-            <w:cs/>
-            <w:lang w:val="ar_AE" w:bidi="ar_AE"/>
-          </w:rPr>
-          <w:rPr>
-            <w:color w:val="0000EE"/>
-            <w:u w:val="single"/>
-          </w:rPr>
-          <w:t>2:8–13</w:t>
-        </w:r>
-      </w:hyperlink>
+      <w:r>
+        <w:rPr>
+          <w:rtl/>
+          <w:cs/>
+          <w:lang w:val="ar_AE" w:bidi="ar_AE"/>
+        </w:rPr>
+        <w:t>2:8–13</w:t>
+      </w:r>
       <w:r>
         <w:rPr>
           <w:rtl/>
@@ -5181,20 +4431,14 @@
         </w:rPr>
         <w:t xml:space="preserve">; قارن </w:t>
       </w:r>
-      <w:hyperlink r:id="rId123">
-        <w:r>
-          <w:rPr>
-            <w:rtl/>
-            <w:cs/>
-            <w:lang w:val="ar_AE" w:bidi="ar_AE"/>
-          </w:rPr>
-          <w:rPr>
-            <w:color w:val="0000EE"/>
-            <w:u w:val="single"/>
-          </w:rPr>
-          <w:t>1 كورنثوس 4:8–13</w:t>
-        </w:r>
-      </w:hyperlink>
+      <w:r>
+        <w:rPr>
+          <w:rtl/>
+          <w:cs/>
+          <w:lang w:val="ar_AE" w:bidi="ar_AE"/>
+        </w:rPr>
+        <w:t>1 كورنثوس 4:8–13</w:t>
+      </w:r>
       <w:r>
         <w:rPr>
           <w:rtl/>
@@ -5203,20 +4447,14 @@
         </w:rPr>
         <w:t xml:space="preserve">; </w:t>
       </w:r>
-      <w:hyperlink r:id="rId95">
-        <w:r>
-          <w:rPr>
-            <w:rtl/>
-            <w:cs/>
-            <w:lang w:val="ar_AE" w:bidi="ar_AE"/>
-          </w:rPr>
-          <w:rPr>
-            <w:color w:val="0000EE"/>
-            <w:u w:val="single"/>
-          </w:rPr>
-          <w:t>2 كورنثوس 12:8–10</w:t>
-        </w:r>
-      </w:hyperlink>
+      <w:r>
+        <w:rPr>
+          <w:rtl/>
+          <w:cs/>
+          <w:lang w:val="ar_AE" w:bidi="ar_AE"/>
+        </w:rPr>
+        <w:t>2 كورنثوس 12:8–10</w:t>
+      </w:r>
       <w:r>
         <w:rPr>
           <w:rtl/>
@@ -5225,20 +4463,14 @@
         </w:rPr>
         <w:t>). أيًا كانت صيغتها بالضبط، يصف بولس تعاليمهم بأنها "أَقْوَالُ بَاطِلَةُ دَّنِسَةُ" (</w:t>
       </w:r>
-      <w:hyperlink r:id="rId103">
-        <w:r>
-          <w:rPr>
-            <w:rtl/>
-            <w:cs/>
-            <w:lang w:val="ar_AE" w:bidi="ar_AE"/>
-          </w:rPr>
-          <w:rPr>
-            <w:color w:val="0000EE"/>
-            <w:u w:val="single"/>
-          </w:rPr>
-          <w:t>2 تيموثاوس 2:16</w:t>
-        </w:r>
-      </w:hyperlink>
+      <w:r>
+        <w:rPr>
+          <w:rtl/>
+          <w:cs/>
+          <w:lang w:val="ar_AE" w:bidi="ar_AE"/>
+        </w:rPr>
+        <w:t>2 تيموثاوس 2:16</w:t>
+      </w:r>
       <w:r>
         <w:rPr>
           <w:rtl/>
@@ -5314,20 +4546,14 @@
         </w:rPr>
         <w:t xml:space="preserve">يؤكد بولس لتيموثاوس أن التعليم الكاذب لن ينتصر (انظر </w:t>
       </w:r>
-      <w:hyperlink r:id="rId124">
-        <w:r>
-          <w:rPr>
-            <w:rtl/>
-            <w:cs/>
-            <w:lang w:val="ar_AE" w:bidi="ar_AE"/>
-          </w:rPr>
-          <w:rPr>
-            <w:color w:val="0000EE"/>
-            <w:u w:val="single"/>
-          </w:rPr>
-          <w:t>3:9</w:t>
-        </w:r>
-      </w:hyperlink>
+      <w:r>
+        <w:rPr>
+          <w:rtl/>
+          <w:cs/>
+          <w:lang w:val="ar_AE" w:bidi="ar_AE"/>
+        </w:rPr>
+        <w:t>3:9</w:t>
+      </w:r>
       <w:r>
         <w:rPr>
           <w:rtl/>
@@ -5336,20 +4562,14 @@
         </w:rPr>
         <w:t>)، ويعيد التأكيد على الدعوة للقداسة. • أَسَاسَ اللهِ الرَّاسِخَ: هذه الاستعارة تؤكد الحماية من الهلاك (</w:t>
       </w:r>
-      <w:hyperlink r:id="rId125">
-        <w:r>
-          <w:rPr>
-            <w:rtl/>
-            <w:cs/>
-            <w:lang w:val="ar_AE" w:bidi="ar_AE"/>
-          </w:rPr>
-          <w:rPr>
-            <w:color w:val="0000EE"/>
-            <w:u w:val="single"/>
-          </w:rPr>
-          <w:t>إشعياء 28:16</w:t>
-        </w:r>
-      </w:hyperlink>
+      <w:r>
+        <w:rPr>
+          <w:rtl/>
+          <w:cs/>
+          <w:lang w:val="ar_AE" w:bidi="ar_AE"/>
+        </w:rPr>
+        <w:t>إشعياء 28:16</w:t>
+      </w:r>
       <w:r>
         <w:rPr>
           <w:rtl/>
@@ -5358,20 +4578,14 @@
         </w:rPr>
         <w:t xml:space="preserve">) وقد تشير إلى الهيكل (انظر أيضًا </w:t>
       </w:r>
-      <w:hyperlink r:id="rId126">
-        <w:r>
-          <w:rPr>
-            <w:rtl/>
-            <w:cs/>
-            <w:lang w:val="ar_AE" w:bidi="ar_AE"/>
-          </w:rPr>
-          <w:rPr>
-            <w:color w:val="0000EE"/>
-            <w:u w:val="single"/>
-          </w:rPr>
-          <w:t>1 تيموثاوس 3:15</w:t>
-        </w:r>
-      </w:hyperlink>
+      <w:r>
+        <w:rPr>
+          <w:rtl/>
+          <w:cs/>
+          <w:lang w:val="ar_AE" w:bidi="ar_AE"/>
+        </w:rPr>
+        <w:t>1 تيموثاوس 3:15</w:t>
+      </w:r>
       <w:r>
         <w:rPr>
           <w:rtl/>
@@ -5380,20 +4594,14 @@
         </w:rPr>
         <w:t xml:space="preserve">; </w:t>
       </w:r>
-      <w:hyperlink r:id="rId127">
-        <w:r>
-          <w:rPr>
-            <w:rtl/>
-            <w:cs/>
-            <w:lang w:val="ar_AE" w:bidi="ar_AE"/>
-          </w:rPr>
-          <w:rPr>
-            <w:color w:val="0000EE"/>
-            <w:u w:val="single"/>
-          </w:rPr>
-          <w:t>1 كورنثوس 3:11</w:t>
-        </w:r>
-      </w:hyperlink>
+      <w:r>
+        <w:rPr>
+          <w:rtl/>
+          <w:cs/>
+          <w:lang w:val="ar_AE" w:bidi="ar_AE"/>
+        </w:rPr>
+        <w:t>1 كورنثوس 3:11</w:t>
+      </w:r>
       <w:r>
         <w:rPr>
           <w:rtl/>
@@ -5402,20 +4610,14 @@
         </w:rPr>
         <w:t xml:space="preserve">; </w:t>
       </w:r>
-      <w:hyperlink r:id="rId128">
-        <w:r>
-          <w:rPr>
-            <w:rtl/>
-            <w:cs/>
-            <w:lang w:val="ar_AE" w:bidi="ar_AE"/>
-          </w:rPr>
-          <w:rPr>
-            <w:color w:val="0000EE"/>
-            <w:u w:val="single"/>
-          </w:rPr>
-          <w:t>أفسس 2:20</w:t>
-        </w:r>
-      </w:hyperlink>
+      <w:r>
+        <w:rPr>
+          <w:rtl/>
+          <w:cs/>
+          <w:lang w:val="ar_AE" w:bidi="ar_AE"/>
+        </w:rPr>
+        <w:t>أفسس 2:20</w:t>
+      </w:r>
       <w:r>
         <w:rPr>
           <w:rtl/>
@@ -5424,20 +4626,14 @@
         </w:rPr>
         <w:t xml:space="preserve">; </w:t>
       </w:r>
-      <w:hyperlink r:id="rId129">
-        <w:r>
-          <w:rPr>
-            <w:rtl/>
-            <w:cs/>
-            <w:lang w:val="ar_AE" w:bidi="ar_AE"/>
-          </w:rPr>
-          <w:rPr>
-            <w:color w:val="0000EE"/>
-            <w:u w:val="single"/>
-          </w:rPr>
-          <w:t>1 بطرس 2:4–7</w:t>
-        </w:r>
-      </w:hyperlink>
+      <w:r>
+        <w:rPr>
+          <w:rtl/>
+          <w:cs/>
+          <w:lang w:val="ar_AE" w:bidi="ar_AE"/>
+        </w:rPr>
+        <w:t>1 بطرس 2:4–7</w:t>
+      </w:r>
       <w:r>
         <w:rPr>
           <w:rtl/>
@@ -5446,20 +4642,14 @@
         </w:rPr>
         <w:t xml:space="preserve">; </w:t>
       </w:r>
-      <w:hyperlink r:id="rId130">
-        <w:r>
-          <w:rPr>
-            <w:rtl/>
-            <w:cs/>
-            <w:lang w:val="ar_AE" w:bidi="ar_AE"/>
-          </w:rPr>
-          <w:rPr>
-            <w:color w:val="0000EE"/>
-            <w:u w:val="single"/>
-          </w:rPr>
-          <w:t>رؤيا 21:14</w:t>
-        </w:r>
-      </w:hyperlink>
+      <w:r>
+        <w:rPr>
+          <w:rtl/>
+          <w:cs/>
+          <w:lang w:val="ar_AE" w:bidi="ar_AE"/>
+        </w:rPr>
+        <w:t>رؤيا 21:14</w:t>
+      </w:r>
       <w:r>
         <w:rPr>
           <w:rtl/>
@@ -5468,20 +4658,14 @@
         </w:rPr>
         <w:t xml:space="preserve">). • يَعْلَمُ الرَّبُّ: هذا الاقتباس يشير إلى </w:t>
       </w:r>
-      <w:hyperlink r:id="rId131">
-        <w:r>
-          <w:rPr>
-            <w:rtl/>
-            <w:cs/>
-            <w:lang w:val="ar_AE" w:bidi="ar_AE"/>
-          </w:rPr>
-          <w:rPr>
-            <w:color w:val="0000EE"/>
-            <w:u w:val="single"/>
-          </w:rPr>
-          <w:t>العدد 16:5</w:t>
-        </w:r>
-      </w:hyperlink>
+      <w:r>
+        <w:rPr>
+          <w:rtl/>
+          <w:cs/>
+          <w:lang w:val="ar_AE" w:bidi="ar_AE"/>
+        </w:rPr>
+        <w:t>العدد 16:5</w:t>
+      </w:r>
       <w:r>
         <w:rPr>
           <w:rtl/>
@@ -5490,20 +4674,14 @@
         </w:rPr>
         <w:t xml:space="preserve">. • لْيَتَجَنَّبِ الإِثْمَ كُلُّ مَنْ يُسَمِّي اسْمَ الْمَسِيحِ: انظر </w:t>
       </w:r>
-      <w:hyperlink r:id="rId132">
-        <w:r>
-          <w:rPr>
-            <w:rtl/>
-            <w:cs/>
-            <w:lang w:val="ar_AE" w:bidi="ar_AE"/>
-          </w:rPr>
-          <w:rPr>
-            <w:color w:val="0000EE"/>
-            <w:u w:val="single"/>
-          </w:rPr>
-          <w:t>إشعياء 52:11</w:t>
-        </w:r>
-      </w:hyperlink>
+      <w:r>
+        <w:rPr>
+          <w:rtl/>
+          <w:cs/>
+          <w:lang w:val="ar_AE" w:bidi="ar_AE"/>
+        </w:rPr>
+        <w:t>إشعياء 52:11</w:t>
+      </w:r>
       <w:r>
         <w:rPr>
           <w:rtl/>
@@ -5512,20 +4690,14 @@
         </w:rPr>
         <w:t xml:space="preserve">; قارن </w:t>
       </w:r>
-      <w:hyperlink r:id="rId133">
-        <w:r>
-          <w:rPr>
-            <w:rtl/>
-            <w:cs/>
-            <w:lang w:val="ar_AE" w:bidi="ar_AE"/>
-          </w:rPr>
-          <w:rPr>
-            <w:color w:val="0000EE"/>
-            <w:u w:val="single"/>
-          </w:rPr>
-          <w:t>العدد 16:26–27</w:t>
-        </w:r>
-      </w:hyperlink>
+      <w:r>
+        <w:rPr>
+          <w:rtl/>
+          <w:cs/>
+          <w:lang w:val="ar_AE" w:bidi="ar_AE"/>
+        </w:rPr>
+        <w:t>العدد 16:26–27</w:t>
+      </w:r>
       <w:r>
         <w:rPr>
           <w:rtl/>
@@ -5534,20 +4706,14 @@
         </w:rPr>
         <w:t xml:space="preserve">; </w:t>
       </w:r>
-      <w:hyperlink r:id="rId134">
-        <w:r>
-          <w:rPr>
-            <w:rtl/>
-            <w:cs/>
-            <w:lang w:val="ar_AE" w:bidi="ar_AE"/>
-          </w:rPr>
-          <w:rPr>
-            <w:color w:val="0000EE"/>
-            <w:u w:val="single"/>
-          </w:rPr>
-          <w:t>لاويين 24:16</w:t>
-        </w:r>
-      </w:hyperlink>
+      <w:r>
+        <w:rPr>
+          <w:rtl/>
+          <w:cs/>
+          <w:lang w:val="ar_AE" w:bidi="ar_AE"/>
+        </w:rPr>
+        <w:t>لاويين 24:16</w:t>
+      </w:r>
       <w:r>
         <w:rPr>
           <w:rtl/>
@@ -5556,20 +4722,14 @@
         </w:rPr>
         <w:t xml:space="preserve">; </w:t>
       </w:r>
-      <w:hyperlink r:id="rId135">
-        <w:r>
-          <w:rPr>
-            <w:rtl/>
-            <w:cs/>
-            <w:lang w:val="ar_AE" w:bidi="ar_AE"/>
-          </w:rPr>
-          <w:rPr>
-            <w:color w:val="0000EE"/>
-            <w:u w:val="single"/>
-          </w:rPr>
-          <w:t>مزمور 6:8</w:t>
-        </w:r>
-      </w:hyperlink>
+      <w:r>
+        <w:rPr>
+          <w:rtl/>
+          <w:cs/>
+          <w:lang w:val="ar_AE" w:bidi="ar_AE"/>
+        </w:rPr>
+        <w:t>مزمور 6:8</w:t>
+      </w:r>
       <w:r>
         <w:rPr>
           <w:rtl/>
@@ -5645,20 +4805,14 @@
         </w:rPr>
         <w:t xml:space="preserve">استنادًا إلى </w:t>
       </w:r>
-      <w:hyperlink r:id="rId97">
-        <w:r>
-          <w:rPr>
-            <w:rtl/>
-            <w:cs/>
-            <w:lang w:val="ar_AE" w:bidi="ar_AE"/>
-          </w:rPr>
-          <w:rPr>
-            <w:color w:val="0000EE"/>
-            <w:u w:val="single"/>
-          </w:rPr>
-          <w:t>2:19</w:t>
-        </w:r>
-      </w:hyperlink>
+      <w:r>
+        <w:rPr>
+          <w:rtl/>
+          <w:cs/>
+          <w:lang w:val="ar_AE" w:bidi="ar_AE"/>
+        </w:rPr>
+        <w:t>2:19</w:t>
+      </w:r>
       <w:r>
         <w:rPr>
           <w:rtl/>
@@ -5667,20 +4821,14 @@
         </w:rPr>
         <w:t xml:space="preserve">، يستخدم بولس صورًا لآنية في بيت كبير (انظر </w:t>
       </w:r>
-      <w:hyperlink r:id="rId136">
-        <w:r>
-          <w:rPr>
-            <w:rtl/>
-            <w:cs/>
-            <w:lang w:val="ar_AE" w:bidi="ar_AE"/>
-          </w:rPr>
-          <w:rPr>
-            <w:color w:val="0000EE"/>
-            <w:u w:val="single"/>
-          </w:rPr>
-          <w:t>رومية 9:21</w:t>
-        </w:r>
-      </w:hyperlink>
+      <w:r>
+        <w:rPr>
+          <w:rtl/>
+          <w:cs/>
+          <w:lang w:val="ar_AE" w:bidi="ar_AE"/>
+        </w:rPr>
+        <w:t>رومية 9:21</w:t>
+      </w:r>
       <w:r>
         <w:rPr>
           <w:rtl/>
@@ -5756,20 +4904,14 @@
         </w:rPr>
         <w:t xml:space="preserve">الَّذِينَ يَدْعُونَ الرَّبَّ: انظر. </w:t>
       </w:r>
-      <w:hyperlink r:id="rId137">
-        <w:r>
-          <w:rPr>
-            <w:rtl/>
-            <w:cs/>
-            <w:lang w:val="ar_AE" w:bidi="ar_AE"/>
-          </w:rPr>
-          <w:rPr>
-            <w:color w:val="0000EE"/>
-            <w:u w:val="single"/>
-          </w:rPr>
-          <w:t>مزمور 99:6</w:t>
-        </w:r>
-      </w:hyperlink>
+      <w:r>
+        <w:rPr>
+          <w:rtl/>
+          <w:cs/>
+          <w:lang w:val="ar_AE" w:bidi="ar_AE"/>
+        </w:rPr>
+        <w:t>مزمور 99:6</w:t>
+      </w:r>
       <w:r>
         <w:rPr>
           <w:rtl/>
@@ -5778,20 +4920,14 @@
         </w:rPr>
         <w:t xml:space="preserve">; </w:t>
       </w:r>
-      <w:hyperlink r:id="rId138">
-        <w:r>
-          <w:rPr>
-            <w:rtl/>
-            <w:cs/>
-            <w:lang w:val="ar_AE" w:bidi="ar_AE"/>
-          </w:rPr>
-          <w:rPr>
-            <w:color w:val="0000EE"/>
-            <w:u w:val="single"/>
-          </w:rPr>
-          <w:t>يوئيل 2:32</w:t>
-        </w:r>
-      </w:hyperlink>
+      <w:r>
+        <w:rPr>
+          <w:rtl/>
+          <w:cs/>
+          <w:lang w:val="ar_AE" w:bidi="ar_AE"/>
+        </w:rPr>
+        <w:t>يوئيل 2:32</w:t>
+      </w:r>
       <w:r>
         <w:rPr>
           <w:rtl/>
@@ -5800,20 +4936,14 @@
         </w:rPr>
         <w:t xml:space="preserve">; </w:t>
       </w:r>
-      <w:hyperlink r:id="rId139">
-        <w:r>
-          <w:rPr>
-            <w:rtl/>
-            <w:cs/>
-            <w:lang w:val="ar_AE" w:bidi="ar_AE"/>
-          </w:rPr>
-          <w:rPr>
-            <w:color w:val="0000EE"/>
-            <w:u w:val="single"/>
-          </w:rPr>
-          <w:t>أعمال 2:21</w:t>
-        </w:r>
-      </w:hyperlink>
+      <w:r>
+        <w:rPr>
+          <w:rtl/>
+          <w:cs/>
+          <w:lang w:val="ar_AE" w:bidi="ar_AE"/>
+        </w:rPr>
+        <w:t>أعمال 2:21</w:t>
+      </w:r>
       <w:r>
         <w:rPr>
           <w:rtl/>
@@ -5822,20 +4952,14 @@
         </w:rPr>
         <w:t xml:space="preserve">; </w:t>
       </w:r>
-      <w:hyperlink r:id="rId140">
-        <w:r>
-          <w:rPr>
-            <w:rtl/>
-            <w:cs/>
-            <w:lang w:val="ar_AE" w:bidi="ar_AE"/>
-          </w:rPr>
-          <w:rPr>
-            <w:color w:val="0000EE"/>
-            <w:u w:val="single"/>
-          </w:rPr>
-          <w:t>9:14</w:t>
-        </w:r>
-      </w:hyperlink>
+      <w:r>
+        <w:rPr>
+          <w:rtl/>
+          <w:cs/>
+          <w:lang w:val="ar_AE" w:bidi="ar_AE"/>
+        </w:rPr>
+        <w:t>9:14</w:t>
+      </w:r>
       <w:r>
         <w:rPr>
           <w:rtl/>
@@ -5844,20 +4968,14 @@
         </w:rPr>
         <w:t xml:space="preserve">, </w:t>
       </w:r>
-      <w:hyperlink r:id="rId141">
-        <w:r>
-          <w:rPr>
-            <w:rtl/>
-            <w:cs/>
-            <w:lang w:val="ar_AE" w:bidi="ar_AE"/>
-          </w:rPr>
-          <w:rPr>
-            <w:color w:val="0000EE"/>
-            <w:u w:val="single"/>
-          </w:rPr>
-          <w:t>21</w:t>
-        </w:r>
-      </w:hyperlink>
+      <w:r>
+        <w:rPr>
+          <w:rtl/>
+          <w:cs/>
+          <w:lang w:val="ar_AE" w:bidi="ar_AE"/>
+        </w:rPr>
+        <w:t>21</w:t>
+      </w:r>
       <w:r>
         <w:rPr>
           <w:rtl/>
@@ -5866,20 +4984,14 @@
         </w:rPr>
         <w:t xml:space="preserve">; </w:t>
       </w:r>
-      <w:hyperlink r:id="rId142">
-        <w:r>
-          <w:rPr>
-            <w:rtl/>
-            <w:cs/>
-            <w:lang w:val="ar_AE" w:bidi="ar_AE"/>
-          </w:rPr>
-          <w:rPr>
-            <w:color w:val="0000EE"/>
-            <w:u w:val="single"/>
-          </w:rPr>
-          <w:t>22:16</w:t>
-        </w:r>
-      </w:hyperlink>
+      <w:r>
+        <w:rPr>
+          <w:rtl/>
+          <w:cs/>
+          <w:lang w:val="ar_AE" w:bidi="ar_AE"/>
+        </w:rPr>
+        <w:t>22:16</w:t>
+      </w:r>
       <w:r>
         <w:rPr>
           <w:rtl/>
@@ -5888,20 +5000,14 @@
         </w:rPr>
         <w:t xml:space="preserve">; </w:t>
       </w:r>
-      <w:hyperlink r:id="rId143">
-        <w:r>
-          <w:rPr>
-            <w:rtl/>
-            <w:cs/>
-            <w:lang w:val="ar_AE" w:bidi="ar_AE"/>
-          </w:rPr>
-          <w:rPr>
-            <w:color w:val="0000EE"/>
-            <w:u w:val="single"/>
-          </w:rPr>
-          <w:t>رومية 10:12–13</w:t>
-        </w:r>
-      </w:hyperlink>
+      <w:r>
+        <w:rPr>
+          <w:rtl/>
+          <w:cs/>
+          <w:lang w:val="ar_AE" w:bidi="ar_AE"/>
+        </w:rPr>
+        <w:t>رومية 10:12–13</w:t>
+      </w:r>
       <w:r>
         <w:rPr>
           <w:rtl/>
@@ -5910,20 +5016,14 @@
         </w:rPr>
         <w:t xml:space="preserve">; </w:t>
       </w:r>
-      <w:hyperlink r:id="rId144">
-        <w:r>
-          <w:rPr>
-            <w:rtl/>
-            <w:cs/>
-            <w:lang w:val="ar_AE" w:bidi="ar_AE"/>
-          </w:rPr>
-          <w:rPr>
-            <w:color w:val="0000EE"/>
-            <w:u w:val="single"/>
-          </w:rPr>
-          <w:t>1 كورنثوس 1:2</w:t>
-        </w:r>
-      </w:hyperlink>
+      <w:r>
+        <w:rPr>
+          <w:rtl/>
+          <w:cs/>
+          <w:lang w:val="ar_AE" w:bidi="ar_AE"/>
+        </w:rPr>
+        <w:t>1 كورنثوس 1:2</w:t>
+      </w:r>
       <w:r>
         <w:rPr>
           <w:rtl/>
@@ -5932,20 +5032,14 @@
         </w:rPr>
         <w:t xml:space="preserve">. • مِنْ قَلْبٍ نَقِيٍّ: انظر. </w:t>
       </w:r>
-      <w:hyperlink r:id="rId21">
-        <w:r>
-          <w:rPr>
-            <w:rtl/>
-            <w:cs/>
-            <w:lang w:val="ar_AE" w:bidi="ar_AE"/>
-          </w:rPr>
-          <w:rPr>
-            <w:color w:val="0000EE"/>
-            <w:u w:val="single"/>
-          </w:rPr>
-          <w:t>1 تيموثاوس 1:5</w:t>
-        </w:r>
-      </w:hyperlink>
+      <w:r>
+        <w:rPr>
+          <w:rtl/>
+          <w:cs/>
+          <w:lang w:val="ar_AE" w:bidi="ar_AE"/>
+        </w:rPr>
+        <w:t>1 تيموثاوس 1:5</w:t>
+      </w:r>
       <w:r>
         <w:rPr>
           <w:rtl/>
@@ -6021,20 +5115,14 @@
         </w:rPr>
         <w:t xml:space="preserve">عَبْدُ الرَّبِّ: انظر </w:t>
       </w:r>
-      <w:hyperlink r:id="rId145">
-        <w:r>
-          <w:rPr>
-            <w:rtl/>
-            <w:cs/>
-            <w:lang w:val="ar_AE" w:bidi="ar_AE"/>
-          </w:rPr>
-          <w:rPr>
-            <w:color w:val="0000EE"/>
-            <w:u w:val="single"/>
-          </w:rPr>
-          <w:t>تيطس 1:1</w:t>
-        </w:r>
-      </w:hyperlink>
+      <w:r>
+        <w:rPr>
+          <w:rtl/>
+          <w:cs/>
+          <w:lang w:val="ar_AE" w:bidi="ar_AE"/>
+        </w:rPr>
+        <w:t>تيطس 1:1</w:t>
+      </w:r>
       <w:r>
         <w:rPr>
           <w:rtl/>
@@ -6043,20 +5131,14 @@
         </w:rPr>
         <w:t xml:space="preserve">; قارن </w:t>
       </w:r>
-      <w:hyperlink r:id="rId146">
-        <w:r>
-          <w:rPr>
-            <w:rtl/>
-            <w:cs/>
-            <w:lang w:val="ar_AE" w:bidi="ar_AE"/>
-          </w:rPr>
-          <w:rPr>
-            <w:color w:val="0000EE"/>
-            <w:u w:val="single"/>
-          </w:rPr>
-          <w:t>إشعياء 42:1–2</w:t>
-        </w:r>
-      </w:hyperlink>
+      <w:r>
+        <w:rPr>
+          <w:rtl/>
+          <w:cs/>
+          <w:lang w:val="ar_AE" w:bidi="ar_AE"/>
+        </w:rPr>
+        <w:t>إشعياء 42:1–2</w:t>
+      </w:r>
       <w:r>
         <w:rPr>
           <w:rtl/>
@@ -6065,20 +5147,14 @@
         </w:rPr>
         <w:t xml:space="preserve">; </w:t>
       </w:r>
-      <w:hyperlink r:id="rId147">
-        <w:r>
-          <w:rPr>
-            <w:rtl/>
-            <w:cs/>
-            <w:lang w:val="ar_AE" w:bidi="ar_AE"/>
-          </w:rPr>
-          <w:rPr>
-            <w:color w:val="0000EE"/>
-            <w:u w:val="single"/>
-          </w:rPr>
-          <w:t>50:6</w:t>
-        </w:r>
-      </w:hyperlink>
+      <w:r>
+        <w:rPr>
+          <w:rtl/>
+          <w:cs/>
+          <w:lang w:val="ar_AE" w:bidi="ar_AE"/>
+        </w:rPr>
+        <w:t>50:6</w:t>
+      </w:r>
       <w:r>
         <w:rPr>
           <w:rtl/>
@@ -6087,20 +5163,14 @@
         </w:rPr>
         <w:t xml:space="preserve">; </w:t>
       </w:r>
-      <w:hyperlink r:id="rId148">
-        <w:r>
-          <w:rPr>
-            <w:rtl/>
-            <w:cs/>
-            <w:lang w:val="ar_AE" w:bidi="ar_AE"/>
-          </w:rPr>
-          <w:rPr>
-            <w:color w:val="0000EE"/>
-            <w:u w:val="single"/>
-          </w:rPr>
-          <w:t>53:7</w:t>
-        </w:r>
-      </w:hyperlink>
+      <w:r>
+        <w:rPr>
+          <w:rtl/>
+          <w:cs/>
+          <w:lang w:val="ar_AE" w:bidi="ar_AE"/>
+        </w:rPr>
+        <w:t>53:7</w:t>
+      </w:r>
       <w:r>
         <w:rPr>
           <w:rtl/>
@@ -6109,20 +5179,14 @@
         </w:rPr>
         <w:t xml:space="preserve">; </w:t>
       </w:r>
-      <w:hyperlink r:id="rId149">
-        <w:r>
-          <w:rPr>
-            <w:rtl/>
-            <w:cs/>
-            <w:lang w:val="ar_AE" w:bidi="ar_AE"/>
-          </w:rPr>
-          <w:rPr>
-            <w:color w:val="0000EE"/>
-            <w:u w:val="single"/>
-          </w:rPr>
-          <w:t>متى 12:14–21</w:t>
-        </w:r>
-      </w:hyperlink>
+      <w:r>
+        <w:rPr>
+          <w:rtl/>
+          <w:cs/>
+          <w:lang w:val="ar_AE" w:bidi="ar_AE"/>
+        </w:rPr>
+        <w:t>متى 12:14–21</w:t>
+      </w:r>
       <w:r>
         <w:rPr>
           <w:rtl/>
@@ -6131,20 +5195,14 @@
         </w:rPr>
         <w:t xml:space="preserve">. • يَكُونُ صَالِحًا لِلتَّعْلِيمِ، صَبُورًا عَلَى الْمَشَقَّاتِ: انظر </w:t>
       </w:r>
-      <w:hyperlink r:id="rId150">
-        <w:r>
-          <w:rPr>
-            <w:rtl/>
-            <w:cs/>
-            <w:lang w:val="ar_AE" w:bidi="ar_AE"/>
-          </w:rPr>
-          <w:rPr>
-            <w:color w:val="0000EE"/>
-            <w:u w:val="single"/>
-          </w:rPr>
-          <w:t>1 تيموثاوس 3:2–3</w:t>
-        </w:r>
-      </w:hyperlink>
+      <w:r>
+        <w:rPr>
+          <w:rtl/>
+          <w:cs/>
+          <w:lang w:val="ar_AE" w:bidi="ar_AE"/>
+        </w:rPr>
+        <w:t>1 تيموثاوس 3:2–3</w:t>
+      </w:r>
       <w:r>
         <w:rPr>
           <w:rtl/>
@@ -6153,20 +5211,14 @@
         </w:rPr>
         <w:t xml:space="preserve">; </w:t>
       </w:r>
-      <w:hyperlink r:id="rId151">
-        <w:r>
-          <w:rPr>
-            <w:rtl/>
-            <w:cs/>
-            <w:lang w:val="ar_AE" w:bidi="ar_AE"/>
-          </w:rPr>
-          <w:rPr>
-            <w:color w:val="0000EE"/>
-            <w:u w:val="single"/>
-          </w:rPr>
-          <w:t>تيطس 3:2</w:t>
-        </w:r>
-      </w:hyperlink>
+      <w:r>
+        <w:rPr>
+          <w:rtl/>
+          <w:cs/>
+          <w:lang w:val="ar_AE" w:bidi="ar_AE"/>
+        </w:rPr>
+        <w:t>تيطس 3:2</w:t>
+      </w:r>
       <w:r>
         <w:rPr>
           <w:rtl/>
@@ -6242,20 +5294,14 @@
         </w:rPr>
         <w:t xml:space="preserve">مُؤَدِّبًا بِالْوَدَاعَةِ: قارن بين </w:t>
       </w:r>
-      <w:hyperlink r:id="rId152">
-        <w:r>
-          <w:rPr>
-            <w:rtl/>
-            <w:cs/>
-            <w:lang w:val="ar_AE" w:bidi="ar_AE"/>
-          </w:rPr>
-          <w:rPr>
-            <w:color w:val="0000EE"/>
-            <w:u w:val="single"/>
-          </w:rPr>
-          <w:t>1 كورنثوس 4:21</w:t>
-        </w:r>
-      </w:hyperlink>
+      <w:r>
+        <w:rPr>
+          <w:rtl/>
+          <w:cs/>
+          <w:lang w:val="ar_AE" w:bidi="ar_AE"/>
+        </w:rPr>
+        <w:t>1 كورنثوس 4:21</w:t>
+      </w:r>
       <w:r>
         <w:rPr>
           <w:rtl/>
@@ -6264,20 +5310,14 @@
         </w:rPr>
         <w:t xml:space="preserve">، </w:t>
       </w:r>
-      <w:hyperlink r:id="rId153">
-        <w:r>
-          <w:rPr>
-            <w:rtl/>
-            <w:cs/>
-            <w:lang w:val="ar_AE" w:bidi="ar_AE"/>
-          </w:rPr>
-          <w:rPr>
-            <w:color w:val="0000EE"/>
-            <w:u w:val="single"/>
-          </w:rPr>
-          <w:t>2 كورنثوس 10:1</w:t>
-        </w:r>
-      </w:hyperlink>
+      <w:r>
+        <w:rPr>
+          <w:rtl/>
+          <w:cs/>
+          <w:lang w:val="ar_AE" w:bidi="ar_AE"/>
+        </w:rPr>
+        <w:t>2 كورنثوس 10:1</w:t>
+      </w:r>
       <w:r>
         <w:rPr>
           <w:rtl/>
@@ -6286,20 +5326,14 @@
         </w:rPr>
         <w:t xml:space="preserve">، </w:t>
       </w:r>
-      <w:hyperlink r:id="rId154">
-        <w:r>
-          <w:rPr>
-            <w:rtl/>
-            <w:cs/>
-            <w:lang w:val="ar_AE" w:bidi="ar_AE"/>
-          </w:rPr>
-          <w:rPr>
-            <w:color w:val="0000EE"/>
-            <w:u w:val="single"/>
-          </w:rPr>
-          <w:t>1 تسالونيكي 5:14</w:t>
-        </w:r>
-      </w:hyperlink>
+      <w:r>
+        <w:rPr>
+          <w:rtl/>
+          <w:cs/>
+          <w:lang w:val="ar_AE" w:bidi="ar_AE"/>
+        </w:rPr>
+        <w:t>1 تسالونيكي 5:14</w:t>
+      </w:r>
       <w:r>
         <w:rPr>
           <w:rtl/>
@@ -6308,20 +5342,14 @@
         </w:rPr>
         <w:t xml:space="preserve">، </w:t>
       </w:r>
-      <w:hyperlink r:id="rId155">
-        <w:r>
-          <w:rPr>
-            <w:rtl/>
-            <w:cs/>
-            <w:lang w:val="ar_AE" w:bidi="ar_AE"/>
-          </w:rPr>
-          <w:rPr>
-            <w:color w:val="0000EE"/>
-            <w:u w:val="single"/>
-          </w:rPr>
-          <w:t>2 تسالونيكي 3:14–15</w:t>
-        </w:r>
-      </w:hyperlink>
+      <w:r>
+        <w:rPr>
+          <w:rtl/>
+          <w:cs/>
+          <w:lang w:val="ar_AE" w:bidi="ar_AE"/>
+        </w:rPr>
+        <w:t>2 تسالونيكي 3:14–15</w:t>
+      </w:r>
       <w:r>
         <w:rPr>
           <w:rtl/>
@@ -6330,20 +5358,14 @@
         </w:rPr>
         <w:t xml:space="preserve">، </w:t>
       </w:r>
-      <w:hyperlink r:id="rId156">
-        <w:r>
-          <w:rPr>
-            <w:rtl/>
-            <w:cs/>
-            <w:lang w:val="ar_AE" w:bidi="ar_AE"/>
-          </w:rPr>
-          <w:rPr>
-            <w:color w:val="0000EE"/>
-            <w:u w:val="single"/>
-          </w:rPr>
-          <w:t>تيطس 3:10–11</w:t>
-        </w:r>
-      </w:hyperlink>
+      <w:r>
+        <w:rPr>
+          <w:rtl/>
+          <w:cs/>
+          <w:lang w:val="ar_AE" w:bidi="ar_AE"/>
+        </w:rPr>
+        <w:t>تيطس 3:10–11</w:t>
+      </w:r>
       <w:r>
         <w:rPr>
           <w:rtl/>
@@ -6352,20 +5374,14 @@
         </w:rPr>
         <w:t xml:space="preserve">، </w:t>
       </w:r>
-      <w:hyperlink r:id="rId157">
-        <w:r>
-          <w:rPr>
-            <w:rtl/>
-            <w:cs/>
-            <w:lang w:val="ar_AE" w:bidi="ar_AE"/>
-          </w:rPr>
-          <w:rPr>
-            <w:color w:val="0000EE"/>
-            <w:u w:val="single"/>
-          </w:rPr>
-          <w:t>يهوذا 1:22–23</w:t>
-        </w:r>
-      </w:hyperlink>
+      <w:r>
+        <w:rPr>
+          <w:rtl/>
+          <w:cs/>
+          <w:lang w:val="ar_AE" w:bidi="ar_AE"/>
+        </w:rPr>
+        <w:t>يهوذا 1:22–23</w:t>
+      </w:r>
       <w:r>
         <w:rPr>
           <w:rtl/>
@@ -6441,20 +5457,14 @@
         </w:rPr>
         <w:t xml:space="preserve">يصف بولس كيف سيكون حال الناس في الأيام الأخيرة (انظر أيضًا </w:t>
       </w:r>
-      <w:hyperlink r:id="rId158">
-        <w:r>
-          <w:rPr>
-            <w:rtl/>
-            <w:cs/>
-            <w:lang w:val="ar_AE" w:bidi="ar_AE"/>
-          </w:rPr>
-          <w:rPr>
-            <w:color w:val="0000EE"/>
-            <w:u w:val="single"/>
-          </w:rPr>
-          <w:t>1 تيموثاوس 4:1–5</w:t>
-        </w:r>
-      </w:hyperlink>
+      <w:r>
+        <w:rPr>
+          <w:rtl/>
+          <w:cs/>
+          <w:lang w:val="ar_AE" w:bidi="ar_AE"/>
+        </w:rPr>
+        <w:t>1 تيموثاوس 4:1–5</w:t>
+      </w:r>
       <w:r>
         <w:rPr>
           <w:rtl/>
@@ -6463,20 +5473,14 @@
         </w:rPr>
         <w:t xml:space="preserve">; </w:t>
       </w:r>
-      <w:hyperlink r:id="rId159">
-        <w:r>
-          <w:rPr>
-            <w:rtl/>
-            <w:cs/>
-            <w:lang w:val="ar_AE" w:bidi="ar_AE"/>
-          </w:rPr>
-          <w:rPr>
-            <w:color w:val="0000EE"/>
-            <w:u w:val="single"/>
-          </w:rPr>
-          <w:t>2 بطرس 2:1–22</w:t>
-        </w:r>
-      </w:hyperlink>
+      <w:r>
+        <w:rPr>
+          <w:rtl/>
+          <w:cs/>
+          <w:lang w:val="ar_AE" w:bidi="ar_AE"/>
+        </w:rPr>
+        <w:t>2 بطرس 2:1–22</w:t>
+      </w:r>
       <w:r>
         <w:rPr>
           <w:rtl/>
@@ -6485,20 +5489,14 @@
         </w:rPr>
         <w:t xml:space="preserve">; </w:t>
       </w:r>
-      <w:hyperlink r:id="rId160">
-        <w:r>
-          <w:rPr>
-            <w:rtl/>
-            <w:cs/>
-            <w:lang w:val="ar_AE" w:bidi="ar_AE"/>
-          </w:rPr>
-          <w:rPr>
-            <w:color w:val="0000EE"/>
-            <w:u w:val="single"/>
-          </w:rPr>
-          <w:t>3:3</w:t>
-        </w:r>
-      </w:hyperlink>
+      <w:r>
+        <w:rPr>
+          <w:rtl/>
+          <w:cs/>
+          <w:lang w:val="ar_AE" w:bidi="ar_AE"/>
+        </w:rPr>
+        <w:t>3:3</w:t>
+      </w:r>
       <w:r>
         <w:rPr>
           <w:rtl/>
@@ -6507,20 +5505,14 @@
         </w:rPr>
         <w:t xml:space="preserve">; </w:t>
       </w:r>
-      <w:hyperlink r:id="rId161">
-        <w:r>
-          <w:rPr>
-            <w:rtl/>
-            <w:cs/>
-            <w:lang w:val="ar_AE" w:bidi="ar_AE"/>
-          </w:rPr>
-          <w:rPr>
-            <w:color w:val="0000EE"/>
-            <w:u w:val="single"/>
-          </w:rPr>
-          <w:t>يهوذا 1:18</w:t>
-        </w:r>
-      </w:hyperlink>
+      <w:r>
+        <w:rPr>
+          <w:rtl/>
+          <w:cs/>
+          <w:lang w:val="ar_AE" w:bidi="ar_AE"/>
+        </w:rPr>
+        <w:t>يهوذا 1:18</w:t>
+      </w:r>
       <w:r>
         <w:rPr>
           <w:rtl/>
@@ -6529,20 +5521,14 @@
         </w:rPr>
         <w:t>)، التي كانت قد بدأت بالفعل (</w:t>
       </w:r>
-      <w:hyperlink r:id="rId162">
-        <w:r>
-          <w:rPr>
-            <w:rtl/>
-            <w:cs/>
-            <w:lang w:val="ar_AE" w:bidi="ar_AE"/>
-          </w:rPr>
-          <w:rPr>
-            <w:color w:val="0000EE"/>
-            <w:u w:val="single"/>
-          </w:rPr>
-          <w:t>2 تيموثاوس 3:5</w:t>
-        </w:r>
-      </w:hyperlink>
+      <w:r>
+        <w:rPr>
+          <w:rtl/>
+          <w:cs/>
+          <w:lang w:val="ar_AE" w:bidi="ar_AE"/>
+        </w:rPr>
+        <w:t>2 تيموثاوس 3:5</w:t>
+      </w:r>
       <w:r>
         <w:rPr>
           <w:rtl/>
@@ -6551,20 +5537,14 @@
         </w:rPr>
         <w:t xml:space="preserve">, </w:t>
       </w:r>
-      <w:hyperlink r:id="rId163">
-        <w:r>
-          <w:rPr>
-            <w:rtl/>
-            <w:cs/>
-            <w:lang w:val="ar_AE" w:bidi="ar_AE"/>
-          </w:rPr>
-          <w:rPr>
-            <w:color w:val="0000EE"/>
-            <w:u w:val="single"/>
-          </w:rPr>
-          <w:t>6–9</w:t>
-        </w:r>
-      </w:hyperlink>
+      <w:r>
+        <w:rPr>
+          <w:rtl/>
+          <w:cs/>
+          <w:lang w:val="ar_AE" w:bidi="ar_AE"/>
+        </w:rPr>
+        <w:t>6–9</w:t>
+      </w:r>
       <w:r>
         <w:rPr>
           <w:rtl/>
@@ -6707,20 +5687,14 @@
         </w:rPr>
         <w:t>أشخاص مثل هؤلاء (</w:t>
       </w:r>
-      <w:hyperlink r:id="rId164">
-        <w:r>
-          <w:rPr>
-            <w:rtl/>
-            <w:cs/>
-            <w:lang w:val="ar_AE" w:bidi="ar_AE"/>
-          </w:rPr>
-          <w:rPr>
-            <w:color w:val="0000EE"/>
-            <w:u w:val="single"/>
-          </w:rPr>
-          <w:t>3:2–4</w:t>
-        </w:r>
-      </w:hyperlink>
+      <w:r>
+        <w:rPr>
+          <w:rtl/>
+          <w:cs/>
+          <w:lang w:val="ar_AE" w:bidi="ar_AE"/>
+        </w:rPr>
+        <w:t>3:2–4</w:t>
+      </w:r>
       <w:r>
         <w:rPr>
           <w:rtl/>
@@ -6729,20 +5703,14 @@
         </w:rPr>
         <w:t xml:space="preserve">) قد رفضوا التعليم الصحيح وفصلوا أنفسهم عن القوة التي يمكن أن تجعلهم أتقياء (انظر </w:t>
       </w:r>
-      <w:hyperlink r:id="rId165">
-        <w:r>
-          <w:rPr>
-            <w:rtl/>
-            <w:cs/>
-            <w:lang w:val="ar_AE" w:bidi="ar_AE"/>
-          </w:rPr>
-          <w:rPr>
-            <w:color w:val="0000EE"/>
-            <w:u w:val="single"/>
-          </w:rPr>
-          <w:t>1 تيموثاوس 1:5–11</w:t>
-        </w:r>
-      </w:hyperlink>
+      <w:r>
+        <w:rPr>
+          <w:rtl/>
+          <w:cs/>
+          <w:lang w:val="ar_AE" w:bidi="ar_AE"/>
+        </w:rPr>
+        <w:t>1 تيموثاوس 1:5–11</w:t>
+      </w:r>
       <w:r>
         <w:rPr>
           <w:rtl/>
@@ -6751,20 +5719,14 @@
         </w:rPr>
         <w:t xml:space="preserve">; </w:t>
       </w:r>
-      <w:hyperlink r:id="rId116">
-        <w:r>
-          <w:rPr>
-            <w:rtl/>
-            <w:cs/>
-            <w:lang w:val="ar_AE" w:bidi="ar_AE"/>
-          </w:rPr>
-          <w:rPr>
-            <w:color w:val="0000EE"/>
-            <w:u w:val="single"/>
-          </w:rPr>
-          <w:t>كولوسي 2:16–23</w:t>
-        </w:r>
-      </w:hyperlink>
+      <w:r>
+        <w:rPr>
+          <w:rtl/>
+          <w:cs/>
+          <w:lang w:val="ar_AE" w:bidi="ar_AE"/>
+        </w:rPr>
+        <w:t>كولوسي 2:16–23</w:t>
+      </w:r>
       <w:r>
         <w:rPr>
           <w:rtl/>
@@ -6840,20 +5802,14 @@
         </w:rPr>
         <w:t>يُعدّ تأثير المُعَلِّمين الكذبة على البيوت والنساء مصدر قلق مستمر في الرسائل إلى تيموثاوس وتيطس (</w:t>
       </w:r>
-      <w:hyperlink r:id="rId166">
-        <w:r>
-          <w:rPr>
-            <w:rtl/>
-            <w:cs/>
-            <w:lang w:val="ar_AE" w:bidi="ar_AE"/>
-          </w:rPr>
-          <w:rPr>
-            <w:color w:val="0000EE"/>
-            <w:u w:val="single"/>
-          </w:rPr>
-          <w:t>تيطس 1:11</w:t>
-        </w:r>
-      </w:hyperlink>
+      <w:r>
+        <w:rPr>
+          <w:rtl/>
+          <w:cs/>
+          <w:lang w:val="ar_AE" w:bidi="ar_AE"/>
+        </w:rPr>
+        <w:t>تيطس 1:11</w:t>
+      </w:r>
       <w:r>
         <w:rPr>
           <w:rtl/>
@@ -6862,20 +5818,14 @@
         </w:rPr>
         <w:t xml:space="preserve">; انظر </w:t>
       </w:r>
-      <w:hyperlink r:id="rId122">
-        <w:r>
-          <w:rPr>
-            <w:rtl/>
-            <w:cs/>
-            <w:lang w:val="ar_AE" w:bidi="ar_AE"/>
-          </w:rPr>
-          <w:rPr>
-            <w:color w:val="0000EE"/>
-            <w:u w:val="single"/>
-          </w:rPr>
-          <w:t>1 تيموثاوس 2:11–15</w:t>
-        </w:r>
-      </w:hyperlink>
+      <w:r>
+        <w:rPr>
+          <w:rtl/>
+          <w:cs/>
+          <w:lang w:val="ar_AE" w:bidi="ar_AE"/>
+        </w:rPr>
+        <w:t>1 تيموثاوس 2:11–15</w:t>
+      </w:r>
       <w:r>
         <w:rPr>
           <w:rtl/>
@@ -6884,20 +5834,14 @@
         </w:rPr>
         <w:t xml:space="preserve">; </w:t>
       </w:r>
-      <w:hyperlink r:id="rId167">
-        <w:r>
-          <w:rPr>
-            <w:rtl/>
-            <w:cs/>
-            <w:lang w:val="ar_AE" w:bidi="ar_AE"/>
-          </w:rPr>
-          <w:rPr>
-            <w:color w:val="0000EE"/>
-            <w:u w:val="single"/>
-          </w:rPr>
-          <w:t>3:4–5</w:t>
-        </w:r>
-      </w:hyperlink>
+      <w:r>
+        <w:rPr>
+          <w:rtl/>
+          <w:cs/>
+          <w:lang w:val="ar_AE" w:bidi="ar_AE"/>
+        </w:rPr>
+        <w:t>3:4–5</w:t>
+      </w:r>
       <w:r>
         <w:rPr>
           <w:rtl/>
@@ -6906,20 +5850,14 @@
         </w:rPr>
         <w:t xml:space="preserve">; </w:t>
       </w:r>
-      <w:hyperlink r:id="rId168">
-        <w:r>
-          <w:rPr>
-            <w:rtl/>
-            <w:cs/>
-            <w:lang w:val="ar_AE" w:bidi="ar_AE"/>
-          </w:rPr>
-          <w:rPr>
-            <w:color w:val="0000EE"/>
-            <w:u w:val="single"/>
-          </w:rPr>
-          <w:t>5:14–15</w:t>
-        </w:r>
-      </w:hyperlink>
+      <w:r>
+        <w:rPr>
+          <w:rtl/>
+          <w:cs/>
+          <w:lang w:val="ar_AE" w:bidi="ar_AE"/>
+        </w:rPr>
+        <w:t>5:14–15</w:t>
+      </w:r>
       <w:r>
         <w:rPr>
           <w:rtl/>
@@ -6995,20 +5933,14 @@
         </w:rPr>
         <w:t xml:space="preserve">يَنِّيسُ وَيَمْبِرِيسُ، وفقًا للتقليد، هي أسماء السحرة المصريين الذين تحدوا موسى (انظر </w:t>
       </w:r>
-      <w:hyperlink r:id="rId169">
-        <w:r>
-          <w:rPr>
-            <w:rtl/>
-            <w:cs/>
-            <w:lang w:val="ar_AE" w:bidi="ar_AE"/>
-          </w:rPr>
-          <w:rPr>
-            <w:color w:val="0000EE"/>
-            <w:u w:val="single"/>
-          </w:rPr>
-          <w:t>خروج 7:8–13</w:t>
-        </w:r>
-      </w:hyperlink>
+      <w:r>
+        <w:rPr>
+          <w:rtl/>
+          <w:cs/>
+          <w:lang w:val="ar_AE" w:bidi="ar_AE"/>
+        </w:rPr>
+        <w:t>خروج 7:8–13</w:t>
+      </w:r>
       <w:r>
         <w:rPr>
           <w:rtl/>
@@ -7017,20 +5949,14 @@
         </w:rPr>
         <w:t xml:space="preserve">؛ </w:t>
       </w:r>
-      <w:hyperlink r:id="rId170">
-        <w:r>
-          <w:rPr>
-            <w:rtl/>
-            <w:cs/>
-            <w:lang w:val="ar_AE" w:bidi="ar_AE"/>
-          </w:rPr>
-          <w:rPr>
-            <w:color w:val="0000EE"/>
-            <w:u w:val="single"/>
-          </w:rPr>
-          <w:t>8:18</w:t>
-        </w:r>
-      </w:hyperlink>
+      <w:r>
+        <w:rPr>
+          <w:rtl/>
+          <w:cs/>
+          <w:lang w:val="ar_AE" w:bidi="ar_AE"/>
+        </w:rPr>
+        <w:t>8:18</w:t>
+      </w:r>
       <w:r>
         <w:rPr>
           <w:rtl/>
@@ -7039,20 +5965,14 @@
         </w:rPr>
         <w:t xml:space="preserve">؛ </w:t>
       </w:r>
-      <w:hyperlink r:id="rId171">
-        <w:r>
-          <w:rPr>
-            <w:rtl/>
-            <w:cs/>
-            <w:lang w:val="ar_AE" w:bidi="ar_AE"/>
-          </w:rPr>
-          <w:rPr>
-            <w:color w:val="0000EE"/>
-            <w:u w:val="single"/>
-          </w:rPr>
-          <w:t>9:11</w:t>
-        </w:r>
-      </w:hyperlink>
+      <w:r>
+        <w:rPr>
+          <w:rtl/>
+          <w:cs/>
+          <w:lang w:val="ar_AE" w:bidi="ar_AE"/>
+        </w:rPr>
+        <w:t>9:11</w:t>
+      </w:r>
       <w:r>
         <w:rPr>
           <w:rtl/>
@@ -7128,20 +6048,14 @@
         </w:rPr>
         <w:t xml:space="preserve">كان تيموثاوس من لسترة، بالقرب من أنطاكية وإيقونية، لذا كان على دراية تامة بما عانى منه بولس (انظر </w:t>
       </w:r>
-      <w:hyperlink r:id="rId172">
-        <w:r>
-          <w:rPr>
-            <w:rtl/>
-            <w:cs/>
-            <w:lang w:val="ar_AE" w:bidi="ar_AE"/>
-          </w:rPr>
-          <w:rPr>
-            <w:color w:val="0000EE"/>
-            <w:u w:val="single"/>
-          </w:rPr>
-          <w:t>أعمال الرسل 13:14</w:t>
-        </w:r>
-      </w:hyperlink>
+      <w:r>
+        <w:rPr>
+          <w:rtl/>
+          <w:cs/>
+          <w:lang w:val="ar_AE" w:bidi="ar_AE"/>
+        </w:rPr>
+        <w:t>أعمال الرسل 13:14</w:t>
+      </w:r>
       <w:r>
         <w:rPr>
           <w:rtl/>
@@ -7150,20 +6064,14 @@
         </w:rPr>
         <w:t xml:space="preserve">، </w:t>
       </w:r>
-      <w:hyperlink r:id="rId173">
-        <w:r>
-          <w:rPr>
-            <w:rtl/>
-            <w:cs/>
-            <w:lang w:val="ar_AE" w:bidi="ar_AE"/>
-          </w:rPr>
-          <w:rPr>
-            <w:color w:val="0000EE"/>
-            <w:u w:val="single"/>
-          </w:rPr>
-          <w:t>45–51</w:t>
-        </w:r>
-      </w:hyperlink>
+      <w:r>
+        <w:rPr>
+          <w:rtl/>
+          <w:cs/>
+          <w:lang w:val="ar_AE" w:bidi="ar_AE"/>
+        </w:rPr>
+        <w:t>45–51</w:t>
+      </w:r>
       <w:r>
         <w:rPr>
           <w:rtl/>
@@ -7172,20 +6080,14 @@
         </w:rPr>
         <w:t xml:space="preserve">؛ </w:t>
       </w:r>
-      <w:hyperlink r:id="rId174">
-        <w:r>
-          <w:rPr>
-            <w:rtl/>
-            <w:cs/>
-            <w:lang w:val="ar_AE" w:bidi="ar_AE"/>
-          </w:rPr>
-          <w:rPr>
-            <w:color w:val="0000EE"/>
-            <w:u w:val="single"/>
-          </w:rPr>
-          <w:t>14:1–8</w:t>
-        </w:r>
-      </w:hyperlink>
+      <w:r>
+        <w:rPr>
+          <w:rtl/>
+          <w:cs/>
+          <w:lang w:val="ar_AE" w:bidi="ar_AE"/>
+        </w:rPr>
+        <w:t>14:1–8</w:t>
+      </w:r>
       <w:r>
         <w:rPr>
           <w:rtl/>
@@ -7194,20 +6096,14 @@
         </w:rPr>
         <w:t xml:space="preserve">، </w:t>
       </w:r>
-      <w:hyperlink r:id="rId175">
-        <w:r>
-          <w:rPr>
-            <w:rtl/>
-            <w:cs/>
-            <w:lang w:val="ar_AE" w:bidi="ar_AE"/>
-          </w:rPr>
-          <w:rPr>
-            <w:color w:val="0000EE"/>
-            <w:u w:val="single"/>
-          </w:rPr>
-          <w:t>19–22</w:t>
-        </w:r>
-      </w:hyperlink>
+      <w:r>
+        <w:rPr>
+          <w:rtl/>
+          <w:cs/>
+          <w:lang w:val="ar_AE" w:bidi="ar_AE"/>
+        </w:rPr>
+        <w:t>19–22</w:t>
+      </w:r>
       <w:r>
         <w:rPr>
           <w:rtl/>
@@ -7216,20 +6112,14 @@
         </w:rPr>
         <w:t>)، برغم أنه انضم إليه بعد هذه الأحداث (</w:t>
       </w:r>
-      <w:hyperlink r:id="rId29">
-        <w:r>
-          <w:rPr>
-            <w:rtl/>
-            <w:cs/>
-            <w:lang w:val="ar_AE" w:bidi="ar_AE"/>
-          </w:rPr>
-          <w:rPr>
-            <w:color w:val="0000EE"/>
-            <w:u w:val="single"/>
-          </w:rPr>
-          <w:t>أعمال الرسل 16:1–3</w:t>
-        </w:r>
-      </w:hyperlink>
+      <w:r>
+        <w:rPr>
+          <w:rtl/>
+          <w:cs/>
+          <w:lang w:val="ar_AE" w:bidi="ar_AE"/>
+        </w:rPr>
+        <w:t>أعمال الرسل 16:1–3</w:t>
+      </w:r>
       <w:r>
         <w:rPr>
           <w:rtl/>
@@ -7238,20 +6128,14 @@
         </w:rPr>
         <w:t xml:space="preserve">). • وَمِنَ الْجَمِيعِ أَنْقَذَنِي الرَّبُّ: كان بولس قادرًا على الشهادة من خلال اختباره الشخصي أن الرب سيحقق مقاصده من خلال خادمه الأمين (انظر </w:t>
       </w:r>
-      <w:hyperlink r:id="rId176">
-        <w:r>
-          <w:rPr>
-            <w:rtl/>
-            <w:cs/>
-            <w:lang w:val="ar_AE" w:bidi="ar_AE"/>
-          </w:rPr>
-          <w:rPr>
-            <w:color w:val="0000EE"/>
-            <w:u w:val="single"/>
-          </w:rPr>
-          <w:t>2 تيموثاوس 4:6–8</w:t>
-        </w:r>
-      </w:hyperlink>
+      <w:r>
+        <w:rPr>
+          <w:rtl/>
+          <w:cs/>
+          <w:lang w:val="ar_AE" w:bidi="ar_AE"/>
+        </w:rPr>
+        <w:t>2 تيموثاوس 4:6–8</w:t>
+      </w:r>
       <w:r>
         <w:rPr>
           <w:rtl/>
@@ -7260,20 +6144,14 @@
         </w:rPr>
         <w:t xml:space="preserve">، </w:t>
       </w:r>
-      <w:hyperlink r:id="rId17">
-        <w:r>
-          <w:rPr>
-            <w:rtl/>
-            <w:cs/>
-            <w:lang w:val="ar_AE" w:bidi="ar_AE"/>
-          </w:rPr>
-          <w:rPr>
-            <w:color w:val="0000EE"/>
-            <w:u w:val="single"/>
-          </w:rPr>
-          <w:t>17–18</w:t>
-        </w:r>
-      </w:hyperlink>
+      <w:r>
+        <w:rPr>
+          <w:rtl/>
+          <w:cs/>
+          <w:lang w:val="ar_AE" w:bidi="ar_AE"/>
+        </w:rPr>
+        <w:t>17–18</w:t>
+      </w:r>
       <w:r>
         <w:rPr>
           <w:rtl/>
@@ -7282,20 +6160,14 @@
         </w:rPr>
         <w:t xml:space="preserve">؛ </w:t>
       </w:r>
-      <w:hyperlink r:id="rId177">
-        <w:r>
-          <w:rPr>
-            <w:rtl/>
-            <w:cs/>
-            <w:lang w:val="ar_AE" w:bidi="ar_AE"/>
-          </w:rPr>
-          <w:rPr>
-            <w:color w:val="0000EE"/>
-            <w:u w:val="single"/>
-          </w:rPr>
-          <w:t>مزمور 22:19–22</w:t>
-        </w:r>
-      </w:hyperlink>
+      <w:r>
+        <w:rPr>
+          <w:rtl/>
+          <w:cs/>
+          <w:lang w:val="ar_AE" w:bidi="ar_AE"/>
+        </w:rPr>
+        <w:t>مزمور 22:19–22</w:t>
+      </w:r>
       <w:r>
         <w:rPr>
           <w:rtl/>
@@ -7304,20 +6176,14 @@
         </w:rPr>
         <w:t xml:space="preserve">؛ </w:t>
       </w:r>
-      <w:hyperlink r:id="rId178">
-        <w:r>
-          <w:rPr>
-            <w:rtl/>
-            <w:cs/>
-            <w:lang w:val="ar_AE" w:bidi="ar_AE"/>
-          </w:rPr>
-          <w:rPr>
-            <w:color w:val="0000EE"/>
-            <w:u w:val="single"/>
-          </w:rPr>
-          <w:t>34:19</w:t>
-        </w:r>
-      </w:hyperlink>
+      <w:r>
+        <w:rPr>
+          <w:rtl/>
+          <w:cs/>
+          <w:lang w:val="ar_AE" w:bidi="ar_AE"/>
+        </w:rPr>
+        <w:t>34:19</w:t>
+      </w:r>
       <w:r>
         <w:rPr>
           <w:rtl/>
@@ -7326,20 +6192,14 @@
         </w:rPr>
         <w:t xml:space="preserve">؛ </w:t>
       </w:r>
-      <w:hyperlink r:id="rId179">
-        <w:r>
-          <w:rPr>
-            <w:rtl/>
-            <w:cs/>
-            <w:lang w:val="ar_AE" w:bidi="ar_AE"/>
-          </w:rPr>
-          <w:rPr>
-            <w:color w:val="0000EE"/>
-            <w:u w:val="single"/>
-          </w:rPr>
-          <w:t>دانيآل 3:17–18</w:t>
-        </w:r>
-      </w:hyperlink>
+      <w:r>
+        <w:rPr>
+          <w:rtl/>
+          <w:cs/>
+          <w:lang w:val="ar_AE" w:bidi="ar_AE"/>
+        </w:rPr>
+        <w:t>دانيآل 3:17–18</w:t>
+      </w:r>
       <w:r>
         <w:rPr>
           <w:rtl/>
@@ -7348,20 +6208,14 @@
         </w:rPr>
         <w:t xml:space="preserve">؛ </w:t>
       </w:r>
-      <w:hyperlink r:id="rId180">
-        <w:r>
-          <w:rPr>
-            <w:rtl/>
-            <w:cs/>
-            <w:lang w:val="ar_AE" w:bidi="ar_AE"/>
-          </w:rPr>
-          <w:rPr>
-            <w:color w:val="0000EE"/>
-            <w:u w:val="single"/>
-          </w:rPr>
-          <w:t>2 كورنثوس 1:8–10</w:t>
-        </w:r>
-      </w:hyperlink>
+      <w:r>
+        <w:rPr>
+          <w:rtl/>
+          <w:cs/>
+          <w:lang w:val="ar_AE" w:bidi="ar_AE"/>
+        </w:rPr>
+        <w:t>2 كورنثوس 1:8–10</w:t>
+      </w:r>
       <w:r>
         <w:rPr>
           <w:rtl/>
@@ -7370,20 +6224,14 @@
         </w:rPr>
         <w:t xml:space="preserve">؛ </w:t>
       </w:r>
-      <w:hyperlink r:id="rId181">
-        <w:r>
-          <w:rPr>
-            <w:rtl/>
-            <w:cs/>
-            <w:lang w:val="ar_AE" w:bidi="ar_AE"/>
-          </w:rPr>
-          <w:rPr>
-            <w:color w:val="0000EE"/>
-            <w:u w:val="single"/>
-          </w:rPr>
-          <w:t>2 بطرس 2:7–9</w:t>
-        </w:r>
-      </w:hyperlink>
+      <w:r>
+        <w:rPr>
+          <w:rtl/>
+          <w:cs/>
+          <w:lang w:val="ar_AE" w:bidi="ar_AE"/>
+        </w:rPr>
+        <w:t>2 بطرس 2:7–9</w:t>
+      </w:r>
       <w:r>
         <w:rPr>
           <w:rtl/>
@@ -7459,20 +6307,14 @@
         </w:rPr>
         <w:t xml:space="preserve">منذ الطفولية، قامت كل من جدة تيموثاوس وأمه اليهوديتان، لوئيس وأفنيكي (انظر </w:t>
       </w:r>
-      <w:hyperlink r:id="rId29">
-        <w:r>
-          <w:rPr>
-            <w:rtl/>
-            <w:cs/>
-            <w:lang w:val="ar_AE" w:bidi="ar_AE"/>
-          </w:rPr>
-          <w:rPr>
-            <w:color w:val="0000EE"/>
-            <w:u w:val="single"/>
-          </w:rPr>
-          <w:t>أعمال 16:1–3</w:t>
-        </w:r>
-      </w:hyperlink>
+      <w:r>
+        <w:rPr>
+          <w:rtl/>
+          <w:cs/>
+          <w:lang w:val="ar_AE" w:bidi="ar_AE"/>
+        </w:rPr>
+        <w:t>أعمال 16:1–3</w:t>
+      </w:r>
       <w:r>
         <w:rPr>
           <w:rtl/>
@@ -7481,20 +6323,14 @@
         </w:rPr>
         <w:t xml:space="preserve">)، بتعليمه أسفار العهد القديم (انظر </w:t>
       </w:r>
-      <w:hyperlink r:id="rId182">
-        <w:r>
-          <w:rPr>
-            <w:rtl/>
-            <w:cs/>
-            <w:lang w:val="ar_AE" w:bidi="ar_AE"/>
-          </w:rPr>
-          <w:rPr>
-            <w:color w:val="0000EE"/>
-            <w:u w:val="single"/>
-          </w:rPr>
-          <w:t>2 تيموثاوس 1:5</w:t>
-        </w:r>
-      </w:hyperlink>
+      <w:r>
+        <w:rPr>
+          <w:rtl/>
+          <w:cs/>
+          <w:lang w:val="ar_AE" w:bidi="ar_AE"/>
+        </w:rPr>
+        <w:t>2 تيموثاوس 1:5</w:t>
+      </w:r>
       <w:r>
         <w:rPr>
           <w:rtl/>
@@ -7587,20 +6423,14 @@
         </w:rPr>
         <w:t xml:space="preserve"> وكونه أنفاس الله كما يقول الله نفسه؛ انظر أيضًا </w:t>
       </w:r>
-      <w:hyperlink r:id="rId183">
-        <w:r>
-          <w:rPr>
-            <w:rtl/>
-            <w:cs/>
-            <w:lang w:val="ar_AE" w:bidi="ar_AE"/>
-          </w:rPr>
-          <w:rPr>
-            <w:color w:val="0000EE"/>
-            <w:u w:val="single"/>
-          </w:rPr>
-          <w:t>عبرانيين 4:12–13</w:t>
-        </w:r>
-      </w:hyperlink>
+      <w:r>
+        <w:rPr>
+          <w:rtl/>
+          <w:cs/>
+          <w:lang w:val="ar_AE" w:bidi="ar_AE"/>
+        </w:rPr>
+        <w:t>عبرانيين 4:12–13</w:t>
+      </w:r>
       <w:r>
         <w:rPr>
           <w:rtl/>
@@ -7609,20 +6439,14 @@
         </w:rPr>
         <w:t xml:space="preserve">؛ </w:t>
       </w:r>
-      <w:hyperlink r:id="rId184">
-        <w:r>
-          <w:rPr>
-            <w:rtl/>
-            <w:cs/>
-            <w:lang w:val="ar_AE" w:bidi="ar_AE"/>
-          </w:rPr>
-          <w:rPr>
-            <w:color w:val="0000EE"/>
-            <w:u w:val="single"/>
-          </w:rPr>
-          <w:t>2 بطرس 1:20–21</w:t>
-        </w:r>
-      </w:hyperlink>
+      <w:r>
+        <w:rPr>
+          <w:rtl/>
+          <w:cs/>
+          <w:lang w:val="ar_AE" w:bidi="ar_AE"/>
+        </w:rPr>
+        <w:t>2 بطرس 1:20–21</w:t>
+      </w:r>
       <w:r>
         <w:rPr>
           <w:rtl/>
@@ -7631,20 +6455,14 @@
         </w:rPr>
         <w:t xml:space="preserve">) لا ينفي المشاركة الفعَّالة للكُتَّاب البشريين. لكنها تؤكد أن الله مسؤول بالكامل عن كلمته. الكتاب المُقَدَّس صادق، وموثوق، وله سلطان، ودائم، وقوي لأنه يأتي من الله نفسه. رسالته متماسكة، وهو متسق في شهادته عن يسوع المسيح (انظر </w:t>
       </w:r>
-      <w:hyperlink r:id="rId185">
-        <w:r>
-          <w:rPr>
-            <w:rtl/>
-            <w:cs/>
-            <w:lang w:val="ar_AE" w:bidi="ar_AE"/>
-          </w:rPr>
-          <w:rPr>
-            <w:color w:val="0000EE"/>
-            <w:u w:val="single"/>
-          </w:rPr>
-          <w:t>لوقا 24:25–27</w:t>
-        </w:r>
-      </w:hyperlink>
+      <w:r>
+        <w:rPr>
+          <w:rtl/>
+          <w:cs/>
+          <w:lang w:val="ar_AE" w:bidi="ar_AE"/>
+        </w:rPr>
+        <w:t>لوقا 24:25–27</w:t>
+      </w:r>
       <w:r>
         <w:rPr>
           <w:rtl/>
@@ -7653,20 +6471,14 @@
         </w:rPr>
         <w:t xml:space="preserve">، </w:t>
       </w:r>
-      <w:hyperlink r:id="rId186">
-        <w:r>
-          <w:rPr>
-            <w:rtl/>
-            <w:cs/>
-            <w:lang w:val="ar_AE" w:bidi="ar_AE"/>
-          </w:rPr>
-          <w:rPr>
-            <w:color w:val="0000EE"/>
-            <w:u w:val="single"/>
-          </w:rPr>
-          <w:t>44</w:t>
-        </w:r>
-      </w:hyperlink>
+      <w:r>
+        <w:rPr>
+          <w:rtl/>
+          <w:cs/>
+          <w:lang w:val="ar_AE" w:bidi="ar_AE"/>
+        </w:rPr>
+        <w:t>44</w:t>
+      </w:r>
       <w:r>
         <w:rPr>
           <w:rtl/>
@@ -7675,20 +6487,14 @@
         </w:rPr>
         <w:t xml:space="preserve">؛ </w:t>
       </w:r>
-      <w:hyperlink r:id="rId187">
-        <w:r>
-          <w:rPr>
-            <w:rtl/>
-            <w:cs/>
-            <w:lang w:val="ar_AE" w:bidi="ar_AE"/>
-          </w:rPr>
-          <w:rPr>
-            <w:color w:val="0000EE"/>
-            <w:u w:val="single"/>
-          </w:rPr>
-          <w:t>يوحنّا 5:39–40</w:t>
-        </w:r>
-      </w:hyperlink>
+      <w:r>
+        <w:rPr>
+          <w:rtl/>
+          <w:cs/>
+          <w:lang w:val="ar_AE" w:bidi="ar_AE"/>
+        </w:rPr>
+        <w:t>يوحنّا 5:39–40</w:t>
+      </w:r>
       <w:r>
         <w:rPr>
           <w:rtl/>
@@ -7697,20 +6503,14 @@
         </w:rPr>
         <w:t xml:space="preserve">؛ </w:t>
       </w:r>
-      <w:hyperlink r:id="rId188">
-        <w:r>
-          <w:rPr>
-            <w:rtl/>
-            <w:cs/>
-            <w:lang w:val="ar_AE" w:bidi="ar_AE"/>
-          </w:rPr>
-          <w:rPr>
-            <w:color w:val="0000EE"/>
-            <w:u w:val="single"/>
-          </w:rPr>
-          <w:t>أعمال 3:24</w:t>
-        </w:r>
-      </w:hyperlink>
+      <w:r>
+        <w:rPr>
+          <w:rtl/>
+          <w:cs/>
+          <w:lang w:val="ar_AE" w:bidi="ar_AE"/>
+        </w:rPr>
+        <w:t>أعمال 3:24</w:t>
+      </w:r>
       <w:r>
         <w:rPr>
           <w:rtl/>
@@ -7719,20 +6519,14 @@
         </w:rPr>
         <w:t xml:space="preserve">؛ </w:t>
       </w:r>
-      <w:hyperlink r:id="rId189">
-        <w:r>
-          <w:rPr>
-            <w:rtl/>
-            <w:cs/>
-            <w:lang w:val="ar_AE" w:bidi="ar_AE"/>
-          </w:rPr>
-          <w:rPr>
-            <w:color w:val="0000EE"/>
-            <w:u w:val="single"/>
-          </w:rPr>
-          <w:t>1 كورنثوس 15:3–4</w:t>
-        </w:r>
-      </w:hyperlink>
+      <w:r>
+        <w:rPr>
+          <w:rtl/>
+          <w:cs/>
+          <w:lang w:val="ar_AE" w:bidi="ar_AE"/>
+        </w:rPr>
+        <w:t>1 كورنثوس 15:3–4</w:t>
+      </w:r>
       <w:r>
         <w:rPr>
           <w:rtl/>
@@ -7741,20 +6535,14 @@
         </w:rPr>
         <w:t>). وبذلك، لديه القدرة على جلب الخلاص وتحريك الإيمان. كما يجب ألا يُساء استخدامه، كما كان يفعل المُعَلِّمون الكذبة (</w:t>
       </w:r>
-      <w:hyperlink r:id="rId190">
-        <w:r>
-          <w:rPr>
-            <w:rtl/>
-            <w:cs/>
-            <w:lang w:val="ar_AE" w:bidi="ar_AE"/>
-          </w:rPr>
-          <w:rPr>
-            <w:color w:val="0000EE"/>
-            <w:u w:val="single"/>
-          </w:rPr>
-          <w:t>2 تيموثاوس 4:2–4</w:t>
-        </w:r>
-      </w:hyperlink>
+      <w:r>
+        <w:rPr>
+          <w:rtl/>
+          <w:cs/>
+          <w:lang w:val="ar_AE" w:bidi="ar_AE"/>
+        </w:rPr>
+        <w:t>2 تيموثاوس 4:2–4</w:t>
+      </w:r>
       <w:r>
         <w:rPr>
           <w:rtl/>
@@ -7763,20 +6551,14 @@
         </w:rPr>
         <w:t xml:space="preserve">؛ </w:t>
       </w:r>
-      <w:hyperlink r:id="rId191">
-        <w:r>
-          <w:rPr>
-            <w:rtl/>
-            <w:cs/>
-            <w:lang w:val="ar_AE" w:bidi="ar_AE"/>
-          </w:rPr>
-          <w:rPr>
-            <w:color w:val="0000EE"/>
-            <w:u w:val="single"/>
-          </w:rPr>
-          <w:t>1 تيموثاوس 1:4–7</w:t>
-        </w:r>
-      </w:hyperlink>
+      <w:r>
+        <w:rPr>
+          <w:rtl/>
+          <w:cs/>
+          <w:lang w:val="ar_AE" w:bidi="ar_AE"/>
+        </w:rPr>
+        <w:t>1 تيموثاوس 1:4–7</w:t>
+      </w:r>
       <w:r>
         <w:rPr>
           <w:rtl/>
@@ -7785,20 +6567,14 @@
         </w:rPr>
         <w:t xml:space="preserve">؛ قارن </w:t>
       </w:r>
-      <w:hyperlink r:id="rId192">
-        <w:r>
-          <w:rPr>
-            <w:rtl/>
-            <w:cs/>
-            <w:lang w:val="ar_AE" w:bidi="ar_AE"/>
-          </w:rPr>
-          <w:rPr>
-            <w:color w:val="0000EE"/>
-            <w:u w:val="single"/>
-          </w:rPr>
-          <w:t>2 بطرس 3:16</w:t>
-        </w:r>
-      </w:hyperlink>
+      <w:r>
+        <w:rPr>
+          <w:rtl/>
+          <w:cs/>
+          <w:lang w:val="ar_AE" w:bidi="ar_AE"/>
+        </w:rPr>
+        <w:t>2 بطرس 3:16</w:t>
+      </w:r>
       <w:r>
         <w:rPr>
           <w:rtl/>
@@ -7807,20 +6583,14 @@
         </w:rPr>
         <w:t>)، بل يجب أن يُعَلَّم بشكل صحيح (</w:t>
       </w:r>
-      <w:hyperlink r:id="rId193">
-        <w:r>
-          <w:rPr>
-            <w:rtl/>
-            <w:cs/>
-            <w:lang w:val="ar_AE" w:bidi="ar_AE"/>
-          </w:rPr>
-          <w:rPr>
-            <w:color w:val="0000EE"/>
-            <w:u w:val="single"/>
-          </w:rPr>
-          <w:t>2 تيموثاوس 2:2</w:t>
-        </w:r>
-      </w:hyperlink>
+      <w:r>
+        <w:rPr>
+          <w:rtl/>
+          <w:cs/>
+          <w:lang w:val="ar_AE" w:bidi="ar_AE"/>
+        </w:rPr>
+        <w:t>2 تيموثاوس 2:2</w:t>
+      </w:r>
       <w:r>
         <w:rPr>
           <w:rtl/>
@@ -7829,20 +6599,14 @@
         </w:rPr>
         <w:t xml:space="preserve">، </w:t>
       </w:r>
-      <w:hyperlink r:id="rId194">
-        <w:r>
-          <w:rPr>
-            <w:rtl/>
-            <w:cs/>
-            <w:lang w:val="ar_AE" w:bidi="ar_AE"/>
-          </w:rPr>
-          <w:rPr>
-            <w:color w:val="0000EE"/>
-            <w:u w:val="single"/>
-          </w:rPr>
-          <w:t>15</w:t>
-        </w:r>
-      </w:hyperlink>
+      <w:r>
+        <w:rPr>
+          <w:rtl/>
+          <w:cs/>
+          <w:lang w:val="ar_AE" w:bidi="ar_AE"/>
+        </w:rPr>
+        <w:t>15</w:t>
+      </w:r>
       <w:r>
         <w:rPr>
           <w:rtl/>
@@ -7918,20 +6682,14 @@
         </w:rPr>
         <w:t xml:space="preserve">توضح هذه الآيات نص الآية </w:t>
       </w:r>
-      <w:hyperlink r:id="rId195">
-        <w:r>
-          <w:rPr>
-            <w:rtl/>
-            <w:cs/>
-            <w:lang w:val="ar_AE" w:bidi="ar_AE"/>
-          </w:rPr>
-          <w:rPr>
-            <w:color w:val="0000EE"/>
-            <w:u w:val="single"/>
-          </w:rPr>
-          <w:t>3:15</w:t>
-        </w:r>
-      </w:hyperlink>
+      <w:r>
+        <w:rPr>
+          <w:rtl/>
+          <w:cs/>
+          <w:lang w:val="ar_AE" w:bidi="ar_AE"/>
+        </w:rPr>
+        <w:t>3:15</w:t>
+      </w:r>
       <w:r>
         <w:rPr>
           <w:rtl/>
@@ -7940,20 +6698,14 @@
         </w:rPr>
         <w:t xml:space="preserve"> عن طريق شرح فاعلية الكتب المُقَدَّسة، ومصدرها، والطرق التي تمنح بها الحكمة لنحيا خلاصنا. كان بولس يتحدث عن الكتب المُقَدَّسة العبرية (العهد القديم)، لكن يمكن الآن أن ينطبق كلامه على كل الكتاب المُقَدَّس، بما في ذلك العهد الجديد (انظر، على سبيل المثال، </w:t>
       </w:r>
-      <w:hyperlink r:id="rId196">
-        <w:r>
-          <w:rPr>
-            <w:rtl/>
-            <w:cs/>
-            <w:lang w:val="ar_AE" w:bidi="ar_AE"/>
-          </w:rPr>
-          <w:rPr>
-            <w:color w:val="0000EE"/>
-            <w:u w:val="single"/>
-          </w:rPr>
-          <w:t>2 بطرس 3:15–16</w:t>
-        </w:r>
-      </w:hyperlink>
+      <w:r>
+        <w:rPr>
+          <w:rtl/>
+          <w:cs/>
+          <w:lang w:val="ar_AE" w:bidi="ar_AE"/>
+        </w:rPr>
+        <w:t>2 بطرس 3:15–16</w:t>
+      </w:r>
       <w:r>
         <w:rPr>
           <w:rtl/>
@@ -8029,20 +6781,14 @@
         </w:rPr>
         <w:t>يُبيّن بولس أن الخلاص (</w:t>
       </w:r>
-      <w:hyperlink r:id="rId195">
-        <w:r>
-          <w:rPr>
-            <w:rtl/>
-            <w:cs/>
-            <w:lang w:val="ar_AE" w:bidi="ar_AE"/>
-          </w:rPr>
-          <w:rPr>
-            <w:color w:val="0000EE"/>
-            <w:u w:val="single"/>
-          </w:rPr>
-          <w:t>3:15</w:t>
-        </w:r>
-      </w:hyperlink>
+      <w:r>
+        <w:rPr>
+          <w:rtl/>
+          <w:cs/>
+          <w:lang w:val="ar_AE" w:bidi="ar_AE"/>
+        </w:rPr>
+        <w:t>3:15</w:t>
+      </w:r>
       <w:r>
         <w:rPr>
           <w:rtl/>
@@ -8051,20 +6797,14 @@
         </w:rPr>
         <w:t xml:space="preserve">) يفضي إلى حياة التقوى (انظر </w:t>
       </w:r>
-      <w:hyperlink r:id="rId197">
-        <w:r>
-          <w:rPr>
-            <w:rtl/>
-            <w:cs/>
-            <w:lang w:val="ar_AE" w:bidi="ar_AE"/>
-          </w:rPr>
-          <w:rPr>
-            <w:color w:val="0000EE"/>
-            <w:u w:val="single"/>
-          </w:rPr>
-          <w:t>غلاطية 1:4</w:t>
-        </w:r>
-      </w:hyperlink>
+      <w:r>
+        <w:rPr>
+          <w:rtl/>
+          <w:cs/>
+          <w:lang w:val="ar_AE" w:bidi="ar_AE"/>
+        </w:rPr>
+        <w:t>غلاطية 1:4</w:t>
+      </w:r>
       <w:r>
         <w:rPr>
           <w:rtl/>
@@ -8073,20 +6813,14 @@
         </w:rPr>
         <w:t xml:space="preserve">; </w:t>
       </w:r>
-      <w:hyperlink r:id="rId198">
-        <w:r>
-          <w:rPr>
-            <w:rtl/>
-            <w:cs/>
-            <w:lang w:val="ar_AE" w:bidi="ar_AE"/>
-          </w:rPr>
-          <w:rPr>
-            <w:color w:val="0000EE"/>
-            <w:u w:val="single"/>
-          </w:rPr>
-          <w:t>5:16–26</w:t>
-        </w:r>
-      </w:hyperlink>
+      <w:r>
+        <w:rPr>
+          <w:rtl/>
+          <w:cs/>
+          <w:lang w:val="ar_AE" w:bidi="ar_AE"/>
+        </w:rPr>
+        <w:t>5:16–26</w:t>
+      </w:r>
       <w:r>
         <w:rPr>
           <w:rtl/>
@@ -8095,20 +6829,14 @@
         </w:rPr>
         <w:t xml:space="preserve">; </w:t>
       </w:r>
-      <w:hyperlink r:id="rId199">
-        <w:r>
-          <w:rPr>
-            <w:rtl/>
-            <w:cs/>
-            <w:lang w:val="ar_AE" w:bidi="ar_AE"/>
-          </w:rPr>
-          <w:rPr>
-            <w:color w:val="0000EE"/>
-            <w:u w:val="single"/>
-          </w:rPr>
-          <w:t>أفسس 2:8–10</w:t>
-        </w:r>
-      </w:hyperlink>
+      <w:r>
+        <w:rPr>
+          <w:rtl/>
+          <w:cs/>
+          <w:lang w:val="ar_AE" w:bidi="ar_AE"/>
+        </w:rPr>
+        <w:t>أفسس 2:8–10</w:t>
+      </w:r>
       <w:r>
         <w:rPr>
           <w:rtl/>
@@ -8184,20 +6912,14 @@
         </w:rPr>
         <w:t xml:space="preserve">أَنْ يَدِينَ الأَحْيَاءَ وَالأَمْوَاتَ: انظر </w:t>
       </w:r>
-      <w:hyperlink r:id="rId200">
-        <w:r>
-          <w:rPr>
-            <w:rtl/>
-            <w:cs/>
-            <w:lang w:val="ar_AE" w:bidi="ar_AE"/>
-          </w:rPr>
-          <w:rPr>
-            <w:color w:val="0000EE"/>
-            <w:u w:val="single"/>
-          </w:rPr>
-          <w:t>متى 25:31–46</w:t>
-        </w:r>
-      </w:hyperlink>
+      <w:r>
+        <w:rPr>
+          <w:rtl/>
+          <w:cs/>
+          <w:lang w:val="ar_AE" w:bidi="ar_AE"/>
+        </w:rPr>
+        <w:t>متى 25:31–46</w:t>
+      </w:r>
       <w:r>
         <w:rPr>
           <w:rtl/>
@@ -8206,20 +6928,14 @@
         </w:rPr>
         <w:t xml:space="preserve">؛ </w:t>
       </w:r>
-      <w:hyperlink r:id="rId201">
-        <w:r>
-          <w:rPr>
-            <w:rtl/>
-            <w:cs/>
-            <w:lang w:val="ar_AE" w:bidi="ar_AE"/>
-          </w:rPr>
-          <w:rPr>
-            <w:color w:val="0000EE"/>
-            <w:u w:val="single"/>
-          </w:rPr>
-          <w:t>أعمال 10:42</w:t>
-        </w:r>
-      </w:hyperlink>
+      <w:r>
+        <w:rPr>
+          <w:rtl/>
+          <w:cs/>
+          <w:lang w:val="ar_AE" w:bidi="ar_AE"/>
+        </w:rPr>
+        <w:t>أعمال 10:42</w:t>
+      </w:r>
       <w:r>
         <w:rPr>
           <w:rtl/>
@@ -8228,20 +6944,14 @@
         </w:rPr>
         <w:t xml:space="preserve">؛ </w:t>
       </w:r>
-      <w:hyperlink r:id="rId202">
-        <w:r>
-          <w:rPr>
-            <w:rtl/>
-            <w:cs/>
-            <w:lang w:val="ar_AE" w:bidi="ar_AE"/>
-          </w:rPr>
-          <w:rPr>
-            <w:color w:val="0000EE"/>
-            <w:u w:val="single"/>
-          </w:rPr>
-          <w:t>رومية 14:7–12</w:t>
-        </w:r>
-      </w:hyperlink>
+      <w:r>
+        <w:rPr>
+          <w:rtl/>
+          <w:cs/>
+          <w:lang w:val="ar_AE" w:bidi="ar_AE"/>
+        </w:rPr>
+        <w:t>رومية 14:7–12</w:t>
+      </w:r>
       <w:r>
         <w:rPr>
           <w:rtl/>
@@ -8250,20 +6960,14 @@
         </w:rPr>
         <w:t xml:space="preserve">؛ </w:t>
       </w:r>
-      <w:hyperlink r:id="rId203">
-        <w:r>
-          <w:rPr>
-            <w:rtl/>
-            <w:cs/>
-            <w:lang w:val="ar_AE" w:bidi="ar_AE"/>
-          </w:rPr>
-          <w:rPr>
-            <w:color w:val="0000EE"/>
-            <w:u w:val="single"/>
-          </w:rPr>
-          <w:t>رؤيا 20:11–15</w:t>
-        </w:r>
-      </w:hyperlink>
+      <w:r>
+        <w:rPr>
+          <w:rtl/>
+          <w:cs/>
+          <w:lang w:val="ar_AE" w:bidi="ar_AE"/>
+        </w:rPr>
+        <w:t>رؤيا 20:11–15</w:t>
+      </w:r>
       <w:r>
         <w:rPr>
           <w:rtl/>
@@ -8305,20 +7009,14 @@
         </w:rPr>
         <w:t xml:space="preserve">؛ انظر أيضًا </w:t>
       </w:r>
-      <w:hyperlink r:id="rId15">
-        <w:r>
-          <w:rPr>
-            <w:rtl/>
-            <w:cs/>
-            <w:lang w:val="ar_AE" w:bidi="ar_AE"/>
-          </w:rPr>
-          <w:rPr>
-            <w:color w:val="0000EE"/>
-            <w:u w:val="single"/>
-          </w:rPr>
-          <w:t>2 تيموثاوس 1:10</w:t>
-        </w:r>
-      </w:hyperlink>
+      <w:r>
+        <w:rPr>
+          <w:rtl/>
+          <w:cs/>
+          <w:lang w:val="ar_AE" w:bidi="ar_AE"/>
+        </w:rPr>
+        <w:t>2 تيموثاوس 1:10</w:t>
+      </w:r>
       <w:r>
         <w:rPr>
           <w:rtl/>
@@ -8327,20 +7025,14 @@
         </w:rPr>
         <w:t xml:space="preserve">؛ </w:t>
       </w:r>
-      <w:hyperlink r:id="rId204">
-        <w:r>
-          <w:rPr>
-            <w:rtl/>
-            <w:cs/>
-            <w:lang w:val="ar_AE" w:bidi="ar_AE"/>
-          </w:rPr>
-          <w:rPr>
-            <w:color w:val="0000EE"/>
-            <w:u w:val="single"/>
-          </w:rPr>
-          <w:t>4:8</w:t>
-        </w:r>
-      </w:hyperlink>
+      <w:r>
+        <w:rPr>
+          <w:rtl/>
+          <w:cs/>
+          <w:lang w:val="ar_AE" w:bidi="ar_AE"/>
+        </w:rPr>
+        <w:t>4:8</w:t>
+      </w:r>
       <w:r>
         <w:rPr>
           <w:rtl/>
@@ -8349,20 +7041,14 @@
         </w:rPr>
         <w:t xml:space="preserve">; </w:t>
       </w:r>
-      <w:hyperlink r:id="rId205">
-        <w:r>
-          <w:rPr>
-            <w:rtl/>
-            <w:cs/>
-            <w:lang w:val="ar_AE" w:bidi="ar_AE"/>
-          </w:rPr>
-          <w:rPr>
-            <w:color w:val="0000EE"/>
-            <w:u w:val="single"/>
-          </w:rPr>
-          <w:t>تيطس 2:11–13</w:t>
-        </w:r>
-      </w:hyperlink>
+      <w:r>
+        <w:rPr>
+          <w:rtl/>
+          <w:cs/>
+          <w:lang w:val="ar_AE" w:bidi="ar_AE"/>
+        </w:rPr>
+        <w:t>تيطس 2:11–13</w:t>
+      </w:r>
       <w:r>
         <w:rPr>
           <w:rtl/>
@@ -8371,20 +7057,14 @@
         </w:rPr>
         <w:t xml:space="preserve">; </w:t>
       </w:r>
-      <w:hyperlink r:id="rId206">
-        <w:r>
-          <w:rPr>
-            <w:rtl/>
-            <w:cs/>
-            <w:lang w:val="ar_AE" w:bidi="ar_AE"/>
-          </w:rPr>
-          <w:rPr>
-            <w:color w:val="0000EE"/>
-            <w:u w:val="single"/>
-          </w:rPr>
-          <w:t>3:4</w:t>
-        </w:r>
-      </w:hyperlink>
+      <w:r>
+        <w:rPr>
+          <w:rtl/>
+          <w:cs/>
+          <w:lang w:val="ar_AE" w:bidi="ar_AE"/>
+        </w:rPr>
+        <w:t>3:4</w:t>
+      </w:r>
       <w:r>
         <w:rPr>
           <w:rtl/>
@@ -8460,20 +7140,14 @@
         </w:rPr>
         <w:t xml:space="preserve">وقف تيموثاوس في حضرة الله وكان عليه أن يعمل في ضوء مجيء يسوع للدينونة وإقامة مملكته (انظر </w:t>
       </w:r>
-      <w:hyperlink r:id="rId207">
-        <w:r>
-          <w:rPr>
-            <w:rtl/>
-            <w:cs/>
-            <w:lang w:val="ar_AE" w:bidi="ar_AE"/>
-          </w:rPr>
-          <w:rPr>
-            <w:color w:val="0000EE"/>
-            <w:u w:val="single"/>
-          </w:rPr>
-          <w:t>1 تيموثاوس 5:21</w:t>
-        </w:r>
-      </w:hyperlink>
+      <w:r>
+        <w:rPr>
+          <w:rtl/>
+          <w:cs/>
+          <w:lang w:val="ar_AE" w:bidi="ar_AE"/>
+        </w:rPr>
+        <w:t>1 تيموثاوس 5:21</w:t>
+      </w:r>
       <w:r>
         <w:rPr>
           <w:rtl/>
@@ -8482,20 +7156,14 @@
         </w:rPr>
         <w:t xml:space="preserve">; </w:t>
       </w:r>
-      <w:hyperlink r:id="rId208">
-        <w:r>
-          <w:rPr>
-            <w:rtl/>
-            <w:cs/>
-            <w:lang w:val="ar_AE" w:bidi="ar_AE"/>
-          </w:rPr>
-          <w:rPr>
-            <w:color w:val="0000EE"/>
-            <w:u w:val="single"/>
-          </w:rPr>
-          <w:t>6:13–14</w:t>
-        </w:r>
-      </w:hyperlink>
+      <w:r>
+        <w:rPr>
+          <w:rtl/>
+          <w:cs/>
+          <w:lang w:val="ar_AE" w:bidi="ar_AE"/>
+        </w:rPr>
+        <w:t>6:13–14</w:t>
+      </w:r>
       <w:r>
         <w:rPr>
           <w:rtl/>
@@ -8504,20 +7172,14 @@
         </w:rPr>
         <w:t>). سيجلب ظهور المسيح التطهير (</w:t>
       </w:r>
-      <w:hyperlink r:id="rId97">
-        <w:r>
-          <w:rPr>
-            <w:rtl/>
-            <w:cs/>
-            <w:lang w:val="ar_AE" w:bidi="ar_AE"/>
-          </w:rPr>
-          <w:rPr>
-            <w:color w:val="0000EE"/>
-            <w:u w:val="single"/>
-          </w:rPr>
-          <w:t>2 تيموثاوس 2:19</w:t>
-        </w:r>
-      </w:hyperlink>
+      <w:r>
+        <w:rPr>
+          <w:rtl/>
+          <w:cs/>
+          <w:lang w:val="ar_AE" w:bidi="ar_AE"/>
+        </w:rPr>
+        <w:t>2 تيموثاوس 2:19</w:t>
+      </w:r>
       <w:r>
         <w:rPr>
           <w:rtl/>
@@ -8526,20 +7188,14 @@
         </w:rPr>
         <w:t>)، والمحاسبة (</w:t>
       </w:r>
-      <w:hyperlink r:id="rId209">
-        <w:r>
-          <w:rPr>
-            <w:rtl/>
-            <w:cs/>
-            <w:lang w:val="ar_AE" w:bidi="ar_AE"/>
-          </w:rPr>
-          <w:rPr>
-            <w:color w:val="0000EE"/>
-            <w:u w:val="single"/>
-          </w:rPr>
-          <w:t>3:8–9</w:t>
-        </w:r>
-      </w:hyperlink>
+      <w:r>
+        <w:rPr>
+          <w:rtl/>
+          <w:cs/>
+          <w:lang w:val="ar_AE" w:bidi="ar_AE"/>
+        </w:rPr>
+        <w:t>3:8–9</w:t>
+      </w:r>
       <w:r>
         <w:rPr>
           <w:rtl/>
@@ -8548,20 +7204,14 @@
         </w:rPr>
         <w:t>)، والخلاص، والتبرير، والمكافأة (</w:t>
       </w:r>
-      <w:hyperlink r:id="rId204">
-        <w:r>
-          <w:rPr>
-            <w:rtl/>
-            <w:cs/>
-            <w:lang w:val="ar_AE" w:bidi="ar_AE"/>
-          </w:rPr>
-          <w:rPr>
-            <w:color w:val="0000EE"/>
-            <w:u w:val="single"/>
-          </w:rPr>
-          <w:t>4:8</w:t>
-        </w:r>
-      </w:hyperlink>
+      <w:r>
+        <w:rPr>
+          <w:rtl/>
+          <w:cs/>
+          <w:lang w:val="ar_AE" w:bidi="ar_AE"/>
+        </w:rPr>
+        <w:t>4:8</w:t>
+      </w:r>
       <w:r>
         <w:rPr>
           <w:rtl/>
@@ -8570,20 +7220,14 @@
         </w:rPr>
         <w:t xml:space="preserve">, </w:t>
       </w:r>
-      <w:hyperlink r:id="rId210">
-        <w:r>
-          <w:rPr>
-            <w:rtl/>
-            <w:cs/>
-            <w:lang w:val="ar_AE" w:bidi="ar_AE"/>
-          </w:rPr>
-          <w:rPr>
-            <w:color w:val="0000EE"/>
-            <w:u w:val="single"/>
-          </w:rPr>
-          <w:t>18</w:t>
-        </w:r>
-      </w:hyperlink>
+      <w:r>
+        <w:rPr>
+          <w:rtl/>
+          <w:cs/>
+          <w:lang w:val="ar_AE" w:bidi="ar_AE"/>
+        </w:rPr>
+        <w:t>18</w:t>
+      </w:r>
       <w:r>
         <w:rPr>
           <w:rtl/>
@@ -8592,20 +7236,14 @@
         </w:rPr>
         <w:t xml:space="preserve">). انظر أيضًا </w:t>
       </w:r>
-      <w:hyperlink r:id="rId211">
-        <w:r>
-          <w:rPr>
-            <w:rtl/>
-            <w:cs/>
-            <w:lang w:val="ar_AE" w:bidi="ar_AE"/>
-          </w:rPr>
-          <w:rPr>
-            <w:color w:val="0000EE"/>
-            <w:u w:val="single"/>
-          </w:rPr>
-          <w:t>1 كورنثوس 3:10–15</w:t>
-        </w:r>
-      </w:hyperlink>
+      <w:r>
+        <w:rPr>
+          <w:rtl/>
+          <w:cs/>
+          <w:lang w:val="ar_AE" w:bidi="ar_AE"/>
+        </w:rPr>
+        <w:t>1 كورنثوس 3:10–15</w:t>
+      </w:r>
       <w:r>
         <w:rPr>
           <w:rtl/>
@@ -8614,20 +7252,14 @@
         </w:rPr>
         <w:t xml:space="preserve">; </w:t>
       </w:r>
-      <w:hyperlink r:id="rId212">
-        <w:r>
-          <w:rPr>
-            <w:rtl/>
-            <w:cs/>
-            <w:lang w:val="ar_AE" w:bidi="ar_AE"/>
-          </w:rPr>
-          <w:rPr>
-            <w:color w:val="0000EE"/>
-            <w:u w:val="single"/>
-          </w:rPr>
-          <w:t>4:4–5</w:t>
-        </w:r>
-      </w:hyperlink>
+      <w:r>
+        <w:rPr>
+          <w:rtl/>
+          <w:cs/>
+          <w:lang w:val="ar_AE" w:bidi="ar_AE"/>
+        </w:rPr>
+        <w:t>4:4–5</w:t>
+      </w:r>
       <w:r>
         <w:rPr>
           <w:rtl/>
@@ -8636,20 +7268,14 @@
         </w:rPr>
         <w:t xml:space="preserve">; </w:t>
       </w:r>
-      <w:hyperlink r:id="rId213">
-        <w:r>
-          <w:rPr>
-            <w:rtl/>
-            <w:cs/>
-            <w:lang w:val="ar_AE" w:bidi="ar_AE"/>
-          </w:rPr>
-          <w:rPr>
-            <w:color w:val="0000EE"/>
-            <w:u w:val="single"/>
-          </w:rPr>
-          <w:t>2 كورنثوس 5:10</w:t>
-        </w:r>
-      </w:hyperlink>
+      <w:r>
+        <w:rPr>
+          <w:rtl/>
+          <w:cs/>
+          <w:lang w:val="ar_AE" w:bidi="ar_AE"/>
+        </w:rPr>
+        <w:t>2 كورنثوس 5:10</w:t>
+      </w:r>
       <w:r>
         <w:rPr>
           <w:rtl/>
@@ -8725,20 +7351,14 @@
         </w:rPr>
         <w:t>هذا التكليف الأخير يختصر كل ما ذُكِر سابقًا (</w:t>
       </w:r>
-      <w:hyperlink r:id="rId214">
-        <w:r>
-          <w:rPr>
-            <w:rtl/>
-            <w:cs/>
-            <w:lang w:val="ar_AE" w:bidi="ar_AE"/>
-          </w:rPr>
-          <w:rPr>
-            <w:color w:val="0000EE"/>
-            <w:u w:val="single"/>
-          </w:rPr>
-          <w:t>1:6–14</w:t>
-        </w:r>
-      </w:hyperlink>
+      <w:r>
+        <w:rPr>
+          <w:rtl/>
+          <w:cs/>
+          <w:lang w:val="ar_AE" w:bidi="ar_AE"/>
+        </w:rPr>
+        <w:t>1:6–14</w:t>
+      </w:r>
       <w:r>
         <w:rPr>
           <w:rtl/>
@@ -8747,20 +7367,14 @@
         </w:rPr>
         <w:t xml:space="preserve">; </w:t>
       </w:r>
-      <w:hyperlink r:id="rId215">
-        <w:r>
-          <w:rPr>
-            <w:rtl/>
-            <w:cs/>
-            <w:lang w:val="ar_AE" w:bidi="ar_AE"/>
-          </w:rPr>
-          <w:rPr>
-            <w:color w:val="0000EE"/>
-            <w:u w:val="single"/>
-          </w:rPr>
-          <w:t>2:1–15</w:t>
-        </w:r>
-      </w:hyperlink>
+      <w:r>
+        <w:rPr>
+          <w:rtl/>
+          <w:cs/>
+          <w:lang w:val="ar_AE" w:bidi="ar_AE"/>
+        </w:rPr>
+        <w:t>2:1–15</w:t>
+      </w:r>
       <w:r>
         <w:rPr>
           <w:rtl/>
@@ -8769,20 +7383,14 @@
         </w:rPr>
         <w:t xml:space="preserve">, </w:t>
       </w:r>
-      <w:hyperlink r:id="rId216">
-        <w:r>
-          <w:rPr>
-            <w:rtl/>
-            <w:cs/>
-            <w:lang w:val="ar_AE" w:bidi="ar_AE"/>
-          </w:rPr>
-          <w:rPr>
-            <w:color w:val="0000EE"/>
-            <w:u w:val="single"/>
-          </w:rPr>
-          <w:t>24–26</w:t>
-        </w:r>
-      </w:hyperlink>
+      <w:r>
+        <w:rPr>
+          <w:rtl/>
+          <w:cs/>
+          <w:lang w:val="ar_AE" w:bidi="ar_AE"/>
+        </w:rPr>
+        <w:t>24–26</w:t>
+      </w:r>
       <w:r>
         <w:rPr>
           <w:rtl/>
@@ -8791,20 +7399,14 @@
         </w:rPr>
         <w:t xml:space="preserve">; </w:t>
       </w:r>
-      <w:hyperlink r:id="rId16">
-        <w:r>
-          <w:rPr>
-            <w:rtl/>
-            <w:cs/>
-            <w:lang w:val="ar_AE" w:bidi="ar_AE"/>
-          </w:rPr>
-          <w:rPr>
-            <w:color w:val="0000EE"/>
-            <w:u w:val="single"/>
-          </w:rPr>
-          <w:t>3:12</w:t>
-        </w:r>
-      </w:hyperlink>
+      <w:r>
+        <w:rPr>
+          <w:rtl/>
+          <w:cs/>
+          <w:lang w:val="ar_AE" w:bidi="ar_AE"/>
+        </w:rPr>
+        <w:t>3:12</w:t>
+      </w:r>
       <w:r>
         <w:rPr>
           <w:rtl/>
@@ -8880,20 +7482,14 @@
         </w:rPr>
         <w:t xml:space="preserve">يُسَلِّم بولس فعليًا عباءة القيادة إلى تيموثاوس (قارن </w:t>
       </w:r>
-      <w:hyperlink r:id="rId217">
-        <w:r>
-          <w:rPr>
-            <w:rtl/>
-            <w:cs/>
-            <w:lang w:val="ar_AE" w:bidi="ar_AE"/>
-          </w:rPr>
-          <w:rPr>
-            <w:color w:val="0000EE"/>
-            <w:u w:val="single"/>
-          </w:rPr>
-          <w:t>تثنية 31: 7–8</w:t>
-        </w:r>
-      </w:hyperlink>
+      <w:r>
+        <w:rPr>
+          <w:rtl/>
+          <w:cs/>
+          <w:lang w:val="ar_AE" w:bidi="ar_AE"/>
+        </w:rPr>
+        <w:t>تثنية 31: 7–8</w:t>
+      </w:r>
       <w:r>
         <w:rPr>
           <w:rtl/>
@@ -8902,20 +7498,14 @@
         </w:rPr>
         <w:t xml:space="preserve">؛ </w:t>
       </w:r>
-      <w:hyperlink r:id="rId218">
-        <w:r>
-          <w:rPr>
-            <w:rtl/>
-            <w:cs/>
-            <w:lang w:val="ar_AE" w:bidi="ar_AE"/>
-          </w:rPr>
-          <w:rPr>
-            <w:color w:val="0000EE"/>
-            <w:u w:val="single"/>
-          </w:rPr>
-          <w:t>34: 9</w:t>
-        </w:r>
-      </w:hyperlink>
+      <w:r>
+        <w:rPr>
+          <w:rtl/>
+          <w:cs/>
+          <w:lang w:val="ar_AE" w:bidi="ar_AE"/>
+        </w:rPr>
+        <w:t>34: 9</w:t>
+      </w:r>
       <w:r>
         <w:rPr>
           <w:rtl/>
@@ -8924,20 +7514,14 @@
         </w:rPr>
         <w:t xml:space="preserve">؛ </w:t>
       </w:r>
-      <w:hyperlink r:id="rId219">
-        <w:r>
-          <w:rPr>
-            <w:rtl/>
-            <w:cs/>
-            <w:lang w:val="ar_AE" w:bidi="ar_AE"/>
-          </w:rPr>
-          <w:rPr>
-            <w:color w:val="0000EE"/>
-            <w:u w:val="single"/>
-          </w:rPr>
-          <w:t>2 ملوك 2: 1–18</w:t>
-        </w:r>
-      </w:hyperlink>
+      <w:r>
+        <w:rPr>
+          <w:rtl/>
+          <w:cs/>
+          <w:lang w:val="ar_AE" w:bidi="ar_AE"/>
+        </w:rPr>
+        <w:t>2 ملوك 2: 1–18</w:t>
+      </w:r>
       <w:r>
         <w:rPr>
           <w:rtl/>
@@ -9013,20 +7597,14 @@
         </w:rPr>
         <w:t xml:space="preserve">يصف بولس موته كتقدمة تُسكب أمام الله (انظر </w:t>
       </w:r>
-      <w:hyperlink r:id="rId220">
-        <w:r>
-          <w:rPr>
-            <w:rtl/>
-            <w:cs/>
-            <w:lang w:val="ar_AE" w:bidi="ar_AE"/>
-          </w:rPr>
-          <w:rPr>
-            <w:color w:val="0000EE"/>
-            <w:u w:val="single"/>
-          </w:rPr>
-          <w:t>خروج 29:40–41</w:t>
-        </w:r>
-      </w:hyperlink>
+      <w:r>
+        <w:rPr>
+          <w:rtl/>
+          <w:cs/>
+          <w:lang w:val="ar_AE" w:bidi="ar_AE"/>
+        </w:rPr>
+        <w:t>خروج 29:40–41</w:t>
+      </w:r>
       <w:r>
         <w:rPr>
           <w:rtl/>
@@ -9035,20 +7613,14 @@
         </w:rPr>
         <w:t xml:space="preserve">; </w:t>
       </w:r>
-      <w:hyperlink r:id="rId221">
-        <w:r>
-          <w:rPr>
-            <w:rtl/>
-            <w:cs/>
-            <w:lang w:val="ar_AE" w:bidi="ar_AE"/>
-          </w:rPr>
-          <w:rPr>
-            <w:color w:val="0000EE"/>
-            <w:u w:val="single"/>
-          </w:rPr>
-          <w:t>لاويين 23:13</w:t>
-        </w:r>
-      </w:hyperlink>
+      <w:r>
+        <w:rPr>
+          <w:rtl/>
+          <w:cs/>
+          <w:lang w:val="ar_AE" w:bidi="ar_AE"/>
+        </w:rPr>
+        <w:t>لاويين 23:13</w:t>
+      </w:r>
       <w:r>
         <w:rPr>
           <w:rtl/>
@@ -9057,20 +7629,14 @@
         </w:rPr>
         <w:t xml:space="preserve">; </w:t>
       </w:r>
-      <w:hyperlink r:id="rId222">
-        <w:r>
-          <w:rPr>
-            <w:rtl/>
-            <w:cs/>
-            <w:lang w:val="ar_AE" w:bidi="ar_AE"/>
-          </w:rPr>
-          <w:rPr>
-            <w:color w:val="0000EE"/>
-            <w:u w:val="single"/>
-          </w:rPr>
-          <w:t>عدد 28:7</w:t>
-        </w:r>
-      </w:hyperlink>
+      <w:r>
+        <w:rPr>
+          <w:rtl/>
+          <w:cs/>
+          <w:lang w:val="ar_AE" w:bidi="ar_AE"/>
+        </w:rPr>
+        <w:t>عدد 28:7</w:t>
+      </w:r>
       <w:r>
         <w:rPr>
           <w:rtl/>
@@ -9079,20 +7645,14 @@
         </w:rPr>
         <w:t xml:space="preserve">; </w:t>
       </w:r>
-      <w:hyperlink r:id="rId223">
-        <w:r>
-          <w:rPr>
-            <w:rtl/>
-            <w:cs/>
-            <w:lang w:val="ar_AE" w:bidi="ar_AE"/>
-          </w:rPr>
-          <w:rPr>
-            <w:color w:val="0000EE"/>
-            <w:u w:val="single"/>
-          </w:rPr>
-          <w:t>فيلبي 2:17</w:t>
-        </w:r>
-      </w:hyperlink>
+      <w:r>
+        <w:rPr>
+          <w:rtl/>
+          <w:cs/>
+          <w:lang w:val="ar_AE" w:bidi="ar_AE"/>
+        </w:rPr>
+        <w:t>فيلبي 2:17</w:t>
+      </w:r>
       <w:r>
         <w:rPr>
           <w:rtl/>
@@ -9101,20 +7661,14 @@
         </w:rPr>
         <w:t xml:space="preserve">). هذه التقدمة هي بمثابة مشاركة في ذبيحة المسيح نفسه (انظر </w:t>
       </w:r>
-      <w:hyperlink r:id="rId224">
-        <w:r>
-          <w:rPr>
-            <w:rtl/>
-            <w:cs/>
-            <w:lang w:val="ar_AE" w:bidi="ar_AE"/>
-          </w:rPr>
-          <w:rPr>
-            <w:color w:val="0000EE"/>
-            <w:u w:val="single"/>
-          </w:rPr>
-          <w:t>كولوسي 1:24</w:t>
-        </w:r>
-      </w:hyperlink>
+      <w:r>
+        <w:rPr>
+          <w:rtl/>
+          <w:cs/>
+          <w:lang w:val="ar_AE" w:bidi="ar_AE"/>
+        </w:rPr>
+        <w:t>كولوسي 1:24</w:t>
+      </w:r>
       <w:r>
         <w:rPr>
           <w:rtl/>
@@ -9123,20 +7677,14 @@
         </w:rPr>
         <w:t xml:space="preserve">; انظر أيضًا </w:t>
       </w:r>
-      <w:hyperlink r:id="rId225">
-        <w:r>
-          <w:rPr>
-            <w:rtl/>
-            <w:cs/>
-            <w:lang w:val="ar_AE" w:bidi="ar_AE"/>
-          </w:rPr>
-          <w:rPr>
-            <w:color w:val="0000EE"/>
-            <w:u w:val="single"/>
-          </w:rPr>
-          <w:t>رومية 12:1</w:t>
-        </w:r>
-      </w:hyperlink>
+      <w:r>
+        <w:rPr>
+          <w:rtl/>
+          <w:cs/>
+          <w:lang w:val="ar_AE" w:bidi="ar_AE"/>
+        </w:rPr>
+        <w:t>رومية 12:1</w:t>
+      </w:r>
       <w:r>
         <w:rPr>
           <w:rtl/>
@@ -9311,20 +7859,14 @@
         </w:rPr>
         <w:t xml:space="preserve">; قارن </w:t>
       </w:r>
-      <w:hyperlink r:id="rId226">
-        <w:r>
-          <w:rPr>
-            <w:rtl/>
-            <w:cs/>
-            <w:lang w:val="ar_AE" w:bidi="ar_AE"/>
-          </w:rPr>
-          <w:rPr>
-            <w:color w:val="0000EE"/>
-            <w:u w:val="single"/>
-          </w:rPr>
-          <w:t>أعمال 20:24</w:t>
-        </w:r>
-      </w:hyperlink>
+      <w:r>
+        <w:rPr>
+          <w:rtl/>
+          <w:cs/>
+          <w:lang w:val="ar_AE" w:bidi="ar_AE"/>
+        </w:rPr>
+        <w:t>أعمال 20:24</w:t>
+      </w:r>
       <w:r>
         <w:rPr>
           <w:rtl/>
@@ -9333,20 +7875,14 @@
         </w:rPr>
         <w:t xml:space="preserve">). لقد حافظ على استقامة الإيمان المسيحي ورغب في أن يتبع تيموثاوس مثاله (انظر </w:t>
       </w:r>
-      <w:hyperlink r:id="rId227">
-        <w:r>
-          <w:rPr>
-            <w:rtl/>
-            <w:cs/>
-            <w:lang w:val="ar_AE" w:bidi="ar_AE"/>
-          </w:rPr>
-          <w:rPr>
-            <w:color w:val="0000EE"/>
-            <w:u w:val="single"/>
-          </w:rPr>
-          <w:t>2 تيموثاوس 2:3–7</w:t>
-        </w:r>
-      </w:hyperlink>
+      <w:r>
+        <w:rPr>
+          <w:rtl/>
+          <w:cs/>
+          <w:lang w:val="ar_AE" w:bidi="ar_AE"/>
+        </w:rPr>
+        <w:t>2 تيموثاوس 2:3–7</w:t>
+      </w:r>
       <w:r>
         <w:rPr>
           <w:rtl/>
@@ -9355,20 +7891,14 @@
         </w:rPr>
         <w:t xml:space="preserve">; </w:t>
       </w:r>
-      <w:hyperlink r:id="rId228">
-        <w:r>
-          <w:rPr>
-            <w:rtl/>
-            <w:cs/>
-            <w:lang w:val="ar_AE" w:bidi="ar_AE"/>
-          </w:rPr>
-          <w:rPr>
-            <w:color w:val="0000EE"/>
-            <w:u w:val="single"/>
-          </w:rPr>
-          <w:t>1 تيموثاوس 1:18</w:t>
-        </w:r>
-      </w:hyperlink>
+      <w:r>
+        <w:rPr>
+          <w:rtl/>
+          <w:cs/>
+          <w:lang w:val="ar_AE" w:bidi="ar_AE"/>
+        </w:rPr>
+        <w:t>1 تيموثاوس 1:18</w:t>
+      </w:r>
       <w:r>
         <w:rPr>
           <w:rtl/>
@@ -9377,20 +7907,14 @@
         </w:rPr>
         <w:t xml:space="preserve">; </w:t>
       </w:r>
-      <w:hyperlink r:id="rId229">
-        <w:r>
-          <w:rPr>
-            <w:rtl/>
-            <w:cs/>
-            <w:lang w:val="ar_AE" w:bidi="ar_AE"/>
-          </w:rPr>
-          <w:rPr>
-            <w:color w:val="0000EE"/>
-            <w:u w:val="single"/>
-          </w:rPr>
-          <w:t>6:12</w:t>
-        </w:r>
-      </w:hyperlink>
+      <w:r>
+        <w:rPr>
+          <w:rtl/>
+          <w:cs/>
+          <w:lang w:val="ar_AE" w:bidi="ar_AE"/>
+        </w:rPr>
+        <w:t>6:12</w:t>
+      </w:r>
       <w:r>
         <w:rPr>
           <w:rtl/>
@@ -9399,20 +7923,14 @@
         </w:rPr>
         <w:t xml:space="preserve">; قارن </w:t>
       </w:r>
-      <w:hyperlink r:id="rId230">
-        <w:r>
-          <w:rPr>
-            <w:rtl/>
-            <w:cs/>
-            <w:lang w:val="ar_AE" w:bidi="ar_AE"/>
-          </w:rPr>
-          <w:rPr>
-            <w:color w:val="0000EE"/>
-            <w:u w:val="single"/>
-          </w:rPr>
-          <w:t>رومية 15:30–31</w:t>
-        </w:r>
-      </w:hyperlink>
+      <w:r>
+        <w:rPr>
+          <w:rtl/>
+          <w:cs/>
+          <w:lang w:val="ar_AE" w:bidi="ar_AE"/>
+        </w:rPr>
+        <w:t>رومية 15:30–31</w:t>
+      </w:r>
       <w:r>
         <w:rPr>
           <w:rtl/>
@@ -9421,20 +7939,14 @@
         </w:rPr>
         <w:t xml:space="preserve">; </w:t>
       </w:r>
-      <w:hyperlink r:id="rId231">
-        <w:r>
-          <w:rPr>
-            <w:rtl/>
-            <w:cs/>
-            <w:lang w:val="ar_AE" w:bidi="ar_AE"/>
-          </w:rPr>
-          <w:rPr>
-            <w:color w:val="0000EE"/>
-            <w:u w:val="single"/>
-          </w:rPr>
-          <w:t>1 كورنثوس 9:25–27</w:t>
-        </w:r>
-      </w:hyperlink>
+      <w:r>
+        <w:rPr>
+          <w:rtl/>
+          <w:cs/>
+          <w:lang w:val="ar_AE" w:bidi="ar_AE"/>
+        </w:rPr>
+        <w:t>1 كورنثوس 9:25–27</w:t>
+      </w:r>
       <w:r>
         <w:rPr>
           <w:rtl/>
@@ -9443,20 +7955,14 @@
         </w:rPr>
         <w:t xml:space="preserve">; </w:t>
       </w:r>
-      <w:hyperlink r:id="rId232">
-        <w:r>
-          <w:rPr>
-            <w:rtl/>
-            <w:cs/>
-            <w:lang w:val="ar_AE" w:bidi="ar_AE"/>
-          </w:rPr>
-          <w:rPr>
-            <w:color w:val="0000EE"/>
-            <w:u w:val="single"/>
-          </w:rPr>
-          <w:t>عبرانيين 12:1</w:t>
-        </w:r>
-      </w:hyperlink>
+      <w:r>
+        <w:rPr>
+          <w:rtl/>
+          <w:cs/>
+          <w:lang w:val="ar_AE" w:bidi="ar_AE"/>
+        </w:rPr>
+        <w:t>عبرانيين 12:1</w:t>
+      </w:r>
       <w:r>
         <w:rPr>
           <w:rtl/>
@@ -9465,20 +7971,14 @@
         </w:rPr>
         <w:t xml:space="preserve">; </w:t>
       </w:r>
-      <w:hyperlink r:id="rId233">
-        <w:r>
-          <w:rPr>
-            <w:rtl/>
-            <w:cs/>
-            <w:lang w:val="ar_AE" w:bidi="ar_AE"/>
-          </w:rPr>
-          <w:rPr>
-            <w:color w:val="0000EE"/>
-            <w:u w:val="single"/>
-          </w:rPr>
-          <w:t>يهوذا 1:3</w:t>
-        </w:r>
-      </w:hyperlink>
+      <w:r>
+        <w:rPr>
+          <w:rtl/>
+          <w:cs/>
+          <w:lang w:val="ar_AE" w:bidi="ar_AE"/>
+        </w:rPr>
+        <w:t>يهوذا 1:3</w:t>
+      </w:r>
       <w:r>
         <w:rPr>
           <w:rtl/>
@@ -9554,20 +8054,14 @@
         </w:rPr>
         <w:t xml:space="preserve">تبقَّى لبولس شيء أخير: إكليل النصرة (انظر أيضًا </w:t>
       </w:r>
-      <w:hyperlink r:id="rId234">
-        <w:r>
-          <w:rPr>
-            <w:rtl/>
-            <w:cs/>
-            <w:lang w:val="ar_AE" w:bidi="ar_AE"/>
-          </w:rPr>
-          <w:rPr>
-            <w:color w:val="0000EE"/>
-            <w:u w:val="single"/>
-          </w:rPr>
-          <w:t>يعقوب 1:12</w:t>
-        </w:r>
-      </w:hyperlink>
+      <w:r>
+        <w:rPr>
+          <w:rtl/>
+          <w:cs/>
+          <w:lang w:val="ar_AE" w:bidi="ar_AE"/>
+        </w:rPr>
+        <w:t>يعقوب 1:12</w:t>
+      </w:r>
       <w:r>
         <w:rPr>
           <w:rtl/>
@@ -9576,20 +8070,14 @@
         </w:rPr>
         <w:t xml:space="preserve">؛ </w:t>
       </w:r>
-      <w:hyperlink r:id="rId235">
-        <w:r>
-          <w:rPr>
-            <w:rtl/>
-            <w:cs/>
-            <w:lang w:val="ar_AE" w:bidi="ar_AE"/>
-          </w:rPr>
-          <w:rPr>
-            <w:color w:val="0000EE"/>
-            <w:u w:val="single"/>
-          </w:rPr>
-          <w:t>1 بطرس 5:4</w:t>
-        </w:r>
-      </w:hyperlink>
+      <w:r>
+        <w:rPr>
+          <w:rtl/>
+          <w:cs/>
+          <w:lang w:val="ar_AE" w:bidi="ar_AE"/>
+        </w:rPr>
+        <w:t>1 بطرس 5:4</w:t>
+      </w:r>
       <w:r>
         <w:rPr>
           <w:rtl/>
@@ -9598,20 +8086,14 @@
         </w:rPr>
         <w:t xml:space="preserve">؛ </w:t>
       </w:r>
-      <w:hyperlink r:id="rId236">
-        <w:r>
-          <w:rPr>
-            <w:rtl/>
-            <w:cs/>
-            <w:lang w:val="ar_AE" w:bidi="ar_AE"/>
-          </w:rPr>
-          <w:rPr>
-            <w:color w:val="0000EE"/>
-            <w:u w:val="single"/>
-          </w:rPr>
-          <w:t>رؤيا 2:10</w:t>
-        </w:r>
-      </w:hyperlink>
+      <w:r>
+        <w:rPr>
+          <w:rtl/>
+          <w:cs/>
+          <w:lang w:val="ar_AE" w:bidi="ar_AE"/>
+        </w:rPr>
+        <w:t>رؤيا 2:10</w:t>
+      </w:r>
       <w:r>
         <w:rPr>
           <w:rtl/>
@@ -9620,20 +8102,14 @@
         </w:rPr>
         <w:t xml:space="preserve">؛ </w:t>
       </w:r>
-      <w:hyperlink r:id="rId237">
-        <w:r>
-          <w:rPr>
-            <w:rtl/>
-            <w:cs/>
-            <w:lang w:val="ar_AE" w:bidi="ar_AE"/>
-          </w:rPr>
-          <w:rPr>
-            <w:color w:val="0000EE"/>
-            <w:u w:val="single"/>
-          </w:rPr>
-          <w:t>3:11</w:t>
-        </w:r>
-      </w:hyperlink>
+      <w:r>
+        <w:rPr>
+          <w:rtl/>
+          <w:cs/>
+          <w:lang w:val="ar_AE" w:bidi="ar_AE"/>
+        </w:rPr>
+        <w:t>3:11</w:t>
+      </w:r>
       <w:r>
         <w:rPr>
           <w:rtl/>
@@ -9642,20 +8118,14 @@
         </w:rPr>
         <w:t xml:space="preserve">). • إذا عشنا ونحن متوقعين أن المسيح سيأتي مرة أخرى حقًا، يمكننا أن نتطلع بشغف إلى ظهوره (انظر </w:t>
       </w:r>
-      <w:hyperlink r:id="rId238">
-        <w:r>
-          <w:rPr>
-            <w:rtl/>
-            <w:cs/>
-            <w:lang w:val="ar_AE" w:bidi="ar_AE"/>
-          </w:rPr>
-          <w:rPr>
-            <w:color w:val="0000EE"/>
-            <w:u w:val="single"/>
-          </w:rPr>
-          <w:t>1 تيموثاوس 6:14</w:t>
-        </w:r>
-      </w:hyperlink>
+      <w:r>
+        <w:rPr>
+          <w:rtl/>
+          <w:cs/>
+          <w:lang w:val="ar_AE" w:bidi="ar_AE"/>
+        </w:rPr>
+        <w:t>1 تيموثاوس 6:14</w:t>
+      </w:r>
       <w:r>
         <w:rPr>
           <w:rtl/>
@@ -9664,20 +8134,14 @@
         </w:rPr>
         <w:t>) ليؤسس ملكوته (</w:t>
       </w:r>
-      <w:hyperlink r:id="rId239">
-        <w:r>
-          <w:rPr>
-            <w:rtl/>
-            <w:cs/>
-            <w:lang w:val="ar_AE" w:bidi="ar_AE"/>
-          </w:rPr>
-          <w:rPr>
-            <w:color w:val="0000EE"/>
-            <w:u w:val="single"/>
-          </w:rPr>
-          <w:t>2 تيموثاوس 4:1</w:t>
-        </w:r>
-      </w:hyperlink>
+      <w:r>
+        <w:rPr>
+          <w:rtl/>
+          <w:cs/>
+          <w:lang w:val="ar_AE" w:bidi="ar_AE"/>
+        </w:rPr>
+        <w:t>2 تيموثاوس 4:1</w:t>
+      </w:r>
       <w:r>
         <w:rPr>
           <w:rtl/>
@@ -9753,20 +8217,14 @@
         </w:rPr>
         <w:t xml:space="preserve">يوضح بولس طلبته من تيموثاوس كي يأتي إلى رومية (انظر </w:t>
       </w:r>
-      <w:hyperlink r:id="rId240">
-        <w:r>
-          <w:rPr>
-            <w:rtl/>
-            <w:cs/>
-            <w:lang w:val="ar_AE" w:bidi="ar_AE"/>
-          </w:rPr>
-          <w:rPr>
-            <w:color w:val="0000EE"/>
-            <w:u w:val="single"/>
-          </w:rPr>
-          <w:t>1:4</w:t>
-        </w:r>
-      </w:hyperlink>
+      <w:r>
+        <w:rPr>
+          <w:rtl/>
+          <w:cs/>
+          <w:lang w:val="ar_AE" w:bidi="ar_AE"/>
+        </w:rPr>
+        <w:t>1:4</w:t>
+      </w:r>
       <w:r>
         <w:rPr>
           <w:rtl/>
@@ -9842,20 +8300,14 @@
         </w:rPr>
         <w:t xml:space="preserve">ديماس: انظر </w:t>
       </w:r>
-      <w:hyperlink r:id="rId241">
-        <w:r>
-          <w:rPr>
-            <w:rtl/>
-            <w:cs/>
-            <w:lang w:val="ar_AE" w:bidi="ar_AE"/>
-          </w:rPr>
-          <w:rPr>
-            <w:color w:val="0000EE"/>
-            <w:u w:val="single"/>
-          </w:rPr>
-          <w:t>كولوسي 4:14</w:t>
-        </w:r>
-      </w:hyperlink>
+      <w:r>
+        <w:rPr>
+          <w:rtl/>
+          <w:cs/>
+          <w:lang w:val="ar_AE" w:bidi="ar_AE"/>
+        </w:rPr>
+        <w:t>كولوسي 4:14</w:t>
+      </w:r>
       <w:r>
         <w:rPr>
           <w:rtl/>
@@ -9864,20 +8316,14 @@
         </w:rPr>
         <w:t xml:space="preserve">; </w:t>
       </w:r>
-      <w:hyperlink r:id="rId242">
-        <w:r>
-          <w:rPr>
-            <w:rtl/>
-            <w:cs/>
-            <w:lang w:val="ar_AE" w:bidi="ar_AE"/>
-          </w:rPr>
-          <w:rPr>
-            <w:color w:val="0000EE"/>
-            <w:u w:val="single"/>
-          </w:rPr>
-          <w:t>فليمون 1:24</w:t>
-        </w:r>
-      </w:hyperlink>
+      <w:r>
+        <w:rPr>
+          <w:rtl/>
+          <w:cs/>
+          <w:lang w:val="ar_AE" w:bidi="ar_AE"/>
+        </w:rPr>
+        <w:t>فليمون 1:24</w:t>
+      </w:r>
       <w:r>
         <w:rPr>
           <w:rtl/>
@@ -9886,20 +8332,14 @@
         </w:rPr>
         <w:t xml:space="preserve">. • قَدْ تَرَكَنِي: انظر أيضًا </w:t>
       </w:r>
-      <w:hyperlink r:id="rId243">
-        <w:r>
-          <w:rPr>
-            <w:rtl/>
-            <w:cs/>
-            <w:lang w:val="ar_AE" w:bidi="ar_AE"/>
-          </w:rPr>
-          <w:rPr>
-            <w:color w:val="0000EE"/>
-            <w:u w:val="single"/>
-          </w:rPr>
-          <w:t>تيموثاوس الثانية 4:16–17</w:t>
-        </w:r>
-      </w:hyperlink>
+      <w:r>
+        <w:rPr>
+          <w:rtl/>
+          <w:cs/>
+          <w:lang w:val="ar_AE" w:bidi="ar_AE"/>
+        </w:rPr>
+        <w:t>تيموثاوس الثانية 4:16–17</w:t>
+      </w:r>
       <w:r>
         <w:rPr>
           <w:rtl/>
@@ -9908,20 +8348,14 @@
         </w:rPr>
         <w:t xml:space="preserve">; قارن </w:t>
       </w:r>
-      <w:hyperlink r:id="rId244">
-        <w:r>
-          <w:rPr>
-            <w:rtl/>
-            <w:cs/>
-            <w:lang w:val="ar_AE" w:bidi="ar_AE"/>
-          </w:rPr>
-          <w:rPr>
-            <w:color w:val="0000EE"/>
-            <w:u w:val="single"/>
-          </w:rPr>
-          <w:t>مزمور 22:1</w:t>
-        </w:r>
-      </w:hyperlink>
+      <w:r>
+        <w:rPr>
+          <w:rtl/>
+          <w:cs/>
+          <w:lang w:val="ar_AE" w:bidi="ar_AE"/>
+        </w:rPr>
+        <w:t>مزمور 22:1</w:t>
+      </w:r>
       <w:r>
         <w:rPr>
           <w:rtl/>
@@ -9930,20 +8364,14 @@
         </w:rPr>
         <w:t xml:space="preserve">; </w:t>
       </w:r>
-      <w:hyperlink r:id="rId245">
-        <w:r>
-          <w:rPr>
-            <w:rtl/>
-            <w:cs/>
-            <w:lang w:val="ar_AE" w:bidi="ar_AE"/>
-          </w:rPr>
-          <w:rPr>
-            <w:color w:val="0000EE"/>
-            <w:u w:val="single"/>
-          </w:rPr>
-          <w:t>مرقس 15:34</w:t>
-        </w:r>
-      </w:hyperlink>
+      <w:r>
+        <w:rPr>
+          <w:rtl/>
+          <w:cs/>
+          <w:lang w:val="ar_AE" w:bidi="ar_AE"/>
+        </w:rPr>
+        <w:t>مرقس 15:34</w:t>
+      </w:r>
       <w:r>
         <w:rPr>
           <w:rtl/>
@@ -9952,20 +8380,14 @@
         </w:rPr>
         <w:t>. • محبة الأشياء التي في هذه الحياة تتعارض مع التطلع إلى عودة المسيح المجيدة (</w:t>
       </w:r>
-      <w:hyperlink r:id="rId204">
-        <w:r>
-          <w:rPr>
-            <w:rtl/>
-            <w:cs/>
-            <w:lang w:val="ar_AE" w:bidi="ar_AE"/>
-          </w:rPr>
-          <w:rPr>
-            <w:color w:val="0000EE"/>
-            <w:u w:val="single"/>
-          </w:rPr>
-          <w:t>تيموثاوس الثانية 4:8</w:t>
-        </w:r>
-      </w:hyperlink>
+      <w:r>
+        <w:rPr>
+          <w:rtl/>
+          <w:cs/>
+          <w:lang w:val="ar_AE" w:bidi="ar_AE"/>
+        </w:rPr>
+        <w:t>تيموثاوس الثانية 4:8</w:t>
+      </w:r>
       <w:r>
         <w:rPr>
           <w:rtl/>
@@ -10058,20 +8480,14 @@
         </w:rPr>
         <w:t xml:space="preserve"> مؤلف إنجيلي لوقا وسفر أعمال الرسل، كان قد رافق بولس في رحلاته في أوقات مختلفة. يُفترض غالبًا أن لوقا كان مع بولس كطبيبه الخاص (</w:t>
       </w:r>
-      <w:hyperlink r:id="rId241">
-        <w:r>
-          <w:rPr>
-            <w:rtl/>
-            <w:cs/>
-            <w:lang w:val="ar_AE" w:bidi="ar_AE"/>
-          </w:rPr>
-          <w:rPr>
-            <w:color w:val="0000EE"/>
-            <w:u w:val="single"/>
-          </w:rPr>
-          <w:t>كولوسي 4:14</w:t>
-        </w:r>
-      </w:hyperlink>
+      <w:r>
+        <w:rPr>
+          <w:rtl/>
+          <w:cs/>
+          <w:lang w:val="ar_AE" w:bidi="ar_AE"/>
+        </w:rPr>
+        <w:t>كولوسي 4:14</w:t>
+      </w:r>
       <w:r>
         <w:rPr>
           <w:rtl/>
@@ -10080,20 +8496,14 @@
         </w:rPr>
         <w:t xml:space="preserve">). كان لوقا الوحيد من رفقاء بولس الذي كان حاضرًا معه باستمرار. لذلك، تمنى بولس أن يأتي تيموثاوس بسرعة. • مرقس: تقييم بولس بأنه سيكون مفيدًا له يروي قصة عن الغفران والفداء (انظر </w:t>
       </w:r>
-      <w:hyperlink r:id="rId246">
-        <w:r>
-          <w:rPr>
-            <w:rtl/>
-            <w:cs/>
-            <w:lang w:val="ar_AE" w:bidi="ar_AE"/>
-          </w:rPr>
-          <w:rPr>
-            <w:color w:val="0000EE"/>
-            <w:u w:val="single"/>
-          </w:rPr>
-          <w:t>أعمال 13:13</w:t>
-        </w:r>
-      </w:hyperlink>
+      <w:r>
+        <w:rPr>
+          <w:rtl/>
+          <w:cs/>
+          <w:lang w:val="ar_AE" w:bidi="ar_AE"/>
+        </w:rPr>
+        <w:t>أعمال 13:13</w:t>
+      </w:r>
       <w:r>
         <w:rPr>
           <w:rtl/>
@@ -10102,20 +8512,14 @@
         </w:rPr>
         <w:t xml:space="preserve">؛ </w:t>
       </w:r>
-      <w:hyperlink r:id="rId247">
-        <w:r>
-          <w:rPr>
-            <w:rtl/>
-            <w:cs/>
-            <w:lang w:val="ar_AE" w:bidi="ar_AE"/>
-          </w:rPr>
-          <w:rPr>
-            <w:color w:val="0000EE"/>
-            <w:u w:val="single"/>
-          </w:rPr>
-          <w:t>15:36–40</w:t>
-        </w:r>
-      </w:hyperlink>
+      <w:r>
+        <w:rPr>
+          <w:rtl/>
+          <w:cs/>
+          <w:lang w:val="ar_AE" w:bidi="ar_AE"/>
+        </w:rPr>
+        <w:t>15:36–40</w:t>
+      </w:r>
       <w:r>
         <w:rPr>
           <w:rtl/>
@@ -10124,20 +8528,14 @@
         </w:rPr>
         <w:t xml:space="preserve">؛ انظر أيضًا </w:t>
       </w:r>
-      <w:hyperlink r:id="rId248">
-        <w:r>
-          <w:rPr>
-            <w:rtl/>
-            <w:cs/>
-            <w:lang w:val="ar_AE" w:bidi="ar_AE"/>
-          </w:rPr>
-          <w:rPr>
-            <w:color w:val="0000EE"/>
-            <w:u w:val="single"/>
-          </w:rPr>
-          <w:t>كولوسي 4:10</w:t>
-        </w:r>
-      </w:hyperlink>
+      <w:r>
+        <w:rPr>
+          <w:rtl/>
+          <w:cs/>
+          <w:lang w:val="ar_AE" w:bidi="ar_AE"/>
+        </w:rPr>
+        <w:t>كولوسي 4:10</w:t>
+      </w:r>
       <w:r>
         <w:rPr>
           <w:rtl/>
@@ -10146,20 +8544,14 @@
         </w:rPr>
         <w:t xml:space="preserve">؛ </w:t>
       </w:r>
-      <w:hyperlink r:id="rId242">
-        <w:r>
-          <w:rPr>
-            <w:rtl/>
-            <w:cs/>
-            <w:lang w:val="ar_AE" w:bidi="ar_AE"/>
-          </w:rPr>
-          <w:rPr>
-            <w:color w:val="0000EE"/>
-            <w:u w:val="single"/>
-          </w:rPr>
-          <w:t>فليمون 1:24</w:t>
-        </w:r>
-      </w:hyperlink>
+      <w:r>
+        <w:rPr>
+          <w:rtl/>
+          <w:cs/>
+          <w:lang w:val="ar_AE" w:bidi="ar_AE"/>
+        </w:rPr>
+        <w:t>فليمون 1:24</w:t>
+      </w:r>
       <w:r>
         <w:rPr>
           <w:rtl/>
@@ -10235,20 +8627,14 @@
         </w:rPr>
         <w:t>يبدو أن تِيخِيكُسُ كان يونانيًا (</w:t>
       </w:r>
-      <w:hyperlink r:id="rId249">
-        <w:r>
-          <w:rPr>
-            <w:rtl/>
-            <w:cs/>
-            <w:lang w:val="ar_AE" w:bidi="ar_AE"/>
-          </w:rPr>
-          <w:rPr>
-            <w:color w:val="0000EE"/>
-            <w:u w:val="single"/>
-          </w:rPr>
-          <w:t>كولوسي 4:7–8</w:t>
-        </w:r>
-      </w:hyperlink>
+      <w:r>
+        <w:rPr>
+          <w:rtl/>
+          <w:cs/>
+          <w:lang w:val="ar_AE" w:bidi="ar_AE"/>
+        </w:rPr>
+        <w:t>كولوسي 4:7–8</w:t>
+      </w:r>
       <w:r>
         <w:rPr>
           <w:rtl/>
@@ -10257,20 +8643,14 @@
         </w:rPr>
         <w:t xml:space="preserve">, </w:t>
       </w:r>
-      <w:hyperlink r:id="rId250">
-        <w:r>
-          <w:rPr>
-            <w:rtl/>
-            <w:cs/>
-            <w:lang w:val="ar_AE" w:bidi="ar_AE"/>
-          </w:rPr>
-          <w:rPr>
-            <w:color w:val="0000EE"/>
-            <w:u w:val="single"/>
-          </w:rPr>
-          <w:t>10–11</w:t>
-        </w:r>
-      </w:hyperlink>
+      <w:r>
+        <w:rPr>
+          <w:rtl/>
+          <w:cs/>
+          <w:lang w:val="ar_AE" w:bidi="ar_AE"/>
+        </w:rPr>
+        <w:t>10–11</w:t>
+      </w:r>
       <w:r>
         <w:rPr>
           <w:rtl/>
@@ -10279,20 +8659,14 @@
         </w:rPr>
         <w:t xml:space="preserve">) من آسيا الصغرى (انظر أيضًا </w:t>
       </w:r>
-      <w:hyperlink r:id="rId251">
-        <w:r>
-          <w:rPr>
-            <w:rtl/>
-            <w:cs/>
-            <w:lang w:val="ar_AE" w:bidi="ar_AE"/>
-          </w:rPr>
-          <w:rPr>
-            <w:color w:val="0000EE"/>
-            <w:u w:val="single"/>
-          </w:rPr>
-          <w:t>أعمال الرسل 20:4</w:t>
-        </w:r>
-      </w:hyperlink>
+      <w:r>
+        <w:rPr>
+          <w:rtl/>
+          <w:cs/>
+          <w:lang w:val="ar_AE" w:bidi="ar_AE"/>
+        </w:rPr>
+        <w:t>أعمال الرسل 20:4</w:t>
+      </w:r>
       <w:r>
         <w:rPr>
           <w:rtl/>
@@ -10301,20 +8675,14 @@
         </w:rPr>
         <w:t xml:space="preserve">; </w:t>
       </w:r>
-      <w:hyperlink r:id="rId252">
-        <w:r>
-          <w:rPr>
-            <w:rtl/>
-            <w:cs/>
-            <w:lang w:val="ar_AE" w:bidi="ar_AE"/>
-          </w:rPr>
-          <w:rPr>
-            <w:color w:val="0000EE"/>
-            <w:u w:val="single"/>
-          </w:rPr>
-          <w:t>أفسس 6:21–22</w:t>
-        </w:r>
-      </w:hyperlink>
+      <w:r>
+        <w:rPr>
+          <w:rtl/>
+          <w:cs/>
+          <w:lang w:val="ar_AE" w:bidi="ar_AE"/>
+        </w:rPr>
+        <w:t>أفسس 6:21–22</w:t>
+      </w:r>
       <w:r>
         <w:rPr>
           <w:rtl/>
@@ -10323,20 +8691,14 @@
         </w:rPr>
         <w:t xml:space="preserve">; </w:t>
       </w:r>
-      <w:hyperlink r:id="rId249">
-        <w:r>
-          <w:rPr>
-            <w:rtl/>
-            <w:cs/>
-            <w:lang w:val="ar_AE" w:bidi="ar_AE"/>
-          </w:rPr>
-          <w:rPr>
-            <w:color w:val="0000EE"/>
-            <w:u w:val="single"/>
-          </w:rPr>
-          <w:t>كولوسي 4:7–8</w:t>
-        </w:r>
-      </w:hyperlink>
+      <w:r>
+        <w:rPr>
+          <w:rtl/>
+          <w:cs/>
+          <w:lang w:val="ar_AE" w:bidi="ar_AE"/>
+        </w:rPr>
+        <w:t>كولوسي 4:7–8</w:t>
+      </w:r>
       <w:r>
         <w:rPr>
           <w:rtl/>
@@ -10345,20 +8707,14 @@
         </w:rPr>
         <w:t xml:space="preserve">; </w:t>
       </w:r>
-      <w:hyperlink r:id="rId253">
-        <w:r>
-          <w:rPr>
-            <w:rtl/>
-            <w:cs/>
-            <w:lang w:val="ar_AE" w:bidi="ar_AE"/>
-          </w:rPr>
-          <w:rPr>
-            <w:color w:val="0000EE"/>
-            <w:u w:val="single"/>
-          </w:rPr>
-          <w:t>تيطس 3:12</w:t>
-        </w:r>
-      </w:hyperlink>
+      <w:r>
+        <w:rPr>
+          <w:rtl/>
+          <w:cs/>
+          <w:lang w:val="ar_AE" w:bidi="ar_AE"/>
+        </w:rPr>
+        <w:t>تيطس 3:12</w:t>
+      </w:r>
       <w:r>
         <w:rPr>
           <w:rtl/>
@@ -10466,20 +8822,14 @@
         </w:rPr>
         <w:t>إن القبض على بولس ونقله إلى رومية لم يسمح له على ما يبدو بجمع أغراضه. • اَلرِّدَاءَ: كان الشتاء على الأبواب (</w:t>
       </w:r>
-      <w:hyperlink r:id="rId33">
-        <w:r>
-          <w:rPr>
-            <w:rtl/>
-            <w:cs/>
-            <w:lang w:val="ar_AE" w:bidi="ar_AE"/>
-          </w:rPr>
-          <w:rPr>
-            <w:color w:val="0000EE"/>
-            <w:u w:val="single"/>
-          </w:rPr>
-          <w:t>4:21</w:t>
-        </w:r>
-      </w:hyperlink>
+      <w:r>
+        <w:rPr>
+          <w:rtl/>
+          <w:cs/>
+          <w:lang w:val="ar_AE" w:bidi="ar_AE"/>
+        </w:rPr>
+        <w:t>4:21</w:t>
+      </w:r>
       <w:r>
         <w:rPr>
           <w:rtl/>
@@ -10555,20 +8905,14 @@
         </w:rPr>
         <w:t xml:space="preserve">الإسكندر كان اسمًا شائعًا (قارن </w:t>
       </w:r>
-      <w:hyperlink r:id="rId254">
-        <w:r>
-          <w:rPr>
-            <w:rtl/>
-            <w:cs/>
-            <w:lang w:val="ar_AE" w:bidi="ar_AE"/>
-          </w:rPr>
-          <w:rPr>
-            <w:color w:val="0000EE"/>
-            <w:u w:val="single"/>
-          </w:rPr>
-          <w:t>مرقس 15:21</w:t>
-        </w:r>
-      </w:hyperlink>
+      <w:r>
+        <w:rPr>
+          <w:rtl/>
+          <w:cs/>
+          <w:lang w:val="ar_AE" w:bidi="ar_AE"/>
+        </w:rPr>
+        <w:t>مرقس 15:21</w:t>
+      </w:r>
       <w:r>
         <w:rPr>
           <w:rtl/>
@@ -10577,20 +8921,14 @@
         </w:rPr>
         <w:t xml:space="preserve">؛ </w:t>
       </w:r>
-      <w:hyperlink r:id="rId255">
-        <w:r>
-          <w:rPr>
-            <w:rtl/>
-            <w:cs/>
-            <w:lang w:val="ar_AE" w:bidi="ar_AE"/>
-          </w:rPr>
-          <w:rPr>
-            <w:color w:val="0000EE"/>
-            <w:u w:val="single"/>
-          </w:rPr>
-          <w:t>أعمال 4:6</w:t>
-        </w:r>
-      </w:hyperlink>
+      <w:r>
+        <w:rPr>
+          <w:rtl/>
+          <w:cs/>
+          <w:lang w:val="ar_AE" w:bidi="ar_AE"/>
+        </w:rPr>
+        <w:t>أعمال 4:6</w:t>
+      </w:r>
       <w:r>
         <w:rPr>
           <w:rtl/>
@@ -10599,20 +8937,14 @@
         </w:rPr>
         <w:t xml:space="preserve">؛ </w:t>
       </w:r>
-      <w:hyperlink r:id="rId256">
-        <w:r>
-          <w:rPr>
-            <w:rtl/>
-            <w:cs/>
-            <w:lang w:val="ar_AE" w:bidi="ar_AE"/>
-          </w:rPr>
-          <w:rPr>
-            <w:color w:val="0000EE"/>
-            <w:u w:val="single"/>
-          </w:rPr>
-          <w:t>19:33</w:t>
-        </w:r>
-      </w:hyperlink>
+      <w:r>
+        <w:rPr>
+          <w:rtl/>
+          <w:cs/>
+          <w:lang w:val="ar_AE" w:bidi="ar_AE"/>
+        </w:rPr>
+        <w:t>19:33</w:t>
+      </w:r>
       <w:r>
         <w:rPr>
           <w:rtl/>
@@ -10621,20 +8953,14 @@
         </w:rPr>
         <w:t xml:space="preserve">). ربما كان إسكندر النحاس هو نفس الشخص المذكور في </w:t>
       </w:r>
-      <w:hyperlink r:id="rId104">
-        <w:r>
-          <w:rPr>
-            <w:rtl/>
-            <w:cs/>
-            <w:lang w:val="ar_AE" w:bidi="ar_AE"/>
-          </w:rPr>
-          <w:rPr>
-            <w:color w:val="0000EE"/>
-            <w:u w:val="single"/>
-          </w:rPr>
-          <w:t>1 تيموثاوس 1:20</w:t>
-        </w:r>
-      </w:hyperlink>
+      <w:r>
+        <w:rPr>
+          <w:rtl/>
+          <w:cs/>
+          <w:lang w:val="ar_AE" w:bidi="ar_AE"/>
+        </w:rPr>
+        <w:t>1 تيموثاوس 1:20</w:t>
+      </w:r>
       <w:r>
         <w:rPr>
           <w:rtl/>
@@ -10710,20 +9036,14 @@
         </w:rPr>
         <w:t>فِي احْتِجَاجِي الأَوَّلِ: كانت المحاكمة الرومانية تنقسم بين تحقيق أولي ومبدئي ثم المحاكمة الفعلية. ربما كان بولس يشير إلى الحدث الأول من الإثنين. وربما كان يشير أيضًا إلى سجنه الأول في رومية (</w:t>
       </w:r>
-      <w:hyperlink r:id="rId257">
-        <w:r>
-          <w:rPr>
-            <w:rtl/>
-            <w:cs/>
-            <w:lang w:val="ar_AE" w:bidi="ar_AE"/>
-          </w:rPr>
-          <w:rPr>
-            <w:color w:val="0000EE"/>
-            <w:u w:val="single"/>
-          </w:rPr>
-          <w:t>أعمال 28</w:t>
-        </w:r>
-      </w:hyperlink>
+      <w:r>
+        <w:rPr>
+          <w:rtl/>
+          <w:cs/>
+          <w:lang w:val="ar_AE" w:bidi="ar_AE"/>
+        </w:rPr>
+        <w:t>أعمال 28</w:t>
+      </w:r>
       <w:r>
         <w:rPr>
           <w:rtl/>
@@ -10831,20 +9151,14 @@
         </w:rPr>
         <w:t>لِكَيْ تُتَمَّ بِي الْكِرَازَةُ: لقد حوَّل بولس دفاعه في المحكمة إلى إعلان للأخبار السارة - تمامًا كما فعل في كل محاكماته السابقة (</w:t>
       </w:r>
-      <w:hyperlink r:id="rId258">
-        <w:r>
-          <w:rPr>
-            <w:rtl/>
-            <w:cs/>
-            <w:lang w:val="ar_AE" w:bidi="ar_AE"/>
-          </w:rPr>
-          <w:rPr>
-            <w:color w:val="0000EE"/>
-            <w:u w:val="single"/>
-          </w:rPr>
-          <w:t>أعمال 22:1–24:27</w:t>
-        </w:r>
-      </w:hyperlink>
+      <w:r>
+        <w:rPr>
+          <w:rtl/>
+          <w:cs/>
+          <w:lang w:val="ar_AE" w:bidi="ar_AE"/>
+        </w:rPr>
+        <w:t>أعمال 22:1–24:27</w:t>
+      </w:r>
       <w:r>
         <w:rPr>
           <w:rtl/>
@@ -10853,20 +9167,14 @@
         </w:rPr>
         <w:t xml:space="preserve">; </w:t>
       </w:r>
-      <w:hyperlink r:id="rId259">
-        <w:r>
-          <w:rPr>
-            <w:rtl/>
-            <w:cs/>
-            <w:lang w:val="ar_AE" w:bidi="ar_AE"/>
-          </w:rPr>
-          <w:rPr>
-            <w:color w:val="0000EE"/>
-            <w:u w:val="single"/>
-          </w:rPr>
-          <w:t>26:1–29</w:t>
-        </w:r>
-      </w:hyperlink>
+      <w:r>
+        <w:rPr>
+          <w:rtl/>
+          <w:cs/>
+          <w:lang w:val="ar_AE" w:bidi="ar_AE"/>
+        </w:rPr>
+        <w:t>26:1–29</w:t>
+      </w:r>
       <w:r>
         <w:rPr>
           <w:rtl/>
@@ -10875,20 +9183,14 @@
         </w:rPr>
         <w:t xml:space="preserve">; انظر أيضًا </w:t>
       </w:r>
-      <w:hyperlink r:id="rId260">
-        <w:r>
-          <w:rPr>
-            <w:rtl/>
-            <w:cs/>
-            <w:lang w:val="ar_AE" w:bidi="ar_AE"/>
-          </w:rPr>
-          <w:rPr>
-            <w:color w:val="0000EE"/>
-            <w:u w:val="single"/>
-          </w:rPr>
-          <w:t>2 تيموثاوس 2:9–10</w:t>
-        </w:r>
-      </w:hyperlink>
+      <w:r>
+        <w:rPr>
+          <w:rtl/>
+          <w:cs/>
+          <w:lang w:val="ar_AE" w:bidi="ar_AE"/>
+        </w:rPr>
+        <w:t>2 تيموثاوس 2:9–10</w:t>
+      </w:r>
       <w:r>
         <w:rPr>
           <w:rtl/>
@@ -10897,20 +9199,14 @@
         </w:rPr>
         <w:t xml:space="preserve">; </w:t>
       </w:r>
-      <w:hyperlink r:id="rId96">
-        <w:r>
-          <w:rPr>
-            <w:rtl/>
-            <w:cs/>
-            <w:lang w:val="ar_AE" w:bidi="ar_AE"/>
-          </w:rPr>
-          <w:rPr>
-            <w:color w:val="0000EE"/>
-            <w:u w:val="single"/>
-          </w:rPr>
-          <w:t>فيلبي 1:12–14</w:t>
-        </w:r>
-      </w:hyperlink>
+      <w:r>
+        <w:rPr>
+          <w:rtl/>
+          <w:cs/>
+          <w:lang w:val="ar_AE" w:bidi="ar_AE"/>
+        </w:rPr>
+        <w:t>فيلبي 1:12–14</w:t>
+      </w:r>
       <w:r>
         <w:rPr>
           <w:rtl/>
@@ -10919,20 +9215,14 @@
         </w:rPr>
         <w:t>). • وَيَسْمَعَ جَمِيعُ الأُمَمِ: شعر بولس بأنه قد أتم مهمته (</w:t>
       </w:r>
-      <w:hyperlink r:id="rId261">
-        <w:r>
-          <w:rPr>
-            <w:rtl/>
-            <w:cs/>
-            <w:lang w:val="ar_AE" w:bidi="ar_AE"/>
-          </w:rPr>
-          <w:rPr>
-            <w:color w:val="0000EE"/>
-            <w:u w:val="single"/>
-          </w:rPr>
-          <w:t>2 تيموثاوس 4:7–8</w:t>
-        </w:r>
-      </w:hyperlink>
+      <w:r>
+        <w:rPr>
+          <w:rtl/>
+          <w:cs/>
+          <w:lang w:val="ar_AE" w:bidi="ar_AE"/>
+        </w:rPr>
+        <w:t>2 تيموثاوس 4:7–8</w:t>
+      </w:r>
       <w:r>
         <w:rPr>
           <w:rtl/>
@@ -10941,20 +9231,14 @@
         </w:rPr>
         <w:t xml:space="preserve">). كان العهد القديم تحديدًا يشير إلى تحوُّل الأمم (مثلًا، </w:t>
       </w:r>
-      <w:hyperlink r:id="rId262">
-        <w:r>
-          <w:rPr>
-            <w:rtl/>
-            <w:cs/>
-            <w:lang w:val="ar_AE" w:bidi="ar_AE"/>
-          </w:rPr>
-          <w:rPr>
-            <w:color w:val="0000EE"/>
-            <w:u w:val="single"/>
-          </w:rPr>
-          <w:t>مزمور 22:27–29</w:t>
-        </w:r>
-      </w:hyperlink>
+      <w:r>
+        <w:rPr>
+          <w:rtl/>
+          <w:cs/>
+          <w:lang w:val="ar_AE" w:bidi="ar_AE"/>
+        </w:rPr>
+        <w:t>مزمور 22:27–29</w:t>
+      </w:r>
       <w:r>
         <w:rPr>
           <w:rtl/>
@@ -10980,20 +9264,14 @@
         </w:rPr>
         <w:t xml:space="preserve">): الأسد غالبًا ما يكون استعارة للأعداء (انظر </w:t>
       </w:r>
-      <w:hyperlink r:id="rId263">
-        <w:r>
-          <w:rPr>
-            <w:rtl/>
-            <w:cs/>
-            <w:lang w:val="ar_AE" w:bidi="ar_AE"/>
-          </w:rPr>
-          <w:rPr>
-            <w:color w:val="0000EE"/>
-            <w:u w:val="single"/>
-          </w:rPr>
-          <w:t>مزمور 7:2</w:t>
-        </w:r>
-      </w:hyperlink>
+      <w:r>
+        <w:rPr>
+          <w:rtl/>
+          <w:cs/>
+          <w:lang w:val="ar_AE" w:bidi="ar_AE"/>
+        </w:rPr>
+        <w:t>مزمور 7:2</w:t>
+      </w:r>
       <w:r>
         <w:rPr>
           <w:rtl/>
@@ -11002,20 +9280,14 @@
         </w:rPr>
         <w:t xml:space="preserve">; </w:t>
       </w:r>
-      <w:hyperlink r:id="rId264">
-        <w:r>
-          <w:rPr>
-            <w:rtl/>
-            <w:cs/>
-            <w:lang w:val="ar_AE" w:bidi="ar_AE"/>
-          </w:rPr>
-          <w:rPr>
-            <w:color w:val="0000EE"/>
-            <w:u w:val="single"/>
-          </w:rPr>
-          <w:t>35:17</w:t>
-        </w:r>
-      </w:hyperlink>
+      <w:r>
+        <w:rPr>
+          <w:rtl/>
+          <w:cs/>
+          <w:lang w:val="ar_AE" w:bidi="ar_AE"/>
+        </w:rPr>
+        <w:t>35:17</w:t>
+      </w:r>
       <w:r>
         <w:rPr>
           <w:rtl/>
@@ -11024,20 +9296,14 @@
         </w:rPr>
         <w:t xml:space="preserve">; قارن </w:t>
       </w:r>
-      <w:hyperlink r:id="rId265">
-        <w:r>
-          <w:rPr>
-            <w:rtl/>
-            <w:cs/>
-            <w:lang w:val="ar_AE" w:bidi="ar_AE"/>
-          </w:rPr>
-          <w:rPr>
-            <w:color w:val="0000EE"/>
-            <w:u w:val="single"/>
-          </w:rPr>
-          <w:t>دانيآل 6</w:t>
-        </w:r>
-      </w:hyperlink>
+      <w:r>
+        <w:rPr>
+          <w:rtl/>
+          <w:cs/>
+          <w:lang w:val="ar_AE" w:bidi="ar_AE"/>
+        </w:rPr>
+        <w:t>دانيآل 6</w:t>
+      </w:r>
       <w:r>
         <w:rPr>
           <w:rtl/>
@@ -11046,20 +9312,14 @@
         </w:rPr>
         <w:t xml:space="preserve">; </w:t>
       </w:r>
-      <w:hyperlink r:id="rId266">
-        <w:r>
-          <w:rPr>
-            <w:rtl/>
-            <w:cs/>
-            <w:lang w:val="ar_AE" w:bidi="ar_AE"/>
-          </w:rPr>
-          <w:rPr>
-            <w:color w:val="0000EE"/>
-            <w:u w:val="single"/>
-          </w:rPr>
-          <w:t>عبرانيين 11:33</w:t>
-        </w:r>
-      </w:hyperlink>
+      <w:r>
+        <w:rPr>
+          <w:rtl/>
+          <w:cs/>
+          <w:lang w:val="ar_AE" w:bidi="ar_AE"/>
+        </w:rPr>
+        <w:t>عبرانيين 11:33</w:t>
+      </w:r>
       <w:r>
         <w:rPr>
           <w:rtl/>
@@ -11068,20 +9328,14 @@
         </w:rPr>
         <w:t>). هنا، قد يشير إلى أسود حقيقية في المدرج الروماني، أو إلى الإمبراطور، أو إلى المُعَلِّمين الكذبة، أو إلى الشيطان (</w:t>
       </w:r>
-      <w:hyperlink r:id="rId267">
-        <w:r>
-          <w:rPr>
-            <w:rtl/>
-            <w:cs/>
-            <w:lang w:val="ar_AE" w:bidi="ar_AE"/>
-          </w:rPr>
-          <w:rPr>
-            <w:color w:val="0000EE"/>
-            <w:u w:val="single"/>
-          </w:rPr>
-          <w:t>1 بطرس 5:8</w:t>
-        </w:r>
-      </w:hyperlink>
+      <w:r>
+        <w:rPr>
+          <w:rtl/>
+          <w:cs/>
+          <w:lang w:val="ar_AE" w:bidi="ar_AE"/>
+        </w:rPr>
+        <w:t>1 بطرس 5:8</w:t>
+      </w:r>
       <w:r>
         <w:rPr>
           <w:rtl/>
@@ -11090,20 +9344,14 @@
         </w:rPr>
         <w:t xml:space="preserve">; قارن </w:t>
       </w:r>
-      <w:hyperlink r:id="rId268">
-        <w:r>
-          <w:rPr>
-            <w:rtl/>
-            <w:cs/>
-            <w:lang w:val="ar_AE" w:bidi="ar_AE"/>
-          </w:rPr>
-          <w:rPr>
-            <w:color w:val="0000EE"/>
-            <w:u w:val="single"/>
-          </w:rPr>
-          <w:t>مزمور 22:21</w:t>
-        </w:r>
-      </w:hyperlink>
+      <w:r>
+        <w:rPr>
+          <w:rtl/>
+          <w:cs/>
+          <w:lang w:val="ar_AE" w:bidi="ar_AE"/>
+        </w:rPr>
+        <w:t>مزمور 22:21</w:t>
+      </w:r>
       <w:r>
         <w:rPr>
           <w:rtl/>
@@ -11179,20 +9427,14 @@
         </w:rPr>
         <w:t>سيظل الله يشدد بولس ويحفظه قويًا في الإيمان (</w:t>
       </w:r>
-      <w:hyperlink r:id="rId269">
-        <w:r>
-          <w:rPr>
-            <w:rtl/>
-            <w:cs/>
-            <w:lang w:val="ar_AE" w:bidi="ar_AE"/>
-          </w:rPr>
-          <w:rPr>
-            <w:color w:val="0000EE"/>
-            <w:u w:val="single"/>
-          </w:rPr>
-          <w:t>4:7</w:t>
-        </w:r>
-      </w:hyperlink>
+      <w:r>
+        <w:rPr>
+          <w:rtl/>
+          <w:cs/>
+          <w:lang w:val="ar_AE" w:bidi="ar_AE"/>
+        </w:rPr>
+        <w:t>4:7</w:t>
+      </w:r>
       <w:r>
         <w:rPr>
           <w:rtl/>
@@ -11201,20 +9443,14 @@
         </w:rPr>
         <w:t xml:space="preserve">) حتى نهاية حياته (انظر </w:t>
       </w:r>
-      <w:hyperlink r:id="rId92">
-        <w:r>
-          <w:rPr>
-            <w:rtl/>
-            <w:cs/>
-            <w:lang w:val="ar_AE" w:bidi="ar_AE"/>
-          </w:rPr>
-          <w:rPr>
-            <w:color w:val="0000EE"/>
-            <w:u w:val="single"/>
-          </w:rPr>
-          <w:t>1:12</w:t>
-        </w:r>
-      </w:hyperlink>
+      <w:r>
+        <w:rPr>
+          <w:rtl/>
+          <w:cs/>
+          <w:lang w:val="ar_AE" w:bidi="ar_AE"/>
+        </w:rPr>
+        <w:t>1:12</w:t>
+      </w:r>
       <w:r>
         <w:rPr>
           <w:rtl/>
@@ -11223,20 +9459,14 @@
         </w:rPr>
         <w:t xml:space="preserve">). • يتناقض ملكوت الرب السماوي مع المملكة الأرضية التي كانت على وشك إصدار الحكم على بولس (انظر أيضًا </w:t>
       </w:r>
-      <w:hyperlink r:id="rId239">
-        <w:r>
-          <w:rPr>
-            <w:rtl/>
-            <w:cs/>
-            <w:lang w:val="ar_AE" w:bidi="ar_AE"/>
-          </w:rPr>
-          <w:rPr>
-            <w:color w:val="0000EE"/>
-            <w:u w:val="single"/>
-          </w:rPr>
-          <w:t>4:1</w:t>
-        </w:r>
-      </w:hyperlink>
+      <w:r>
+        <w:rPr>
+          <w:rtl/>
+          <w:cs/>
+          <w:lang w:val="ar_AE" w:bidi="ar_AE"/>
+        </w:rPr>
+        <w:t>4:1</w:t>
+      </w:r>
       <w:r>
         <w:rPr>
           <w:rtl/>
@@ -11245,20 +9475,14 @@
         </w:rPr>
         <w:t xml:space="preserve">; </w:t>
       </w:r>
-      <w:hyperlink r:id="rId270">
-        <w:r>
-          <w:rPr>
-            <w:rtl/>
-            <w:cs/>
-            <w:lang w:val="ar_AE" w:bidi="ar_AE"/>
-          </w:rPr>
-          <w:rPr>
-            <w:color w:val="0000EE"/>
-            <w:u w:val="single"/>
-          </w:rPr>
-          <w:t>1 كورنثوس 15:48–49</w:t>
-        </w:r>
-      </w:hyperlink>
+      <w:r>
+        <w:rPr>
+          <w:rtl/>
+          <w:cs/>
+          <w:lang w:val="ar_AE" w:bidi="ar_AE"/>
+        </w:rPr>
+        <w:t>1 كورنثوس 15:48–49</w:t>
+      </w:r>
       <w:r>
         <w:rPr>
           <w:rtl/>
@@ -11267,20 +9491,14 @@
         </w:rPr>
         <w:t xml:space="preserve">; </w:t>
       </w:r>
-      <w:hyperlink r:id="rId271">
-        <w:r>
-          <w:rPr>
-            <w:rtl/>
-            <w:cs/>
-            <w:lang w:val="ar_AE" w:bidi="ar_AE"/>
-          </w:rPr>
-          <w:rPr>
-            <w:color w:val="0000EE"/>
-            <w:u w:val="single"/>
-          </w:rPr>
-          <w:t>عبرانيين 12:18–29</w:t>
-        </w:r>
-      </w:hyperlink>
+      <w:r>
+        <w:rPr>
+          <w:rtl/>
+          <w:cs/>
+          <w:lang w:val="ar_AE" w:bidi="ar_AE"/>
+        </w:rPr>
+        <w:t>عبرانيين 12:18–29</w:t>
+      </w:r>
       <w:r>
         <w:rPr>
           <w:rtl/>
@@ -11289,20 +9507,14 @@
         </w:rPr>
         <w:t xml:space="preserve">). • الَّذِي لَهُ الْمَجْدُ ... آمِينَ: تُعَبِّر الدوكسولوجيا (التمجيد) الخاصة ببولس في وجه الإعدام عن الثقة بأن مجد الله سيظل مرفوعًا (قارن </w:t>
       </w:r>
-      <w:hyperlink r:id="rId272">
-        <w:r>
-          <w:rPr>
-            <w:rtl/>
-            <w:cs/>
-            <w:lang w:val="ar_AE" w:bidi="ar_AE"/>
-          </w:rPr>
-          <w:rPr>
-            <w:color w:val="0000EE"/>
-            <w:u w:val="single"/>
-          </w:rPr>
-          <w:t>1 تيموثاوس 1:17</w:t>
-        </w:r>
-      </w:hyperlink>
+      <w:r>
+        <w:rPr>
+          <w:rtl/>
+          <w:cs/>
+          <w:lang w:val="ar_AE" w:bidi="ar_AE"/>
+        </w:rPr>
+        <w:t>1 تيموثاوس 1:17</w:t>
+      </w:r>
       <w:r>
         <w:rPr>
           <w:rtl/>
@@ -11311,20 +9523,14 @@
         </w:rPr>
         <w:t xml:space="preserve">; </w:t>
       </w:r>
-      <w:hyperlink r:id="rId273">
-        <w:r>
-          <w:rPr>
-            <w:rtl/>
-            <w:cs/>
-            <w:lang w:val="ar_AE" w:bidi="ar_AE"/>
-          </w:rPr>
-          <w:rPr>
-            <w:color w:val="0000EE"/>
-            <w:u w:val="single"/>
-          </w:rPr>
-          <w:t>6:15–16</w:t>
-        </w:r>
-      </w:hyperlink>
+      <w:r>
+        <w:rPr>
+          <w:rtl/>
+          <w:cs/>
+          <w:lang w:val="ar_AE" w:bidi="ar_AE"/>
+        </w:rPr>
+        <w:t>6:15–16</w:t>
+      </w:r>
       <w:r>
         <w:rPr>
           <w:rtl/>
@@ -11350,20 +9556,14 @@
         </w:rPr>
         <w:t xml:space="preserve">): يقترح النص اليوناني أن هذا التمجيد يُنسب إلى "الرب" في الجملة السابقة - أي إلى يسوع (قارن </w:t>
       </w:r>
-      <w:hyperlink r:id="rId274">
-        <w:r>
-          <w:rPr>
-            <w:rtl/>
-            <w:cs/>
-            <w:lang w:val="ar_AE" w:bidi="ar_AE"/>
-          </w:rPr>
-          <w:rPr>
-            <w:color w:val="0000EE"/>
-            <w:u w:val="single"/>
-          </w:rPr>
-          <w:t>تيطس 2:13</w:t>
-        </w:r>
-      </w:hyperlink>
+      <w:r>
+        <w:rPr>
+          <w:rtl/>
+          <w:cs/>
+          <w:lang w:val="ar_AE" w:bidi="ar_AE"/>
+        </w:rPr>
+        <w:t>تيطس 2:13</w:t>
+      </w:r>
       <w:r>
         <w:rPr>
           <w:rtl/>
@@ -11439,20 +9639,14 @@
         </w:rPr>
         <w:t>بريسكلّا وأكيلا كانا في أفسس (</w:t>
       </w:r>
-      <w:hyperlink r:id="rId275">
-        <w:r>
-          <w:rPr>
-            <w:rtl/>
-            <w:cs/>
-            <w:lang w:val="ar_AE" w:bidi="ar_AE"/>
-          </w:rPr>
-          <w:rPr>
-            <w:color w:val="0000EE"/>
-            <w:u w:val="single"/>
-          </w:rPr>
-          <w:t>أعمال 18:26</w:t>
-        </w:r>
-      </w:hyperlink>
+      <w:r>
+        <w:rPr>
+          <w:rtl/>
+          <w:cs/>
+          <w:lang w:val="ar_AE" w:bidi="ar_AE"/>
+        </w:rPr>
+        <w:t>أعمال 18:26</w:t>
+      </w:r>
       <w:r>
         <w:rPr>
           <w:rtl/>
@@ -11461,20 +9655,14 @@
         </w:rPr>
         <w:t xml:space="preserve">؛ </w:t>
       </w:r>
-      <w:hyperlink r:id="rId276">
-        <w:r>
-          <w:rPr>
-            <w:rtl/>
-            <w:cs/>
-            <w:lang w:val="ar_AE" w:bidi="ar_AE"/>
-          </w:rPr>
-          <w:rPr>
-            <w:color w:val="0000EE"/>
-            <w:u w:val="single"/>
-          </w:rPr>
-          <w:t>1 كورنثوس 16:19</w:t>
-        </w:r>
-      </w:hyperlink>
+      <w:r>
+        <w:rPr>
+          <w:rtl/>
+          <w:cs/>
+          <w:lang w:val="ar_AE" w:bidi="ar_AE"/>
+        </w:rPr>
+        <w:t>1 كورنثوس 16:19</w:t>
+      </w:r>
       <w:r>
         <w:rPr>
           <w:rtl/>
@@ -11483,20 +9671,14 @@
         </w:rPr>
         <w:t>) وربما كانا هناك في ذلك الوقت. لقد عاشا أيضًا في رومية (</w:t>
       </w:r>
-      <w:hyperlink r:id="rId277">
-        <w:r>
-          <w:rPr>
-            <w:rtl/>
-            <w:cs/>
-            <w:lang w:val="ar_AE" w:bidi="ar_AE"/>
-          </w:rPr>
-          <w:rPr>
-            <w:color w:val="0000EE"/>
-            <w:u w:val="single"/>
-          </w:rPr>
-          <w:t>أعمال 18:2</w:t>
-        </w:r>
-      </w:hyperlink>
+      <w:r>
+        <w:rPr>
+          <w:rtl/>
+          <w:cs/>
+          <w:lang w:val="ar_AE" w:bidi="ar_AE"/>
+        </w:rPr>
+        <w:t>أعمال 18:2</w:t>
+      </w:r>
       <w:r>
         <w:rPr>
           <w:rtl/>
@@ -11505,20 +9687,14 @@
         </w:rPr>
         <w:t xml:space="preserve">؛ </w:t>
       </w:r>
-      <w:hyperlink r:id="rId278">
-        <w:r>
-          <w:rPr>
-            <w:rtl/>
-            <w:cs/>
-            <w:lang w:val="ar_AE" w:bidi="ar_AE"/>
-          </w:rPr>
-          <w:rPr>
-            <w:color w:val="0000EE"/>
-            <w:u w:val="single"/>
-          </w:rPr>
-          <w:t>رومية 16:3</w:t>
-        </w:r>
-      </w:hyperlink>
+      <w:r>
+        <w:rPr>
+          <w:rtl/>
+          <w:cs/>
+          <w:lang w:val="ar_AE" w:bidi="ar_AE"/>
+        </w:rPr>
+        <w:t>رومية 16:3</w:t>
+      </w:r>
       <w:r>
         <w:rPr>
           <w:rtl/>
@@ -11527,20 +9703,14 @@
         </w:rPr>
         <w:t xml:space="preserve">)، حيث كان بولس موجودًا حاليًا. كما قد يشير هذا إلى أن تيموثاوس كان لا يزال في أفسس (انظر </w:t>
       </w:r>
-      <w:hyperlink r:id="rId279">
-        <w:r>
-          <w:rPr>
-            <w:rtl/>
-            <w:cs/>
-            <w:lang w:val="ar_AE" w:bidi="ar_AE"/>
-          </w:rPr>
-          <w:rPr>
-            <w:color w:val="0000EE"/>
-            <w:u w:val="single"/>
-          </w:rPr>
-          <w:t>1 تيموثاوس 1:3</w:t>
-        </w:r>
-      </w:hyperlink>
+      <w:r>
+        <w:rPr>
+          <w:rtl/>
+          <w:cs/>
+          <w:lang w:val="ar_AE" w:bidi="ar_AE"/>
+        </w:rPr>
+        <w:t>1 تيموثاوس 1:3</w:t>
+      </w:r>
       <w:r>
         <w:rPr>
           <w:rtl/>
@@ -11549,20 +9719,14 @@
         </w:rPr>
         <w:t xml:space="preserve">). • يَذكُر بولس بتقدير أُنِيسِيفُورُسَ في </w:t>
       </w:r>
-      <w:hyperlink r:id="rId280">
-        <w:r>
-          <w:rPr>
-            <w:rtl/>
-            <w:cs/>
-            <w:lang w:val="ar_AE" w:bidi="ar_AE"/>
-          </w:rPr>
-          <w:rPr>
-            <w:color w:val="0000EE"/>
-            <w:u w:val="single"/>
-          </w:rPr>
-          <w:t>2 تيموثاوس 1:16</w:t>
-        </w:r>
-      </w:hyperlink>
+      <w:r>
+        <w:rPr>
+          <w:rtl/>
+          <w:cs/>
+          <w:lang w:val="ar_AE" w:bidi="ar_AE"/>
+        </w:rPr>
+        <w:t>2 تيموثاوس 1:16</w:t>
+      </w:r>
       <w:r>
         <w:rPr>
           <w:rtl/>
@@ -11638,20 +9802,14 @@
         </w:rPr>
         <w:t xml:space="preserve">كما هو الحال في العديد من رسائل بولس، تُختتم الرسالة بالتحيات والتعليمات النهائية (مثل، </w:t>
       </w:r>
-      <w:hyperlink r:id="rId281">
-        <w:r>
-          <w:rPr>
-            <w:rtl/>
-            <w:cs/>
-            <w:lang w:val="ar_AE" w:bidi="ar_AE"/>
-          </w:rPr>
-          <w:rPr>
-            <w:color w:val="0000EE"/>
-            <w:u w:val="single"/>
-          </w:rPr>
-          <w:t>رومية 16:1–23</w:t>
-        </w:r>
-      </w:hyperlink>
+      <w:r>
+        <w:rPr>
+          <w:rtl/>
+          <w:cs/>
+          <w:lang w:val="ar_AE" w:bidi="ar_AE"/>
+        </w:rPr>
+        <w:t>رومية 16:1–23</w:t>
+      </w:r>
       <w:r>
         <w:rPr>
           <w:rtl/>
@@ -11660,20 +9818,14 @@
         </w:rPr>
         <w:t xml:space="preserve">؛ </w:t>
       </w:r>
-      <w:hyperlink r:id="rId282">
-        <w:r>
-          <w:rPr>
-            <w:rtl/>
-            <w:cs/>
-            <w:lang w:val="ar_AE" w:bidi="ar_AE"/>
-          </w:rPr>
-          <w:rPr>
-            <w:color w:val="0000EE"/>
-            <w:u w:val="single"/>
-          </w:rPr>
-          <w:t>1 كورنثوس 16:19–21</w:t>
-        </w:r>
-      </w:hyperlink>
+      <w:r>
+        <w:rPr>
+          <w:rtl/>
+          <w:cs/>
+          <w:lang w:val="ar_AE" w:bidi="ar_AE"/>
+        </w:rPr>
+        <w:t>1 كورنثوس 16:19–21</w:t>
+      </w:r>
       <w:r>
         <w:rPr>
           <w:rtl/>
@@ -11682,20 +9834,14 @@
         </w:rPr>
         <w:t xml:space="preserve">؛ </w:t>
       </w:r>
-      <w:hyperlink r:id="rId283">
-        <w:r>
-          <w:rPr>
-            <w:rtl/>
-            <w:cs/>
-            <w:lang w:val="ar_AE" w:bidi="ar_AE"/>
-          </w:rPr>
-          <w:rPr>
-            <w:color w:val="0000EE"/>
-            <w:u w:val="single"/>
-          </w:rPr>
-          <w:t>2 كورنثوس 13:12</w:t>
-        </w:r>
-      </w:hyperlink>
+      <w:r>
+        <w:rPr>
+          <w:rtl/>
+          <w:cs/>
+          <w:lang w:val="ar_AE" w:bidi="ar_AE"/>
+        </w:rPr>
+        <w:t>2 كورنثوس 13:12</w:t>
+      </w:r>
       <w:r>
         <w:rPr>
           <w:rtl/>
@@ -11771,20 +9917,14 @@
         </w:rPr>
         <w:t>كان أَرَاسْتُسُ مقيمًا في كورنثوس (</w:t>
       </w:r>
-      <w:hyperlink r:id="rId284">
-        <w:r>
-          <w:rPr>
-            <w:rtl/>
-            <w:cs/>
-            <w:lang w:val="ar_AE" w:bidi="ar_AE"/>
-          </w:rPr>
-          <w:rPr>
-            <w:color w:val="0000EE"/>
-            <w:u w:val="single"/>
-          </w:rPr>
-          <w:t>أعمال 19:22</w:t>
-        </w:r>
-      </w:hyperlink>
+      <w:r>
+        <w:rPr>
+          <w:rtl/>
+          <w:cs/>
+          <w:lang w:val="ar_AE" w:bidi="ar_AE"/>
+        </w:rPr>
+        <w:t>أعمال 19:22</w:t>
+      </w:r>
       <w:r>
         <w:rPr>
           <w:rtl/>
@@ -11793,20 +9933,14 @@
         </w:rPr>
         <w:t xml:space="preserve">؛ </w:t>
       </w:r>
-      <w:hyperlink r:id="rId285">
-        <w:r>
-          <w:rPr>
-            <w:rtl/>
-            <w:cs/>
-            <w:lang w:val="ar_AE" w:bidi="ar_AE"/>
-          </w:rPr>
-          <w:rPr>
-            <w:color w:val="0000EE"/>
-            <w:u w:val="single"/>
-          </w:rPr>
-          <w:t>رومية 16:23</w:t>
-        </w:r>
-      </w:hyperlink>
+      <w:r>
+        <w:rPr>
+          <w:rtl/>
+          <w:cs/>
+          <w:lang w:val="ar_AE" w:bidi="ar_AE"/>
+        </w:rPr>
+        <w:t>رومية 16:23</w:t>
+      </w:r>
       <w:r>
         <w:rPr>
           <w:rtl/>
@@ -11815,20 +9949,14 @@
         </w:rPr>
         <w:t>). وقد كشفت الحفريات الحديثة عن نقش في كورنثوس يذكر أَرَاسْتُسُ الذي كان أمين خزينة المدينة؛ ومن المحتمل أنه كان نفس الشخص. • تُرُوفِيمُسُ (</w:t>
       </w:r>
-      <w:hyperlink r:id="rId251">
-        <w:r>
-          <w:rPr>
-            <w:rtl/>
-            <w:cs/>
-            <w:lang w:val="ar_AE" w:bidi="ar_AE"/>
-          </w:rPr>
-          <w:rPr>
-            <w:color w:val="0000EE"/>
-            <w:u w:val="single"/>
-          </w:rPr>
-          <w:t>أعمال 20:4</w:t>
-        </w:r>
-      </w:hyperlink>
+      <w:r>
+        <w:rPr>
+          <w:rtl/>
+          <w:cs/>
+          <w:lang w:val="ar_AE" w:bidi="ar_AE"/>
+        </w:rPr>
+        <w:t>أعمال 20:4</w:t>
+      </w:r>
       <w:r>
         <w:rPr>
           <w:rtl/>
@@ -11837,20 +9965,14 @@
         </w:rPr>
         <w:t xml:space="preserve">؛ </w:t>
       </w:r>
-      <w:hyperlink r:id="rId286">
-        <w:r>
-          <w:rPr>
-            <w:rtl/>
-            <w:cs/>
-            <w:lang w:val="ar_AE" w:bidi="ar_AE"/>
-          </w:rPr>
-          <w:rPr>
-            <w:color w:val="0000EE"/>
-            <w:u w:val="single"/>
-          </w:rPr>
-          <w:t>21:29</w:t>
-        </w:r>
-      </w:hyperlink>
+      <w:r>
+        <w:rPr>
+          <w:rtl/>
+          <w:cs/>
+          <w:lang w:val="ar_AE" w:bidi="ar_AE"/>
+        </w:rPr>
+        <w:t>21:29</w:t>
+      </w:r>
       <w:r>
         <w:rPr>
           <w:rtl/>
@@ -11859,20 +9981,14 @@
         </w:rPr>
         <w:t>) كان من أفسس ومرتبطًا بتيخيكس (</w:t>
       </w:r>
-      <w:hyperlink r:id="rId287">
-        <w:r>
-          <w:rPr>
-            <w:rtl/>
-            <w:cs/>
-            <w:lang w:val="ar_AE" w:bidi="ar_AE"/>
-          </w:rPr>
-          <w:rPr>
-            <w:color w:val="0000EE"/>
-            <w:u w:val="single"/>
-          </w:rPr>
-          <w:t>2 تيموثاوس 4:12</w:t>
-        </w:r>
-      </w:hyperlink>
+      <w:r>
+        <w:rPr>
+          <w:rtl/>
+          <w:cs/>
+          <w:lang w:val="ar_AE" w:bidi="ar_AE"/>
+        </w:rPr>
+        <w:t>2 تيموثاوس 4:12</w:t>
+      </w:r>
       <w:r>
         <w:rPr>
           <w:rtl/>
@@ -11948,20 +10064,14 @@
         </w:rPr>
         <w:t xml:space="preserve">قبل الشتاء: كان بولس على الأرجح قلقًا من حدوث تأخير طويل إذا فات تيموثاوس فرصة السفر في الخريف (انظر </w:t>
       </w:r>
-      <w:hyperlink r:id="rId240">
-        <w:r>
-          <w:rPr>
-            <w:rtl/>
-            <w:cs/>
-            <w:lang w:val="ar_AE" w:bidi="ar_AE"/>
-          </w:rPr>
-          <w:rPr>
-            <w:color w:val="0000EE"/>
-            <w:u w:val="single"/>
-          </w:rPr>
-          <w:t>1:4</w:t>
-        </w:r>
-      </w:hyperlink>
+      <w:r>
+        <w:rPr>
+          <w:rtl/>
+          <w:cs/>
+          <w:lang w:val="ar_AE" w:bidi="ar_AE"/>
+        </w:rPr>
+        <w:t>1:4</w:t>
+      </w:r>
       <w:r>
         <w:rPr>
           <w:rtl/>
@@ -11970,20 +10080,14 @@
         </w:rPr>
         <w:t xml:space="preserve">; </w:t>
       </w:r>
-      <w:hyperlink r:id="rId32">
-        <w:r>
-          <w:rPr>
-            <w:rtl/>
-            <w:cs/>
-            <w:lang w:val="ar_AE" w:bidi="ar_AE"/>
-          </w:rPr>
-          <w:rPr>
-            <w:color w:val="0000EE"/>
-            <w:u w:val="single"/>
-          </w:rPr>
-          <w:t>4:9</w:t>
-        </w:r>
-      </w:hyperlink>
+      <w:r>
+        <w:rPr>
+          <w:rtl/>
+          <w:cs/>
+          <w:lang w:val="ar_AE" w:bidi="ar_AE"/>
+        </w:rPr>
+        <w:t>4:9</w:t>
+      </w:r>
       <w:r>
         <w:rPr>
           <w:rtl/>
@@ -11992,20 +10096,14 @@
         </w:rPr>
         <w:t xml:space="preserve">). كان الشتاء يوقف السفر عبر البحر من نوفمبر إلى مارس (انظر </w:t>
       </w:r>
-      <w:hyperlink r:id="rId288">
-        <w:r>
-          <w:rPr>
-            <w:rtl/>
-            <w:cs/>
-            <w:lang w:val="ar_AE" w:bidi="ar_AE"/>
-          </w:rPr>
-          <w:rPr>
-            <w:color w:val="0000EE"/>
-            <w:u w:val="single"/>
-          </w:rPr>
-          <w:t>أعمال الرسل 27:12</w:t>
-        </w:r>
-      </w:hyperlink>
+      <w:r>
+        <w:rPr>
+          <w:rtl/>
+          <w:cs/>
+          <w:lang w:val="ar_AE" w:bidi="ar_AE"/>
+        </w:rPr>
+        <w:t>أعمال الرسل 27:12</w:t>
+      </w:r>
       <w:r>
         <w:rPr>
           <w:rtl/>
@@ -12014,20 +10112,14 @@
         </w:rPr>
         <w:t>). وربما كان بولس قلقًا أيضًا بشأن استلام معطفه (</w:t>
       </w:r>
-      <w:hyperlink r:id="rId289">
-        <w:r>
-          <w:rPr>
-            <w:rtl/>
-            <w:cs/>
-            <w:lang w:val="ar_AE" w:bidi="ar_AE"/>
-          </w:rPr>
-          <w:rPr>
-            <w:color w:val="0000EE"/>
-            <w:u w:val="single"/>
-          </w:rPr>
-          <w:t>2 تيموثاوس 4:13</w:t>
-        </w:r>
-      </w:hyperlink>
+      <w:r>
+        <w:rPr>
+          <w:rtl/>
+          <w:cs/>
+          <w:lang w:val="ar_AE" w:bidi="ar_AE"/>
+        </w:rPr>
+        <w:t>2 تيموثاوس 4:13</w:t>
+      </w:r>
       <w:r>
         <w:rPr>
           <w:rtl/>
@@ -12103,20 +10195,14 @@
         </w:rPr>
         <w:t xml:space="preserve">الصياغة هنا فريدة، ربما لتأكيد ما كان قد ذكره بالفعل في </w:t>
       </w:r>
-      <w:hyperlink r:id="rId290">
-        <w:r>
-          <w:rPr>
-            <w:rtl/>
-            <w:cs/>
-            <w:lang w:val="ar_AE" w:bidi="ar_AE"/>
-          </w:rPr>
-          <w:rPr>
-            <w:color w:val="0000EE"/>
-            <w:u w:val="single"/>
-          </w:rPr>
-          <w:t>1:6–8</w:t>
-        </w:r>
-      </w:hyperlink>
+      <w:r>
+        <w:rPr>
+          <w:rtl/>
+          <w:cs/>
+          <w:lang w:val="ar_AE" w:bidi="ar_AE"/>
+        </w:rPr>
+        <w:t>1:6–8</w:t>
+      </w:r>
       <w:r>
         <w:rPr>
           <w:rtl/>
@@ -12125,20 +10211,14 @@
         </w:rPr>
         <w:t xml:space="preserve">; </w:t>
       </w:r>
-      <w:hyperlink r:id="rId291">
-        <w:r>
-          <w:rPr>
-            <w:rtl/>
-            <w:cs/>
-            <w:lang w:val="ar_AE" w:bidi="ar_AE"/>
-          </w:rPr>
-          <w:rPr>
-            <w:color w:val="0000EE"/>
-            <w:u w:val="single"/>
-          </w:rPr>
-          <w:t>2:1</w:t>
-        </w:r>
-      </w:hyperlink>
+      <w:r>
+        <w:rPr>
+          <w:rtl/>
+          <w:cs/>
+          <w:lang w:val="ar_AE" w:bidi="ar_AE"/>
+        </w:rPr>
+        <w:t>2:1</w:t>
+      </w:r>
       <w:r>
         <w:rPr>
           <w:rtl/>
@@ -12147,20 +10227,14 @@
         </w:rPr>
         <w:t xml:space="preserve"> (قارن </w:t>
       </w:r>
-      <w:hyperlink r:id="rId292">
-        <w:r>
-          <w:rPr>
-            <w:rtl/>
-            <w:cs/>
-            <w:lang w:val="ar_AE" w:bidi="ar_AE"/>
-          </w:rPr>
-          <w:rPr>
-            <w:color w:val="0000EE"/>
-            <w:u w:val="single"/>
-          </w:rPr>
-          <w:t>غلاطية 6:18</w:t>
-        </w:r>
-      </w:hyperlink>
+      <w:r>
+        <w:rPr>
+          <w:rtl/>
+          <w:cs/>
+          <w:lang w:val="ar_AE" w:bidi="ar_AE"/>
+        </w:rPr>
+        <w:t>غلاطية 6:18</w:t>
+      </w:r>
       <w:r>
         <w:rPr>
           <w:rtl/>
@@ -12169,20 +10243,14 @@
         </w:rPr>
         <w:t xml:space="preserve">; </w:t>
       </w:r>
-      <w:hyperlink r:id="rId293">
-        <w:r>
-          <w:rPr>
-            <w:rtl/>
-            <w:cs/>
-            <w:lang w:val="ar_AE" w:bidi="ar_AE"/>
-          </w:rPr>
-          <w:rPr>
-            <w:color w:val="0000EE"/>
-            <w:u w:val="single"/>
-          </w:rPr>
-          <w:t>فيلبي 4:23</w:t>
-        </w:r>
-      </w:hyperlink>
+      <w:r>
+        <w:rPr>
+          <w:rtl/>
+          <w:cs/>
+          <w:lang w:val="ar_AE" w:bidi="ar_AE"/>
+        </w:rPr>
+        <w:t>فيلبي 4:23</w:t>
+      </w:r>
       <w:r>
         <w:rPr>
           <w:rtl/>
@@ -12191,20 +10259,14 @@
         </w:rPr>
         <w:t xml:space="preserve">; </w:t>
       </w:r>
-      <w:hyperlink r:id="rId294">
-        <w:r>
-          <w:rPr>
-            <w:rtl/>
-            <w:cs/>
-            <w:lang w:val="ar_AE" w:bidi="ar_AE"/>
-          </w:rPr>
-          <w:rPr>
-            <w:color w:val="0000EE"/>
-            <w:u w:val="single"/>
-          </w:rPr>
-          <w:t>فليمون 1:25</w:t>
-        </w:r>
-      </w:hyperlink>
+      <w:r>
+        <w:rPr>
+          <w:rtl/>
+          <w:cs/>
+          <w:lang w:val="ar_AE" w:bidi="ar_AE"/>
+        </w:rPr>
+        <w:t>فليمون 1:25</w:t>
+      </w:r>
       <w:r>
         <w:rPr>
           <w:rtl/>
